--- a/08-传感器电路/02-光电传感器电路/光敏电阻检测电路/光敏电阻检测电路.docx
+++ b/08-传感器电路/02-光电传感器电路/光敏电阻检测电路/光敏电阻检测电路.docx
@@ -2460,6 +2460,20 @@
     </w:p>
     <w:bookmarkEnd w:id="26"/>
     <w:bookmarkEnd w:id="27"/>
+    <w:p>
+      <w:pPr>
+        <w:spacing w:before="360"/>
+        <w:jc w:val="center"/>
+      </w:pPr>
+      <w:r>
+        <w:rPr>
+          <w:rFonts w:ascii="Times New Roman" w:hAnsi="Times New Roman"/>
+          <w:color w:val="555555"/>
+          <w:sz w:val="21"/>
+        </w:rPr>
+        <w:t>材料收集者：杜文杰</w:t>
+      </w:r>
+    </w:p>
     <w:sectPr>
       <w:headerReference r:id="rId9" w:type="default"/>
       <w:footerReference r:id="rId10" w:type="default"/>

--- a/08-传感器电路/02-光电传感器电路/光敏电阻检测电路/光敏电阻检测电路.docx
+++ b/08-传感器电路/02-光电传感器电路/光敏电阻检测电路/光敏电阻检测电路.docx
@@ -1,6 +1,6 @@
 
 <file path=word/document.xml><?xml version="1.0" encoding="utf-8"?>
-<w:document xmlns:w="http://schemas.openxmlformats.org/wordprocessingml/2006/main" xmlns:m="http://schemas.openxmlformats.org/officeDocument/2006/math" xmlns:r="http://schemas.openxmlformats.org/officeDocument/2006/relationships" xmlns:o="urn:schemas-microsoft-com:office:office" xmlns:v="urn:schemas-microsoft-com:vml" xmlns:w10="urn:schemas-microsoft-com:office:word" xmlns:a="http://schemas.openxmlformats.org/drawingml/2006/main" xmlns:pic="http://schemas.openxmlformats.org/drawingml/2006/picture" xmlns:wp="http://schemas.openxmlformats.org/drawingml/2006/wordprocessingDrawing">
+<w:document xmlns:m="http://schemas.openxmlformats.org/officeDocument/2006/math" xmlns:r="http://schemas.openxmlformats.org/officeDocument/2006/relationships" xmlns:w="http://schemas.openxmlformats.org/wordprocessingml/2006/main" xmlns:o="urn:schemas-microsoft-com:office:office" xmlns:v="urn:schemas-microsoft-com:vml" xmlns:w10="urn:schemas-microsoft-com:office:word" xmlns:a="http://schemas.openxmlformats.org/drawingml/2006/main" xmlns:pic="http://schemas.openxmlformats.org/drawingml/2006/picture" xmlns:wp="http://schemas.openxmlformats.org/drawingml/2006/wordprocessingDrawing">
   <w:body>
     <w:bookmarkStart w:id="27" w:name="光敏电阻检测电路"/>
     <w:p>
@@ -9,7 +9,7 @@
       </w:pPr>
       <w:r>
         <w:rPr>
-          <w:rFonts w:hint="eastAsia"/>
+          <w:rFonts w:hint="eastAsia" w:eastAsia="黑体"/>
         </w:rPr>
         <w:t xml:space="preserve">光敏电阻检测电路</w:t>
       </w:r>
@@ -21,7 +21,7 @@
       </w:pPr>
       <w:r>
         <w:rPr>
-          <w:rFonts w:hint="eastAsia"/>
+          <w:rFonts w:hint="eastAsia" w:eastAsia="黑体"/>
         </w:rPr>
         <w:t xml:space="preserve">拓扑描述</w:t>
       </w:r>
@@ -32,16 +32,19 @@
       </w:pPr>
       <w:r>
         <w:rPr>
-          <w:rFonts w:hint="eastAsia"/>
+          <w:rFonts w:hint="eastAsia" w:eastAsia="黑体"/>
         </w:rPr>
         <w:t xml:space="preserve">由</w:t>
       </w:r>
       <w:r>
+        <w:rPr>
+          <w:rFonts w:eastAsia="黑体"/>
+        </w:rPr>
         <w:t xml:space="preserve"> </w:t>
       </w:r>
       <w:r>
         <w:rPr>
-          <w:rFonts w:hint="eastAsia"/>
+          <w:rFonts w:hint="eastAsia" w:eastAsia="黑体"/>
           <w:b/>
           <w:bCs/>
         </w:rPr>
@@ -49,6 +52,7 @@
       </w:r>
       <w:r>
         <w:rPr>
+          <w:rFonts w:eastAsia="黑体"/>
           <w:b/>
           <w:bCs/>
         </w:rPr>
@@ -75,11 +79,14 @@
         </m:sSub>
       </m:oMath>
       <w:r>
+        <w:rPr>
+          <w:rFonts w:eastAsia="黑体"/>
+        </w:rPr>
         <w:t xml:space="preserve">、</w:t>
       </w:r>
       <w:r>
         <w:rPr>
-          <w:rFonts w:hint="eastAsia"/>
+          <w:rFonts w:hint="eastAsia" w:eastAsia="黑体"/>
           <w:b/>
           <w:bCs/>
         </w:rPr>
@@ -87,6 +94,7 @@
       </w:r>
       <w:r>
         <w:rPr>
+          <w:rFonts w:eastAsia="黑体"/>
           <w:b/>
           <w:bCs/>
         </w:rPr>
@@ -107,20 +115,26 @@
         </m:sSub>
       </m:oMath>
       <w:r>
+        <w:rPr>
+          <w:rFonts w:eastAsia="黑体"/>
+        </w:rPr>
         <w:t xml:space="preserve"> </w:t>
       </w:r>
       <w:r>
         <w:rPr>
-          <w:rFonts w:hint="eastAsia"/>
+          <w:rFonts w:hint="eastAsia" w:eastAsia="黑体"/>
         </w:rPr>
         <w:t xml:space="preserve">与</w:t>
       </w:r>
       <w:r>
+        <w:rPr>
+          <w:rFonts w:eastAsia="黑体"/>
+        </w:rPr>
         <w:t xml:space="preserve"> </w:t>
       </w:r>
       <w:r>
         <w:rPr>
-          <w:rFonts w:hint="eastAsia"/>
+          <w:rFonts w:hint="eastAsia" w:eastAsia="黑体"/>
           <w:b/>
           <w:bCs/>
         </w:rPr>
@@ -128,99 +142,26 @@
       </w:r>
       <w:r>
         <w:rPr>
-          <w:rFonts w:hint="eastAsia"/>
+          <w:rFonts w:hint="eastAsia" w:eastAsia="黑体"/>
         </w:rPr>
         <w:t xml:space="preserve">（运算放大器/比较器或</w:t>
       </w:r>
       <w:r>
-        <w:t xml:space="preserve"> </w:t>
-      </w:r>
-      <w:r>
         <w:rPr>
-          <w:rFonts w:hint="eastAsia"/>
-        </w:rPr>
-        <w:t xml:space="preserve">ADC）组成分压网络，另接参考电压</w:t>
-      </w:r>
-      <w:r>
-        <w:t xml:space="preserve"> </w:t>
-      </w:r>
-      <m:oMath>
-        <m:sSub>
-          <m:e>
-            <m:r>
-              <m:t>V</m:t>
-            </m:r>
-          </m:e>
-          <m:sub>
-            <m:r>
-              <m:t>r</m:t>
-            </m:r>
-            <m:r>
-              <m:t>e</m:t>
-            </m:r>
-            <m:r>
-              <m:t>f</m:t>
-            </m:r>
-          </m:sub>
-        </m:sSub>
-      </m:oMath>
-      <w:r>
-        <w:t xml:space="preserve"> </w:t>
-      </w:r>
-      <w:r>
-        <w:rPr>
-          <w:rFonts w:hint="eastAsia"/>
-        </w:rPr>
-        <w:t xml:space="preserve">与地</w:t>
-      </w:r>
-      <w:r>
-        <w:t xml:space="preserve"> </w:t>
-      </w:r>
-      <w:r>
-        <w:rPr>
-          <w:rFonts w:hint="eastAsia"/>
-        </w:rPr>
-        <w:t xml:space="preserve">GND。电路共有</w:t>
-      </w:r>
-      <w:r>
-        <w:t xml:space="preserve"> 3 </w:t>
-      </w:r>
-      <w:r>
-        <w:rPr>
-          <w:rFonts w:hint="eastAsia"/>
-        </w:rPr>
-        <w:t xml:space="preserve">个关键节点：</w:t>
-      </w:r>
-      <w:r>
-        <w:rPr>
-          <w:rFonts w:hint="eastAsia"/>
-          <w:b/>
-          <w:bCs/>
-        </w:rPr>
-        <w:t xml:space="preserve">节点①</w:t>
-      </w:r>
-      <w:r>
-        <w:rPr>
-          <w:b/>
-          <w:bCs/>
+          <w:rFonts w:eastAsia="黑体"/>
         </w:rPr>
         <w:t xml:space="preserve"> </w:t>
       </w:r>
       <w:r>
         <w:rPr>
-          <w:rFonts w:hint="eastAsia"/>
-          <w:b/>
-          <w:bCs/>
+          <w:rFonts w:hint="eastAsia" w:eastAsia="黑体"/>
         </w:rPr>
-        <w:t xml:space="preserve">参考电压节点</w:t>
+        <w:t xml:space="preserve">ADC）组成分压网络，另接参考电压</w:t>
       </w:r>
       <w:r>
         <w:rPr>
-          <w:rFonts w:hint="eastAsia"/>
+          <w:rFonts w:eastAsia="黑体"/>
         </w:rPr>
-        <w:t xml:space="preserve">（接参考电压</w:t>
-      </w:r>
-      <w:r>
         <w:t xml:space="preserve"> </w:t>
       </w:r>
       <m:oMath>
@@ -245,11 +186,106 @@
       </m:oMath>
       <w:r>
         <w:rPr>
-          <w:rFonts w:hint="eastAsia"/>
+          <w:rFonts w:eastAsia="黑体"/>
+        </w:rPr>
+        <w:t xml:space="preserve"> </w:t>
+      </w:r>
+      <w:r>
+        <w:rPr>
+          <w:rFonts w:hint="eastAsia" w:eastAsia="黑体"/>
+        </w:rPr>
+        <w:t xml:space="preserve">与地</w:t>
+      </w:r>
+      <w:r>
+        <w:rPr>
+          <w:rFonts w:eastAsia="黑体"/>
+        </w:rPr>
+        <w:t xml:space="preserve"> </w:t>
+      </w:r>
+      <w:r>
+        <w:rPr>
+          <w:rFonts w:hint="eastAsia" w:eastAsia="黑体"/>
+        </w:rPr>
+        <w:t xml:space="preserve">GND。电路共有</w:t>
+      </w:r>
+      <w:r>
+        <w:rPr>
+          <w:rFonts w:eastAsia="黑体"/>
+        </w:rPr>
+        <w:t xml:space="preserve"> 3 </w:t>
+      </w:r>
+      <w:r>
+        <w:rPr>
+          <w:rFonts w:hint="eastAsia" w:eastAsia="黑体"/>
+        </w:rPr>
+        <w:t xml:space="preserve">个关键节点：</w:t>
+      </w:r>
+      <w:r>
+        <w:rPr>
+          <w:rFonts w:hint="eastAsia" w:eastAsia="黑体"/>
+          <w:b/>
+          <w:bCs/>
+        </w:rPr>
+        <w:t xml:space="preserve">节点①</w:t>
+      </w:r>
+      <w:r>
+        <w:rPr>
+          <w:rFonts w:eastAsia="黑体"/>
+          <w:b/>
+          <w:bCs/>
+        </w:rPr>
+        <w:t xml:space="preserve"> </w:t>
+      </w:r>
+      <w:r>
+        <w:rPr>
+          <w:rFonts w:hint="eastAsia" w:eastAsia="黑体"/>
+          <w:b/>
+          <w:bCs/>
+        </w:rPr>
+        <w:t xml:space="preserve">参考电压节点</w:t>
+      </w:r>
+      <w:r>
+        <w:rPr>
+          <w:rFonts w:hint="eastAsia" w:eastAsia="黑体"/>
+        </w:rPr>
+        <w:t xml:space="preserve">（接参考电压</w:t>
+      </w:r>
+      <w:r>
+        <w:rPr>
+          <w:rFonts w:eastAsia="黑体"/>
+        </w:rPr>
+        <w:t xml:space="preserve"> </w:t>
+      </w:r>
+      <m:oMath>
+        <m:sSub>
+          <m:e>
+            <m:r>
+              <m:t>V</m:t>
+            </m:r>
+          </m:e>
+          <m:sub>
+            <m:r>
+              <m:t>r</m:t>
+            </m:r>
+            <m:r>
+              <m:t>e</m:t>
+            </m:r>
+            <m:r>
+              <m:t>f</m:t>
+            </m:r>
+          </m:sub>
+        </m:sSub>
+      </m:oMath>
+      <w:r>
+        <w:rPr>
+          <w:rFonts w:hint="eastAsia" w:eastAsia="黑体"/>
         </w:rPr>
         <w:t xml:space="preserve">，与</w:t>
       </w:r>
       <w:r>
+        <w:rPr>
+          <w:rFonts w:eastAsia="黑体"/>
+        </w:rPr>
         <w:t xml:space="preserve"> </w:t>
       </w:r>
       <m:oMath>
@@ -273,17 +309,20 @@
         </m:sSub>
       </m:oMath>
       <w:r>
+        <w:rPr>
+          <w:rFonts w:eastAsia="黑体"/>
+        </w:rPr>
         <w:t xml:space="preserve"> </w:t>
       </w:r>
       <w:r>
         <w:rPr>
-          <w:rFonts w:hint="eastAsia"/>
+          <w:rFonts w:hint="eastAsia" w:eastAsia="黑体"/>
         </w:rPr>
         <w:t xml:space="preserve">的上端相连）；</w:t>
       </w:r>
       <w:r>
         <w:rPr>
-          <w:rFonts w:hint="eastAsia"/>
+          <w:rFonts w:hint="eastAsia" w:eastAsia="黑体"/>
           <w:b/>
           <w:bCs/>
         </w:rPr>
@@ -291,6 +330,7 @@
       </w:r>
       <w:r>
         <w:rPr>
+          <w:rFonts w:eastAsia="黑体"/>
           <w:b/>
           <w:bCs/>
         </w:rPr>
@@ -298,7 +338,7 @@
       </w:r>
       <w:r>
         <w:rPr>
-          <w:rFonts w:hint="eastAsia"/>
+          <w:rFonts w:hint="eastAsia" w:eastAsia="黑体"/>
           <w:b/>
           <w:bCs/>
         </w:rPr>
@@ -306,7 +346,7 @@
       </w:r>
       <w:r>
         <w:rPr>
-          <w:rFonts w:hint="eastAsia"/>
+          <w:rFonts w:hint="eastAsia" w:eastAsia="黑体"/>
         </w:rPr>
         <w:t xml:space="preserve">（</w:t>
       </w:r>
@@ -331,11 +371,14 @@
         </m:sSub>
       </m:oMath>
       <w:r>
+        <w:rPr>
+          <w:rFonts w:eastAsia="黑体"/>
+        </w:rPr>
         <w:t xml:space="preserve"> </w:t>
       </w:r>
       <w:r>
         <w:rPr>
-          <w:rFonts w:hint="eastAsia"/>
+          <w:rFonts w:hint="eastAsia" w:eastAsia="黑体"/>
         </w:rPr>
         <w:t xml:space="preserve">的下端、</w:t>
       </w:r>
@@ -354,15 +397,21 @@
         </m:sSub>
       </m:oMath>
       <w:r>
+        <w:rPr>
+          <w:rFonts w:eastAsia="黑体"/>
+        </w:rPr>
         <w:t xml:space="preserve"> </w:t>
       </w:r>
       <w:r>
         <w:rPr>
-          <w:rFonts w:hint="eastAsia"/>
+          <w:rFonts w:hint="eastAsia" w:eastAsia="黑体"/>
         </w:rPr>
         <w:t xml:space="preserve">的上端与后级采样输入三者相连，作为输出</w:t>
       </w:r>
       <w:r>
+        <w:rPr>
+          <w:rFonts w:eastAsia="黑体"/>
+        </w:rPr>
         <w:t xml:space="preserve"> </w:t>
       </w:r>
       <m:oMath>
@@ -387,13 +436,13 @@
       </m:oMath>
       <w:r>
         <w:rPr>
-          <w:rFonts w:hint="eastAsia"/>
+          <w:rFonts w:hint="eastAsia" w:eastAsia="黑体"/>
         </w:rPr>
         <w:t xml:space="preserve">）；</w:t>
       </w:r>
       <w:r>
         <w:rPr>
-          <w:rFonts w:hint="eastAsia"/>
+          <w:rFonts w:hint="eastAsia" w:eastAsia="黑体"/>
           <w:b/>
           <w:bCs/>
         </w:rPr>
@@ -401,6 +450,7 @@
       </w:r>
       <w:r>
         <w:rPr>
+          <w:rFonts w:eastAsia="黑体"/>
           <w:b/>
           <w:bCs/>
         </w:rPr>
@@ -408,7 +458,7 @@
       </w:r>
       <w:r>
         <w:rPr>
-          <w:rFonts w:hint="eastAsia"/>
+          <w:rFonts w:hint="eastAsia" w:eastAsia="黑体"/>
           <w:b/>
           <w:bCs/>
         </w:rPr>
@@ -416,7 +466,7 @@
       </w:r>
       <w:r>
         <w:rPr>
-          <w:rFonts w:hint="eastAsia"/>
+          <w:rFonts w:hint="eastAsia" w:eastAsia="黑体"/>
         </w:rPr>
         <w:t xml:space="preserve">（</w:t>
       </w:r>
@@ -435,20 +485,26 @@
         </m:sSub>
       </m:oMath>
       <w:r>
+        <w:rPr>
+          <w:rFonts w:eastAsia="黑体"/>
+        </w:rPr>
         <w:t xml:space="preserve"> </w:t>
       </w:r>
       <w:r>
         <w:rPr>
-          <w:rFonts w:hint="eastAsia"/>
+          <w:rFonts w:hint="eastAsia" w:eastAsia="黑体"/>
         </w:rPr>
         <w:t xml:space="preserve">的下端接地</w:t>
       </w:r>
       <w:r>
+        <w:rPr>
+          <w:rFonts w:eastAsia="黑体"/>
+        </w:rPr>
         <w:t xml:space="preserve"> </w:t>
       </w:r>
       <w:r>
         <w:rPr>
-          <w:rFonts w:hint="eastAsia"/>
+          <w:rFonts w:hint="eastAsia" w:eastAsia="黑体"/>
         </w:rPr>
         <w:t xml:space="preserve">GND）。</w:t>
       </w:r>
@@ -457,7 +513,7 @@
       <w:pPr/>
       <w:r>
         <w:rPr>
-          <w:rFonts w:hint="eastAsia"/>
+          <w:rFonts w:hint="eastAsia" w:eastAsia="黑体"/>
         </w:rPr>
         <w:t xml:space="preserve">各元件管脚连接：</w:t>
       </w:r>
@@ -482,11 +538,14 @@
         </m:sSub>
       </m:oMath>
       <w:r>
+        <w:rPr>
+          <w:rFonts w:eastAsia="黑体"/>
+        </w:rPr>
         <w:t xml:space="preserve"> </w:t>
       </w:r>
       <w:r>
         <w:rPr>
-          <w:rFonts w:hint="eastAsia"/>
+          <w:rFonts w:hint="eastAsia" w:eastAsia="黑体"/>
         </w:rPr>
         <w:t xml:space="preserve">一端接节点①、另一端接节点②；</w:t>
       </w:r>
@@ -505,17 +564,20 @@
         </m:sSub>
       </m:oMath>
       <w:r>
+        <w:rPr>
+          <w:rFonts w:eastAsia="黑体"/>
+        </w:rPr>
         <w:t xml:space="preserve"> </w:t>
       </w:r>
       <w:r>
         <w:rPr>
-          <w:rFonts w:hint="eastAsia"/>
+          <w:rFonts w:hint="eastAsia" w:eastAsia="黑体"/>
         </w:rPr>
         <w:t xml:space="preserve">一端接节点②、另一端接节点③；</w:t>
       </w:r>
       <w:r>
         <w:rPr>
-          <w:rFonts w:hint="eastAsia"/>
+          <w:rFonts w:hint="eastAsia" w:eastAsia="黑体"/>
           <w:b/>
           <w:bCs/>
         </w:rPr>
@@ -523,11 +585,14 @@
       </w:r>
       <w:r>
         <w:rPr>
-          <w:rFonts w:hint="eastAsia"/>
+          <w:rFonts w:hint="eastAsia" w:eastAsia="黑体"/>
         </w:rPr>
         <w:t xml:space="preserve">输入接节点②。若把</w:t>
       </w:r>
       <w:r>
+        <w:rPr>
+          <w:rFonts w:eastAsia="黑体"/>
+        </w:rPr>
         <w:t xml:space="preserve"> </w:t>
       </w:r>
       <m:oMath>
@@ -551,15 +616,21 @@
         </m:sSub>
       </m:oMath>
       <w:r>
+        <w:rPr>
+          <w:rFonts w:eastAsia="黑体"/>
+        </w:rPr>
         <w:t xml:space="preserve"> </w:t>
       </w:r>
       <w:r>
         <w:rPr>
-          <w:rFonts w:hint="eastAsia"/>
+          <w:rFonts w:hint="eastAsia" w:eastAsia="黑体"/>
         </w:rPr>
         <w:t xml:space="preserve">与</w:t>
       </w:r>
       <w:r>
+        <w:rPr>
+          <w:rFonts w:eastAsia="黑体"/>
+        </w:rPr>
         <w:t xml:space="preserve"> </w:t>
       </w:r>
       <m:oMath>
@@ -577,11 +648,14 @@
         </m:sSub>
       </m:oMath>
       <w:r>
+        <w:rPr>
+          <w:rFonts w:eastAsia="黑体"/>
+        </w:rPr>
         <w:t xml:space="preserve"> </w:t>
       </w:r>
       <w:r>
         <w:rPr>
-          <w:rFonts w:hint="eastAsia"/>
+          <w:rFonts w:hint="eastAsia" w:eastAsia="黑体"/>
         </w:rPr>
         <w:t xml:space="preserve">位置互换（</w:t>
       </w:r>
@@ -606,15 +680,21 @@
         </m:sSub>
       </m:oMath>
       <w:r>
+        <w:rPr>
+          <w:rFonts w:eastAsia="黑体"/>
+        </w:rPr>
         <w:t xml:space="preserve"> </w:t>
       </w:r>
       <w:r>
         <w:rPr>
-          <w:rFonts w:hint="eastAsia"/>
+          <w:rFonts w:hint="eastAsia" w:eastAsia="黑体"/>
         </w:rPr>
         <w:t xml:space="preserve">接下臂），则输出</w:t>
       </w:r>
       <w:r>
+        <w:rPr>
+          <w:rFonts w:eastAsia="黑体"/>
+        </w:rPr>
         <w:t xml:space="preserve"> </w:t>
       </w:r>
       <m:oMath>
@@ -732,7 +812,7 @@
       </m:oMath>
       <w:r>
         <w:rPr>
-          <w:rFonts w:hint="eastAsia"/>
+          <w:rFonts w:hint="eastAsia" w:eastAsia="黑体"/>
         </w:rPr>
         <w:t xml:space="preserve">，输出随光照的极性相反。</w:t>
       </w:r>
@@ -741,16 +821,19 @@
       <w:pPr/>
       <w:r>
         <w:rPr>
-          <w:rFonts w:hint="eastAsia"/>
+          <w:rFonts w:hint="eastAsia" w:eastAsia="黑体"/>
         </w:rPr>
         <w:t xml:space="preserve">由此构成”LDR</w:t>
       </w:r>
       <w:r>
+        <w:rPr>
+          <w:rFonts w:eastAsia="黑体"/>
+        </w:rPr>
         <w:t xml:space="preserve"> </w:t>
       </w:r>
       <w:r>
         <w:rPr>
-          <w:rFonts w:hint="eastAsia"/>
+          <w:rFonts w:hint="eastAsia" w:eastAsia="黑体"/>
         </w:rPr>
         <w:t xml:space="preserve">接上臂、</w:t>
       </w:r>
@@ -769,15 +852,21 @@
         </m:sSub>
       </m:oMath>
       <w:r>
+        <w:rPr>
+          <w:rFonts w:eastAsia="黑体"/>
+        </w:rPr>
         <w:t xml:space="preserve"> </w:t>
       </w:r>
       <w:r>
         <w:rPr>
-          <w:rFonts w:hint="eastAsia"/>
+          <w:rFonts w:hint="eastAsia" w:eastAsia="黑体"/>
         </w:rPr>
         <w:t xml:space="preserve">接下臂”的分压测光组态，光强增大时</w:t>
       </w:r>
       <w:r>
+        <w:rPr>
+          <w:rFonts w:eastAsia="黑体"/>
+        </w:rPr>
         <w:t xml:space="preserve"> </w:t>
       </w:r>
       <m:oMath>
@@ -801,15 +890,21 @@
         </m:sSub>
       </m:oMath>
       <w:r>
+        <w:rPr>
+          <w:rFonts w:eastAsia="黑体"/>
+        </w:rPr>
         <w:t xml:space="preserve"> </w:t>
       </w:r>
       <w:r>
         <w:rPr>
-          <w:rFonts w:hint="eastAsia"/>
+          <w:rFonts w:hint="eastAsia" w:eastAsia="黑体"/>
         </w:rPr>
         <w:t xml:space="preserve">减小、输出</w:t>
       </w:r>
       <w:r>
+        <w:rPr>
+          <w:rFonts w:eastAsia="黑体"/>
+        </w:rPr>
         <w:t xml:space="preserve"> </w:t>
       </w:r>
       <m:oMath>
@@ -920,11 +1015,14 @@
         </m:f>
       </m:oMath>
       <w:r>
+        <w:rPr>
+          <w:rFonts w:eastAsia="黑体"/>
+        </w:rPr>
         <w:t xml:space="preserve"> </w:t>
       </w:r>
       <w:r>
         <w:rPr>
-          <w:rFonts w:hint="eastAsia"/>
+          <w:rFonts w:hint="eastAsia" w:eastAsia="黑体"/>
         </w:rPr>
         <w:t xml:space="preserve">升高，用于测光与路灯控制。</w:t>
       </w:r>
@@ -937,7 +1035,7 @@
       </w:pPr>
       <w:r>
         <w:rPr>
-          <w:rFonts w:hint="eastAsia"/>
+          <w:rFonts w:hint="eastAsia" w:eastAsia="黑体"/>
         </w:rPr>
         <w:t xml:space="preserve">工作原理</w:t>
       </w:r>
@@ -948,52 +1046,67 @@
       </w:pPr>
       <w:r>
         <w:rPr>
-          <w:rFonts w:hint="eastAsia"/>
+          <w:rFonts w:hint="eastAsia" w:eastAsia="黑体"/>
         </w:rPr>
         <w:t xml:space="preserve">无光时</w:t>
       </w:r>
       <w:r>
+        <w:rPr>
+          <w:rFonts w:eastAsia="黑体"/>
+        </w:rPr>
         <w:t xml:space="preserve"> LDR </w:t>
       </w:r>
       <w:r>
         <w:rPr>
-          <w:rFonts w:hint="eastAsia"/>
+          <w:rFonts w:hint="eastAsia" w:eastAsia="黑体"/>
         </w:rPr>
         <w:t xml:space="preserve">阻值极高（MΩ</w:t>
       </w:r>
       <w:r>
+        <w:rPr>
+          <w:rFonts w:eastAsia="黑体"/>
+        </w:rPr>
         <w:t xml:space="preserve"> </w:t>
       </w:r>
       <w:r>
         <w:rPr>
-          <w:rFonts w:hint="eastAsia"/>
+          <w:rFonts w:hint="eastAsia" w:eastAsia="黑体"/>
         </w:rPr>
         <w:t xml:space="preserve">级），有光时降至数百欧~数千欧。分压点电压随</w:t>
       </w:r>
       <w:r>
+        <w:rPr>
+          <w:rFonts w:eastAsia="黑体"/>
+        </w:rPr>
         <w:t xml:space="preserve"> LDR </w:t>
       </w:r>
       <w:r>
         <w:rPr>
-          <w:rFonts w:hint="eastAsia"/>
+          <w:rFonts w:hint="eastAsia" w:eastAsia="黑体"/>
         </w:rPr>
         <w:t xml:space="preserve">阻值变化：接上臂时，光强增大</w:t>
       </w:r>
       <w:r>
+        <w:rPr>
+          <w:rFonts w:eastAsia="黑体"/>
+        </w:rPr>
         <w:t xml:space="preserve"> → LDR </w:t>
       </w:r>
       <w:r>
         <w:rPr>
-          <w:rFonts w:hint="eastAsia"/>
+          <w:rFonts w:hint="eastAsia" w:eastAsia="黑体"/>
         </w:rPr>
         <w:t xml:space="preserve">减小</w:t>
       </w:r>
       <w:r>
+        <w:rPr>
+          <w:rFonts w:eastAsia="黑体"/>
+        </w:rPr>
         <w:t xml:space="preserve"> → </w:t>
       </w:r>
       <w:r>
         <w:rPr>
-          <w:rFonts w:hint="eastAsia"/>
+          <w:rFonts w:hint="eastAsia" w:eastAsia="黑体"/>
         </w:rPr>
         <w:t xml:space="preserve">输出电压升高，从而把光强的变化转换为电压变化。</w:t>
       </w:r>
@@ -1006,7 +1119,7 @@
       </w:pPr>
       <w:r>
         <w:rPr>
-          <w:rFonts w:hint="eastAsia"/>
+          <w:rFonts w:hint="eastAsia" w:eastAsia="黑体"/>
         </w:rPr>
         <w:t xml:space="preserve">关键计算公式</w:t>
       </w:r>
@@ -1020,7 +1133,7 @@
       </w:pPr>
       <w:r>
         <w:rPr>
-          <w:rFonts w:hint="eastAsia"/>
+          <w:rFonts w:hint="eastAsia" w:eastAsia="黑体"/>
         </w:rPr>
         <w:t xml:space="preserve">光敏电阻接上臂时输出电压：</w:t>
       </w:r>
@@ -1152,7 +1265,7 @@
       </w:pPr>
       <w:r>
         <w:rPr>
-          <w:rFonts w:hint="eastAsia"/>
+          <w:rFonts w:hint="eastAsia" w:eastAsia="黑体"/>
         </w:rPr>
         <w:t xml:space="preserve">光敏电阻接下臂时输出电压：</w:t>
       </w:r>
@@ -1290,25 +1403,31 @@
       </w:pPr>
       <w:r>
         <w:rPr>
-          <w:rFonts w:hint="eastAsia"/>
+          <w:rFonts w:hint="eastAsia" w:eastAsia="黑体"/>
         </w:rPr>
         <w:t xml:space="preserve">阻值随照度近似关系（γ</w:t>
       </w:r>
       <w:r>
+        <w:rPr>
+          <w:rFonts w:eastAsia="黑体"/>
+        </w:rPr>
         <w:t xml:space="preserve"> </w:t>
       </w:r>
       <w:r>
         <w:rPr>
-          <w:rFonts w:hint="eastAsia"/>
+          <w:rFonts w:hint="eastAsia" w:eastAsia="黑体"/>
         </w:rPr>
         <w:t xml:space="preserve">为经验指数，约</w:t>
       </w:r>
       <w:r>
+        <w:rPr>
+          <w:rFonts w:eastAsia="黑体"/>
+        </w:rPr>
         <w:t xml:space="preserve"> </w:t>
       </w:r>
       <w:r>
         <w:rPr>
-          <w:rFonts w:hint="eastAsia"/>
+          <w:rFonts w:hint="eastAsia" w:eastAsia="黑体"/>
         </w:rPr>
         <w:t xml:space="preserve">0.7~0.9）：</w:t>
       </w:r>
@@ -1408,7 +1527,7 @@
             </w:pPr>
             <w:r>
               <w:rPr>
-                <w:rFonts w:hint="eastAsia"/>
+                <w:rFonts w:hint="eastAsia" w:eastAsia="黑体"/>
               </w:rPr>
               <w:t xml:space="preserve">符号</w:t>
             </w:r>
@@ -1422,7 +1541,7 @@
             </w:pPr>
             <w:r>
               <w:rPr>
-                <w:rFonts w:hint="eastAsia"/>
+                <w:rFonts w:hint="eastAsia" w:eastAsia="黑体"/>
               </w:rPr>
               <w:t xml:space="preserve">含义</w:t>
             </w:r>
@@ -1436,7 +1555,7 @@
             </w:pPr>
             <w:r>
               <w:rPr>
-                <w:rFonts w:hint="eastAsia"/>
+                <w:rFonts w:hint="eastAsia" w:eastAsia="黑体"/>
               </w:rPr>
               <w:t xml:space="preserve">单位</w:t>
             </w:r>
@@ -1471,6 +1590,9 @@
               </m:sSub>
             </m:oMath>
             <w:r>
+              <w:rPr>
+                <w:rFonts w:eastAsia="黑体"/>
+              </w:rPr>
               <w:t xml:space="preserve">​</w:t>
             </w:r>
           </w:p>
@@ -1483,7 +1605,7 @@
             </w:pPr>
             <w:r>
               <w:rPr>
-                <w:rFonts w:hint="eastAsia"/>
+                <w:rFonts w:hint="eastAsia" w:eastAsia="黑体"/>
               </w:rPr>
               <w:t xml:space="preserve">光敏电阻阻值</w:t>
             </w:r>
@@ -1496,6 +1618,9 @@
               <w:pStyle w:val="Compact"/>
             </w:pPr>
             <w:r>
+              <w:rPr>
+                <w:rFonts w:eastAsia="黑体"/>
+              </w:rPr>
               <w:t xml:space="preserve">Ω</w:t>
             </w:r>
           </w:p>
@@ -1523,6 +1648,9 @@
               </m:sSub>
             </m:oMath>
             <w:r>
+              <w:rPr>
+                <w:rFonts w:eastAsia="黑体"/>
+              </w:rPr>
               <w:t xml:space="preserve">​</w:t>
             </w:r>
           </w:p>
@@ -1535,7 +1663,7 @@
             </w:pPr>
             <w:r>
               <w:rPr>
-                <w:rFonts w:hint="eastAsia"/>
+                <w:rFonts w:hint="eastAsia" w:eastAsia="黑体"/>
               </w:rPr>
               <w:t xml:space="preserve">固定分压电阻</w:t>
             </w:r>
@@ -1548,6 +1676,9 @@
               <w:pStyle w:val="Compact"/>
             </w:pPr>
             <w:r>
+              <w:rPr>
+                <w:rFonts w:eastAsia="黑体"/>
+              </w:rPr>
               <w:t xml:space="preserve">Ω</w:t>
             </w:r>
           </w:p>
@@ -1581,6 +1712,9 @@
               </m:sSub>
             </m:oMath>
             <w:r>
+              <w:rPr>
+                <w:rFonts w:eastAsia="黑体"/>
+              </w:rPr>
               <w:t xml:space="preserve">​</w:t>
             </w:r>
           </w:p>
@@ -1593,7 +1727,7 @@
             </w:pPr>
             <w:r>
               <w:rPr>
-                <w:rFonts w:hint="eastAsia"/>
+                <w:rFonts w:hint="eastAsia" w:eastAsia="黑体"/>
               </w:rPr>
               <w:t xml:space="preserve">参考电压</w:t>
             </w:r>
@@ -1606,6 +1740,9 @@
               <w:pStyle w:val="Compact"/>
             </w:pPr>
             <w:r>
+              <w:rPr>
+                <w:rFonts w:eastAsia="黑体"/>
+              </w:rPr>
               <w:t xml:space="preserve">V</w:t>
             </w:r>
           </w:p>
@@ -1624,6 +1761,9 @@
               </m:r>
             </m:oMath>
             <w:r>
+              <w:rPr>
+                <w:rFonts w:eastAsia="黑体"/>
+              </w:rPr>
               <w:t xml:space="preserve">​</w:t>
             </w:r>
           </w:p>
@@ -1636,7 +1776,7 @@
             </w:pPr>
             <w:r>
               <w:rPr>
-                <w:rFonts w:hint="eastAsia"/>
+                <w:rFonts w:hint="eastAsia" w:eastAsia="黑体"/>
               </w:rPr>
               <w:t xml:space="preserve">照度</w:t>
             </w:r>
@@ -1649,6 +1789,9 @@
               <w:pStyle w:val="Compact"/>
             </w:pPr>
             <w:r>
+              <w:rPr>
+                <w:rFonts w:eastAsia="黑体"/>
+              </w:rPr>
               <w:t xml:space="preserve">lx</w:t>
             </w:r>
           </w:p>
@@ -1667,6 +1810,9 @@
               </m:r>
             </m:oMath>
             <w:r>
+              <w:rPr>
+                <w:rFonts w:eastAsia="黑体"/>
+              </w:rPr>
               <w:t xml:space="preserve">​</w:t>
             </w:r>
           </w:p>
@@ -1679,7 +1825,7 @@
             </w:pPr>
             <w:r>
               <w:rPr>
-                <w:rFonts w:hint="eastAsia"/>
+                <w:rFonts w:hint="eastAsia" w:eastAsia="黑体"/>
               </w:rPr>
               <w:t xml:space="preserve">器件常数</w:t>
             </w:r>
@@ -1692,6 +1838,9 @@
               <w:pStyle w:val="Compact"/>
             </w:pPr>
             <w:r>
+              <w:rPr>
+                <w:rFonts w:eastAsia="黑体"/>
+              </w:rPr>
               <w:t xml:space="preserve">Ω·lx^γ</w:t>
             </w:r>
           </w:p>
@@ -1710,6 +1859,9 @@
               </m:r>
             </m:oMath>
             <w:r>
+              <w:rPr>
+                <w:rFonts w:eastAsia="黑体"/>
+              </w:rPr>
               <w:t xml:space="preserve">​</w:t>
             </w:r>
           </w:p>
@@ -1722,7 +1874,7 @@
             </w:pPr>
             <w:r>
               <w:rPr>
-                <w:rFonts w:hint="eastAsia"/>
+                <w:rFonts w:hint="eastAsia" w:eastAsia="黑体"/>
               </w:rPr>
               <w:t xml:space="preserve">照度指数</w:t>
             </w:r>
@@ -1735,6 +1887,9 @@
               <w:pStyle w:val="Compact"/>
             </w:pPr>
             <w:r>
+              <w:rPr>
+                <w:rFonts w:eastAsia="黑体"/>
+              </w:rPr>
               <w:t xml:space="preserve">—</w:t>
             </w:r>
           </w:p>
@@ -1749,7 +1904,7 @@
       </w:pPr>
       <w:r>
         <w:rPr>
-          <w:rFonts w:hint="eastAsia"/>
+          <w:rFonts w:hint="eastAsia" w:eastAsia="黑体"/>
         </w:rPr>
         <w:t xml:space="preserve">元件调整影响</w:t>
       </w:r>
@@ -1764,38 +1919,51 @@
       </w:pPr>
       <w:r>
         <w:rPr>
+          <w:rFonts w:eastAsia="黑体"/>
           <w:b/>
           <w:bCs/>
         </w:rPr>
         <w:t xml:space="preserve">R1 ↑</w:t>
       </w:r>
       <w:r>
+        <w:rPr>
+          <w:rFonts w:eastAsia="黑体"/>
+        </w:rPr>
         <w:t xml:space="preserve"> </w:t>
       </w:r>
       <w:r>
+        <w:rPr>
+          <w:rFonts w:eastAsia="黑体"/>
+        </w:rPr>
         <w:t xml:space="preserve">→ </w:t>
       </w:r>
       <w:r>
         <w:rPr>
-          <w:rFonts w:hint="eastAsia"/>
+          <w:rFonts w:hint="eastAsia" w:eastAsia="黑体"/>
         </w:rPr>
         <w:t xml:space="preserve">分压灵敏度改变，最灵敏点出现在</w:t>
       </w:r>
       <w:r>
+        <w:rPr>
+          <w:rFonts w:eastAsia="黑体"/>
+        </w:rPr>
         <w:t xml:space="preserve"> R1 </w:t>
       </w:r>
       <w:r>
         <w:rPr>
-          <w:rFonts w:hint="eastAsia"/>
+          <w:rFonts w:hint="eastAsia" w:eastAsia="黑体"/>
         </w:rPr>
         <w:t xml:space="preserve">与</w:t>
       </w:r>
       <w:r>
+        <w:rPr>
+          <w:rFonts w:eastAsia="黑体"/>
+        </w:rPr>
         <w:t xml:space="preserve"> R_LDR </w:t>
       </w:r>
       <w:r>
         <w:rPr>
-          <w:rFonts w:hint="eastAsia"/>
+          <w:rFonts w:hint="eastAsia" w:eastAsia="黑体"/>
         </w:rPr>
         <w:t xml:space="preserve">相当时。</w:t>
       </w:r>
@@ -1810,7 +1978,7 @@
       </w:pPr>
       <w:r>
         <w:rPr>
-          <w:rFonts w:hint="eastAsia"/>
+          <w:rFonts w:hint="eastAsia" w:eastAsia="黑体"/>
           <w:b/>
           <w:bCs/>
         </w:rPr>
@@ -1818,20 +1986,27 @@
       </w:r>
       <w:r>
         <w:rPr>
+          <w:rFonts w:eastAsia="黑体"/>
           <w:b/>
           <w:bCs/>
         </w:rPr>
         <w:t xml:space="preserve"> ↑</w:t>
       </w:r>
       <w:r>
+        <w:rPr>
+          <w:rFonts w:eastAsia="黑体"/>
+        </w:rPr>
         <w:t xml:space="preserve"> </w:t>
       </w:r>
       <w:r>
+        <w:rPr>
+          <w:rFonts w:eastAsia="黑体"/>
+        </w:rPr>
         <w:t xml:space="preserve">→ R_LDR </w:t>
       </w:r>
       <w:r>
         <w:rPr>
-          <w:rFonts w:hint="eastAsia"/>
+          <w:rFonts w:hint="eastAsia" w:eastAsia="黑体"/>
         </w:rPr>
         <w:t xml:space="preserve">下降，接上臂时输出升高，接下臂时输出降低。</w:t>
       </w:r>
@@ -1845,20 +2020,26 @@
         </w:numPr>
       </w:pPr>
       <w:r>
+        <w:rPr>
+          <w:rFonts w:eastAsia="黑体"/>
+        </w:rPr>
         <w:t xml:space="preserve">R1 </w:t>
       </w:r>
       <w:r>
         <w:rPr>
-          <w:rFonts w:hint="eastAsia"/>
+          <w:rFonts w:hint="eastAsia" w:eastAsia="黑体"/>
         </w:rPr>
         <w:t xml:space="preserve">取值应兼顾量程与分压线性，通常取与工作照度下</w:t>
       </w:r>
       <w:r>
+        <w:rPr>
+          <w:rFonts w:eastAsia="黑体"/>
+        </w:rPr>
         <w:t xml:space="preserve"> R_LDR </w:t>
       </w:r>
       <w:r>
         <w:rPr>
-          <w:rFonts w:hint="eastAsia"/>
+          <w:rFonts w:hint="eastAsia" w:eastAsia="黑体"/>
         </w:rPr>
         <w:t xml:space="preserve">同数量级。</w:t>
       </w:r>
@@ -1872,11 +2053,14 @@
         </w:numPr>
       </w:pPr>
       <w:r>
+        <w:rPr>
+          <w:rFonts w:eastAsia="黑体"/>
+        </w:rPr>
         <w:t xml:space="preserve">LDR </w:t>
       </w:r>
       <w:r>
         <w:rPr>
-          <w:rFonts w:hint="eastAsia"/>
+          <w:rFonts w:hint="eastAsia" w:eastAsia="黑体"/>
         </w:rPr>
         <w:t xml:space="preserve">响应慢、有记忆（光敏滞后），不适合高速变化光的测量。</w:t>
       </w:r>
@@ -1889,7 +2073,7 @@
       </w:pPr>
       <w:r>
         <w:rPr>
-          <w:rFonts w:hint="eastAsia"/>
+          <w:rFonts w:hint="eastAsia" w:eastAsia="黑体"/>
         </w:rPr>
         <w:t xml:space="preserve">典型参数示例</w:t>
       </w:r>
@@ -1904,11 +2088,14 @@
       </w:pPr>
       <w:r>
         <w:rPr>
-          <w:rFonts w:hint="eastAsia"/>
+          <w:rFonts w:hint="eastAsia" w:eastAsia="黑体"/>
         </w:rPr>
         <w:t xml:space="preserve">设</w:t>
       </w:r>
       <w:r>
+        <w:rPr>
+          <w:rFonts w:eastAsia="黑体"/>
+        </w:rPr>
         <w:t xml:space="preserve"> </w:t>
       </w:r>
       <m:oMath>
@@ -1951,6 +2138,9 @@
         </m:r>
       </m:oMath>
       <w:r>
+        <w:rPr>
+          <w:rFonts w:eastAsia="黑体"/>
+        </w:rPr>
         <w:t xml:space="preserve">、</w:t>
       </w:r>
       <m:oMath>
@@ -1988,11 +2178,14 @@
       </m:oMath>
       <w:r>
         <w:rPr>
-          <w:rFonts w:hint="eastAsia"/>
+          <w:rFonts w:hint="eastAsia" w:eastAsia="黑体"/>
         </w:rPr>
         <w:t xml:space="preserve">、亮时</w:t>
       </w:r>
       <w:r>
+        <w:rPr>
+          <w:rFonts w:eastAsia="黑体"/>
+        </w:rPr>
         <w:t xml:space="preserve"> </w:t>
       </w:r>
       <m:oMath>
@@ -2036,7 +2229,7 @@
       </m:oMath>
       <w:r>
         <w:rPr>
-          <w:rFonts w:hint="eastAsia"/>
+          <w:rFonts w:hint="eastAsia" w:eastAsia="黑体"/>
         </w:rPr>
         <w:t xml:space="preserve">（接上臂）：</w:t>
       </w:r>
@@ -2119,6 +2312,9 @@
         </m:r>
       </m:oMath>
       <w:r>
+        <w:rPr>
+          <w:rFonts w:eastAsia="黑体"/>
+        </w:rPr>
         <w:t xml:space="preserve">。</w:t>
       </w:r>
     </w:p>
@@ -2132,11 +2328,14 @@
       </w:pPr>
       <w:r>
         <w:rPr>
-          <w:rFonts w:hint="eastAsia"/>
+          <w:rFonts w:hint="eastAsia" w:eastAsia="黑体"/>
         </w:rPr>
         <w:t xml:space="preserve">暗时</w:t>
       </w:r>
       <w:r>
+        <w:rPr>
+          <w:rFonts w:eastAsia="黑体"/>
+        </w:rPr>
         <w:t xml:space="preserve"> </w:t>
       </w:r>
       <m:oMath>
@@ -2180,7 +2379,7 @@
       </m:oMath>
       <w:r>
         <w:rPr>
-          <w:rFonts w:hint="eastAsia"/>
+          <w:rFonts w:hint="eastAsia" w:eastAsia="黑体"/>
         </w:rPr>
         <w:t xml:space="preserve">：</w:t>
       </w:r>
@@ -2263,6 +2462,9 @@
         </m:r>
       </m:oMath>
       <w:r>
+        <w:rPr>
+          <w:rFonts w:eastAsia="黑体"/>
+        </w:rPr>
         <w:t xml:space="preserve">。</w:t>
       </w:r>
     </w:p>
@@ -2274,7 +2476,7 @@
       </w:pPr>
       <w:r>
         <w:rPr>
-          <w:rFonts w:hint="eastAsia"/>
+          <w:rFonts w:hint="eastAsia" w:eastAsia="黑体"/>
         </w:rPr>
         <w:t xml:space="preserve">常见器件型号</w:t>
       </w:r>
@@ -2289,16 +2491,19 @@
       </w:pPr>
       <w:r>
         <w:rPr>
-          <w:rFonts w:hint="eastAsia"/>
+          <w:rFonts w:hint="eastAsia" w:eastAsia="黑体"/>
         </w:rPr>
         <w:t xml:space="preserve">光敏电阻：GL5516、GL5528、GL5537/LDR</w:t>
       </w:r>
       <w:r>
+        <w:rPr>
+          <w:rFonts w:eastAsia="黑体"/>
+        </w:rPr>
         <w:t xml:space="preserve"> </w:t>
       </w:r>
       <w:r>
         <w:rPr>
-          <w:rFonts w:hint="eastAsia"/>
+          <w:rFonts w:hint="eastAsia" w:eastAsia="黑体"/>
         </w:rPr>
         <w:t xml:space="preserve">系列。</w:t>
       </w:r>
@@ -2313,7 +2518,7 @@
       </w:pPr>
       <w:r>
         <w:rPr>
-          <w:rFonts w:hint="eastAsia"/>
+          <w:rFonts w:hint="eastAsia" w:eastAsia="黑体"/>
         </w:rPr>
         <w:t xml:space="preserve">后级比较器：LM393、LM339。</w:t>
       </w:r>
@@ -2326,7 +2531,7 @@
       </w:pPr>
       <w:r>
         <w:rPr>
-          <w:rFonts w:hint="eastAsia"/>
+          <w:rFonts w:hint="eastAsia" w:eastAsia="黑体"/>
         </w:rPr>
         <w:t xml:space="preserve">注意事项</w:t>
       </w:r>
@@ -2341,16 +2546,19 @@
       </w:pPr>
       <w:r>
         <w:rPr>
-          <w:rFonts w:hint="eastAsia"/>
+          <w:rFonts w:hint="eastAsia" w:eastAsia="黑体"/>
         </w:rPr>
         <w:t xml:space="preserve">光敏电阻含硫化镉（CdS），欧盟</w:t>
       </w:r>
       <w:r>
+        <w:rPr>
+          <w:rFonts w:eastAsia="黑体"/>
+        </w:rPr>
         <w:t xml:space="preserve"> RoHS </w:t>
       </w:r>
       <w:r>
         <w:rPr>
-          <w:rFonts w:hint="eastAsia"/>
+          <w:rFonts w:hint="eastAsia" w:eastAsia="黑体"/>
         </w:rPr>
         <w:t xml:space="preserve">限用，注意合规性。</w:t>
       </w:r>
@@ -2365,16 +2573,19 @@
       </w:pPr>
       <w:r>
         <w:rPr>
-          <w:rFonts w:hint="eastAsia"/>
+          <w:rFonts w:hint="eastAsia" w:eastAsia="黑体"/>
         </w:rPr>
         <w:t xml:space="preserve">响应与恢复时间较长（几十</w:t>
       </w:r>
       <w:r>
+        <w:rPr>
+          <w:rFonts w:eastAsia="黑体"/>
+        </w:rPr>
         <w:t xml:space="preserve"> </w:t>
       </w:r>
       <w:r>
         <w:rPr>
-          <w:rFonts w:hint="eastAsia"/>
+          <w:rFonts w:hint="eastAsia" w:eastAsia="黑体"/>
         </w:rPr>
         <w:t xml:space="preserve">ms~秒级），不能用于高速光脉冲。</w:t>
       </w:r>
@@ -2389,7 +2600,7 @@
       </w:pPr>
       <w:r>
         <w:rPr>
-          <w:rFonts w:hint="eastAsia"/>
+          <w:rFonts w:hint="eastAsia" w:eastAsia="黑体"/>
         </w:rPr>
         <w:t xml:space="preserve">阻值离散性和温度系数较大，精密测量需校准或改用光敏二极管。</w:t>
       </w:r>
@@ -2404,16 +2615,19 @@
       </w:pPr>
       <w:r>
         <w:rPr>
-          <w:rFonts w:hint="eastAsia"/>
+          <w:rFonts w:hint="eastAsia" w:eastAsia="黑体"/>
         </w:rPr>
         <w:t xml:space="preserve">注意分压电阻与</w:t>
       </w:r>
       <w:r>
+        <w:rPr>
+          <w:rFonts w:eastAsia="黑体"/>
+        </w:rPr>
         <w:t xml:space="preserve"> LDR </w:t>
       </w:r>
       <w:r>
         <w:rPr>
-          <w:rFonts w:hint="eastAsia"/>
+          <w:rFonts w:hint="eastAsia" w:eastAsia="黑体"/>
         </w:rPr>
         <w:t xml:space="preserve">的位置决定输出随光强的极性。</w:t>
       </w:r>
@@ -2426,7 +2640,7 @@
       </w:pPr>
       <w:r>
         <w:rPr>
-          <w:rFonts w:hint="eastAsia"/>
+          <w:rFonts w:hint="eastAsia" w:eastAsia="黑体"/>
         </w:rPr>
         <w:t xml:space="preserve">参考资料</w:t>
       </w:r>
@@ -2440,6 +2654,9 @@
         </w:numPr>
       </w:pPr>
       <w:r>
+        <w:rPr>
+          <w:rFonts w:eastAsia="黑体"/>
+        </w:rPr>
         <w:t xml:space="preserve">Wikipedia: Photoresistor。</w:t>
       </w:r>
     </w:p>
@@ -2453,7 +2670,7 @@
       </w:pPr>
       <w:r>
         <w:rPr>
-          <w:rFonts w:hint="eastAsia"/>
+          <w:rFonts w:hint="eastAsia" w:eastAsia="黑体"/>
         </w:rPr>
         <w:t xml:space="preserve">《传感器与检测技术》。</w:t>
       </w:r>
@@ -2467,11 +2684,11 @@
       </w:pPr>
       <w:r>
         <w:rPr>
-          <w:rFonts w:ascii="Times New Roman" w:hAnsi="Times New Roman"/>
+          <w:rFonts w:ascii="Times New Roman" w:hAnsi="Times New Roman" w:eastAsia="黑体"/>
           <w:color w:val="555555"/>
           <w:sz w:val="21"/>
         </w:rPr>
-        <w:t>材料收集者：杜文杰</w:t>
+        <w:t>材料收集者：杜文杰，WX手机：19519196569，QQ:3478827729</w:t>
       </w:r>
     </w:p>
     <w:sectPr>
@@ -2491,7 +2708,7 @@
 </file>
 
 <file path=word/footer1.xml><?xml version="1.0" encoding="utf-8"?>
-<w:ftr xmlns:m="http://schemas.openxmlformats.org/officeDocument/2006/math" xmlns:mc="http://schemas.openxmlformats.org/markup-compatibility/2006" xmlns:mo="http://schemas.microsoft.com/office/mac/office/2008/main" xmlns:mv="urn:schemas-microsoft-com:mac:vml" xmlns:o="urn:schemas-microsoft-com:office:office" xmlns:r="http://schemas.openxmlformats.org/officeDocument/2006/relationships" xmlns:v="urn:schemas-microsoft-com:vml" xmlns:w10="urn:schemas-microsoft-com:office:word" xmlns:w14="http://schemas.microsoft.com/office/word/2010/wordml" xmlns:w="http://schemas.openxmlformats.org/wordprocessingml/2006/main" xmlns:wne="http://schemas.microsoft.com/office/word/2006/wordml" xmlns:wp14="http://schemas.microsoft.com/office/word/2010/wordprocessingDrawing" xmlns:wp="http://schemas.openxmlformats.org/drawingml/2006/wordprocessingDrawing" xmlns:wpc="http://schemas.microsoft.com/office/word/2010/wordprocessingCanvas" xmlns:wpg="http://schemas.microsoft.com/office/word/2010/wordprocessingGroup" xmlns:wpi="http://schemas.microsoft.com/office/word/2010/wordprocessingInk" xmlns:wps="http://schemas.microsoft.com/office/word/2010/wordprocessingShape" mc:Ignorable="w14 wp14">
+<w:ftr xmlns:mc="http://schemas.openxmlformats.org/markup-compatibility/2006" xmlns:w="http://schemas.openxmlformats.org/wordprocessingml/2006/main" xmlns:m="http://schemas.openxmlformats.org/officeDocument/2006/math" xmlns:mo="http://schemas.microsoft.com/office/mac/office/2008/main" xmlns:mv="urn:schemas-microsoft-com:mac:vml" xmlns:o="urn:schemas-microsoft-com:office:office" xmlns:r="http://schemas.openxmlformats.org/officeDocument/2006/relationships" xmlns:v="urn:schemas-microsoft-com:vml" xmlns:w10="urn:schemas-microsoft-com:office:word" xmlns:w14="http://schemas.microsoft.com/office/word/2010/wordml" xmlns:wne="http://schemas.microsoft.com/office/word/2006/wordml" xmlns:wp14="http://schemas.microsoft.com/office/word/2010/wordprocessingDrawing" xmlns:wp="http://schemas.openxmlformats.org/drawingml/2006/wordprocessingDrawing" xmlns:wpc="http://schemas.microsoft.com/office/word/2010/wordprocessingCanvas" xmlns:wpg="http://schemas.microsoft.com/office/word/2010/wordprocessingGroup" xmlns:wpi="http://schemas.microsoft.com/office/word/2010/wordprocessingInk" xmlns:wps="http://schemas.microsoft.com/office/word/2010/wordprocessingShape" mc:Ignorable="w14 wp14">
   <w:p>
     <w:pPr>
       <w:pStyle w:val="Footer"/>
@@ -2499,12 +2716,14 @@
     </w:pPr>
     <w:r>
       <w:rPr>
+        <w:rFonts w:eastAsia="黑体"/>
         <w:sz w:val="18"/>
       </w:rPr>
       <w:t xml:space="preserve">第 </w:t>
     </w:r>
     <w:r>
       <w:rPr>
+        <w:rFonts w:eastAsia="黑体"/>
         <w:sz w:val="18"/>
       </w:rPr>
       <w:fldChar w:fldCharType="begin"/>
@@ -2513,6 +2732,7 @@
     </w:r>
     <w:r>
       <w:rPr>
+        <w:rFonts w:eastAsia="黑体"/>
         <w:sz w:val="18"/>
       </w:rPr>
       <w:t xml:space="preserve"> 页</w:t>
@@ -2526,6 +2746,9 @@
   <w:footnote w:type="continuationSeparator" w:id="0">
     <w:p>
       <w:r>
+        <w:rPr>
+          <w:rFonts w:eastAsia="黑体"/>
+        </w:rPr>
         <w:continuationSeparator/>
       </w:r>
     </w:p>
@@ -2533,6 +2756,9 @@
   <w:footnote w:type="separator" w:id="-1">
     <w:p>
       <w:r>
+        <w:rPr>
+          <w:rFonts w:eastAsia="黑体"/>
+        </w:rPr>
         <w:separator/>
       </w:r>
     </w:p>
@@ -2541,7 +2767,7 @@
 </file>
 
 <file path=word/header1.xml><?xml version="1.0" encoding="utf-8"?>
-<w:hdr xmlns:m="http://schemas.openxmlformats.org/officeDocument/2006/math" xmlns:mc="http://schemas.openxmlformats.org/markup-compatibility/2006" xmlns:mo="http://schemas.microsoft.com/office/mac/office/2008/main" xmlns:mv="urn:schemas-microsoft-com:mac:vml" xmlns:o="urn:schemas-microsoft-com:office:office" xmlns:r="http://schemas.openxmlformats.org/officeDocument/2006/relationships" xmlns:v="urn:schemas-microsoft-com:vml" xmlns:w10="urn:schemas-microsoft-com:office:word" xmlns:w14="http://schemas.microsoft.com/office/word/2010/wordml" xmlns:w="http://schemas.openxmlformats.org/wordprocessingml/2006/main" xmlns:wne="http://schemas.microsoft.com/office/word/2006/wordml" xmlns:wp14="http://schemas.microsoft.com/office/word/2010/wordprocessingDrawing" xmlns:wp="http://schemas.openxmlformats.org/drawingml/2006/wordprocessingDrawing" xmlns:wpc="http://schemas.microsoft.com/office/word/2010/wordprocessingCanvas" xmlns:wpg="http://schemas.microsoft.com/office/word/2010/wordprocessingGroup" xmlns:wpi="http://schemas.microsoft.com/office/word/2010/wordprocessingInk" xmlns:wps="http://schemas.microsoft.com/office/word/2010/wordprocessingShape" mc:Ignorable="w14 wp14">
+<w:hdr xmlns:mc="http://schemas.openxmlformats.org/markup-compatibility/2006" xmlns:w="http://schemas.openxmlformats.org/wordprocessingml/2006/main" xmlns:m="http://schemas.openxmlformats.org/officeDocument/2006/math" xmlns:mo="http://schemas.microsoft.com/office/mac/office/2008/main" xmlns:mv="urn:schemas-microsoft-com:mac:vml" xmlns:o="urn:schemas-microsoft-com:office:office" xmlns:r="http://schemas.openxmlformats.org/officeDocument/2006/relationships" xmlns:v="urn:schemas-microsoft-com:vml" xmlns:w10="urn:schemas-microsoft-com:office:word" xmlns:w14="http://schemas.microsoft.com/office/word/2010/wordml" xmlns:wne="http://schemas.microsoft.com/office/word/2006/wordml" xmlns:wp14="http://schemas.microsoft.com/office/word/2010/wordprocessingDrawing" xmlns:wp="http://schemas.openxmlformats.org/drawingml/2006/wordprocessingDrawing" xmlns:wpc="http://schemas.microsoft.com/office/word/2010/wordprocessingCanvas" xmlns:wpg="http://schemas.microsoft.com/office/word/2010/wordprocessingGroup" xmlns:wpi="http://schemas.microsoft.com/office/word/2010/wordprocessingInk" xmlns:wps="http://schemas.microsoft.com/office/word/2010/wordprocessingShape" mc:Ignorable="w14 wp14">
   <w:p>
     <w:pPr>
       <w:pStyle w:val="Header"/>
@@ -2549,7 +2775,7 @@
     </w:pPr>
     <w:r>
       <w:rPr>
-        <w:rFonts w:ascii="Times New Roman" w:hAnsi="Times New Roman"/>
+        <w:rFonts w:ascii="Times New Roman" w:hAnsi="Times New Roman" w:eastAsia="黑体"/>
         <w:sz w:val="18"/>
         <w:rFonts w:eastAsia="黑体"/>
         <w:rFonts w:eastAsia="黑体"/>
@@ -2561,7 +2787,7 @@
 </file>
 
 <file path=word/numbering.xml><?xml version="1.0" encoding="utf-8"?>
-<w:numbering xmlns:m="http://schemas.openxmlformats.org/officeDocument/2006/math" xmlns:mc="http://schemas.openxmlformats.org/markup-compatibility/2006" xmlns:mo="http://schemas.microsoft.com/office/mac/office/2008/main" xmlns:mv="urn:schemas-microsoft-com:mac:vml" xmlns:o="urn:schemas-microsoft-com:office:office" xmlns:r="http://schemas.openxmlformats.org/officeDocument/2006/relationships" xmlns:v="urn:schemas-microsoft-com:vml" xmlns:w="http://schemas.openxmlformats.org/wordprocessingml/2006/main" xmlns:w10="urn:schemas-microsoft-com:office:word" xmlns:w14="http://schemas.microsoft.com/office/word/2010/wordml" xmlns:wne="http://schemas.microsoft.com/office/word/2006/wordml" xmlns:wp="http://schemas.openxmlformats.org/drawingml/2006/wordprocessingDrawing" xmlns:wp14="http://schemas.microsoft.com/office/word/2010/wordprocessingDrawing" xmlns:wpc="http://schemas.microsoft.com/office/word/2010/wordprocessingCanvas" xmlns:wpg="http://schemas.microsoft.com/office/word/2010/wordprocessingGroup" xmlns:wpi="http://schemas.microsoft.com/office/word/2010/wordprocessingInk" xmlns:wps="http://schemas.microsoft.com/office/word/2010/wordprocessingShape" mc:Ignorable="w14 wp14">
+<w:numbering xmlns:mc="http://schemas.openxmlformats.org/markup-compatibility/2006" xmlns:w="http://schemas.openxmlformats.org/wordprocessingml/2006/main" xmlns:m="http://schemas.openxmlformats.org/officeDocument/2006/math" xmlns:mo="http://schemas.microsoft.com/office/mac/office/2008/main" xmlns:mv="urn:schemas-microsoft-com:mac:vml" xmlns:o="urn:schemas-microsoft-com:office:office" xmlns:r="http://schemas.openxmlformats.org/officeDocument/2006/relationships" xmlns:v="urn:schemas-microsoft-com:vml" xmlns:w10="urn:schemas-microsoft-com:office:word" xmlns:w14="http://schemas.microsoft.com/office/word/2010/wordml" xmlns:wne="http://schemas.microsoft.com/office/word/2006/wordml" xmlns:wp="http://schemas.openxmlformats.org/drawingml/2006/wordprocessingDrawing" xmlns:wp14="http://schemas.microsoft.com/office/word/2010/wordprocessingDrawing" xmlns:wpc="http://schemas.microsoft.com/office/word/2010/wordprocessingCanvas" xmlns:wpg="http://schemas.microsoft.com/office/word/2010/wordprocessingGroup" xmlns:wpi="http://schemas.microsoft.com/office/word/2010/wordprocessingInk" xmlns:wps="http://schemas.microsoft.com/office/word/2010/wordprocessingShape" mc:Ignorable="w14 wp14">
   <w:abstractNum w:abstractNumId="0">
     <w:nsid w:val="FFFFFF7C"/>
     <w:multiLevelType w:val="singleLevel"/>
@@ -2648,7 +2874,7 @@
         <w:ind w:hanging="360" w:left="1440"/>
       </w:pPr>
       <w:rPr>
-        <w:rFonts w:ascii="Symbol" w:hAnsi="Symbol" w:hint="default"/>
+        <w:rFonts w:ascii="Symbol" w:hAnsi="Symbol" w:hint="default" w:eastAsia="黑体"/>
       </w:rPr>
     </w:lvl>
   </w:abstractNum>
@@ -2669,7 +2895,7 @@
         <w:ind w:hanging="360" w:left="1080"/>
       </w:pPr>
       <w:rPr>
-        <w:rFonts w:ascii="Symbol" w:hAnsi="Symbol" w:hint="default"/>
+        <w:rFonts w:ascii="Symbol" w:hAnsi="Symbol" w:hint="default" w:eastAsia="黑体"/>
       </w:rPr>
     </w:lvl>
   </w:abstractNum>
@@ -2690,7 +2916,7 @@
         <w:ind w:hanging="360" w:left="720"/>
       </w:pPr>
       <w:rPr>
-        <w:rFonts w:ascii="Symbol" w:hAnsi="Symbol" w:hint="default"/>
+        <w:rFonts w:ascii="Symbol" w:hAnsi="Symbol" w:hint="default" w:eastAsia="黑体"/>
       </w:rPr>
     </w:lvl>
   </w:abstractNum>
@@ -2729,7 +2955,7 @@
         <w:ind w:hanging="360" w:left="360"/>
       </w:pPr>
       <w:rPr>
-        <w:rFonts w:ascii="Symbol" w:hAnsi="Symbol" w:hint="default"/>
+        <w:rFonts w:ascii="Symbol" w:hAnsi="Symbol" w:hint="default" w:eastAsia="黑体"/>
       </w:rPr>
     </w:lvl>
   </w:abstractNum>
@@ -2820,7 +3046,7 @@
         <w:ind w:left="720" w:hanging="360"/>
       </w:pPr>
       <w:rPr>
-        <w:rFonts w:ascii="Symbol" w:hAnsi="Symbol" w:cs="Symbol" w:hint="default"/>
+        <w:rFonts w:ascii="Symbol" w:hAnsi="Symbol" w:cs="Symbol" w:hint="default" w:eastAsia="黑体"/>
       </w:rPr>
     </w:lvl>
     <w:lvl w:ilvl="1">
@@ -2831,7 +3057,7 @@
         <w:ind w:left="1440" w:hanging="360"/>
       </w:pPr>
       <w:rPr>
-        <w:rFonts w:ascii="Courier New" w:hAnsi="Courier New" w:cs="Courier New" w:hint="default"/>
+        <w:rFonts w:ascii="Courier New" w:hAnsi="Courier New" w:cs="Courier New" w:hint="default" w:eastAsia="黑体"/>
       </w:rPr>
     </w:lvl>
     <w:lvl w:ilvl="2">
@@ -2842,7 +3068,7 @@
         <w:ind w:left="2160" w:hanging="360"/>
       </w:pPr>
       <w:rPr>
-        <w:rFonts w:ascii="Wingdings" w:hAnsi="Wingdings" w:cs="Wingdings" w:hint="default"/>
+        <w:rFonts w:ascii="Wingdings" w:hAnsi="Wingdings" w:cs="Wingdings" w:hint="default" w:eastAsia="黑体"/>
       </w:rPr>
     </w:lvl>
     <w:lvl w:ilvl="3">
@@ -2853,7 +3079,7 @@
         <w:ind w:left="2880" w:hanging="360"/>
       </w:pPr>
       <w:rPr>
-        <w:rFonts w:ascii="Symbol" w:hAnsi="Symbol" w:cs="Symbol" w:hint="default"/>
+        <w:rFonts w:ascii="Symbol" w:hAnsi="Symbol" w:cs="Symbol" w:hint="default" w:eastAsia="黑体"/>
       </w:rPr>
     </w:lvl>
     <w:lvl w:ilvl="4">
@@ -2864,7 +3090,7 @@
         <w:ind w:left="3600" w:hanging="360"/>
       </w:pPr>
       <w:rPr>
-        <w:rFonts w:ascii="Courier New" w:hAnsi="Courier New" w:cs="Courier New" w:hint="default"/>
+        <w:rFonts w:ascii="Courier New" w:hAnsi="Courier New" w:cs="Courier New" w:hint="default" w:eastAsia="黑体"/>
       </w:rPr>
     </w:lvl>
     <w:lvl w:ilvl="5">
@@ -2875,7 +3101,7 @@
         <w:ind w:left="4320" w:hanging="360"/>
       </w:pPr>
       <w:rPr>
-        <w:rFonts w:ascii="Wingdings" w:hAnsi="Wingdings" w:cs="Wingdings" w:hint="default"/>
+        <w:rFonts w:ascii="Wingdings" w:hAnsi="Wingdings" w:cs="Wingdings" w:hint="default" w:eastAsia="黑体"/>
       </w:rPr>
     </w:lvl>
     <w:lvl w:ilvl="6">
@@ -2886,7 +3112,7 @@
         <w:ind w:left="5040" w:hanging="360"/>
       </w:pPr>
       <w:rPr>
-        <w:rFonts w:ascii="Symbol" w:hAnsi="Symbol" w:cs="Symbol" w:hint="default"/>
+        <w:rFonts w:ascii="Symbol" w:hAnsi="Symbol" w:cs="Symbol" w:hint="default" w:eastAsia="黑体"/>
       </w:rPr>
     </w:lvl>
     <w:lvl w:ilvl="7">
@@ -2897,7 +3123,7 @@
         <w:ind w:left="5760" w:hanging="360"/>
       </w:pPr>
       <w:rPr>
-        <w:rFonts w:ascii="Courier New" w:hAnsi="Courier New" w:cs="Courier New" w:hint="default"/>
+        <w:rFonts w:ascii="Courier New" w:hAnsi="Courier New" w:cs="Courier New" w:hint="default" w:eastAsia="黑体"/>
       </w:rPr>
     </w:lvl>
     <w:lvl w:ilvl="8">
@@ -2908,7 +3134,7 @@
         <w:ind w:left="6480" w:hanging="360"/>
       </w:pPr>
       <w:rPr>
-        <w:rFonts w:ascii="Wingdings" w:hAnsi="Wingdings" w:cs="Wingdings" w:hint="default"/>
+        <w:rFonts w:ascii="Wingdings" w:hAnsi="Wingdings" w:cs="Wingdings" w:hint="default" w:eastAsia="黑体"/>
       </w:rPr>
     </w:lvl>
   </w:abstractNum>
@@ -2964,11 +3190,11 @@
 </file>
 
 <file path=word/styles.xml><?xml version="1.0" encoding="utf-8"?>
-<w:styles xmlns:mc="http://schemas.openxmlformats.org/markup-compatibility/2006" xmlns:r="http://schemas.openxmlformats.org/officeDocument/2006/relationships" xmlns:w="http://schemas.openxmlformats.org/wordprocessingml/2006/main" xmlns:w14="http://schemas.microsoft.com/office/word/2010/wordml" mc:Ignorable="w14">
+<w:styles xmlns:mc="http://schemas.openxmlformats.org/markup-compatibility/2006" xmlns:w="http://schemas.openxmlformats.org/wordprocessingml/2006/main" xmlns:r="http://schemas.openxmlformats.org/officeDocument/2006/relationships" xmlns:w14="http://schemas.microsoft.com/office/word/2010/wordml" mc:Ignorable="w14">
   <w:docDefaults>
     <w:rPrDefault>
       <w:rPr>
-        <w:rFonts w:asciiTheme="minorHAnsi" w:cstheme="minorBidi" w:eastAsiaTheme="minorEastAsia" w:hAnsiTheme="minorHAnsi"/>
+        <w:rFonts w:asciiTheme="minorHAnsi" w:cstheme="minorBidi" w:hAnsiTheme="minorHAnsi" w:eastAsia="黑体"/>
         <w:sz w:val="22"/>
         <w:szCs w:val="22"/>
         <w:lang w:bidi="ar-SA" w:eastAsia="en-US" w:val="en-US"/>
@@ -3190,7 +3416,7 @@
       <w:outlineLvl w:val="0"/>
     </w:pPr>
     <w:rPr>
-      <w:rFonts w:ascii="Times New Roman" w:asciiTheme="majorHAnsi" w:cstheme="majorBidi" w:eastAsia="黑体" w:eastAsiaTheme="majorEastAsia" w:hAnsi="Times New Roman" w:hAnsiTheme="majorHAnsi"/>
+      <w:rFonts w:ascii="Times New Roman" w:asciiTheme="majorHAnsi" w:cstheme="majorBidi" w:eastAsia="黑体" w:hAnsi="Times New Roman" w:hAnsiTheme="majorHAnsi"/>
       <w:b/>
       <w:bCs/>
       <w:color w:val="1F3864"/>
@@ -3214,7 +3440,7 @@
       <w:outlineLvl w:val="1"/>
     </w:pPr>
     <w:rPr>
-      <w:rFonts w:ascii="Times New Roman" w:asciiTheme="majorHAnsi" w:cstheme="majorBidi" w:eastAsia="黑体" w:eastAsiaTheme="majorEastAsia" w:hAnsi="Times New Roman" w:hAnsiTheme="majorHAnsi"/>
+      <w:rFonts w:ascii="Times New Roman" w:asciiTheme="majorHAnsi" w:cstheme="majorBidi" w:eastAsia="黑体" w:hAnsi="Times New Roman" w:hAnsiTheme="majorHAnsi"/>
       <w:b/>
       <w:bCs/>
       <w:color w:val="2E4E7E"/>
@@ -3238,7 +3464,7 @@
       <w:outlineLvl w:val="2"/>
     </w:pPr>
     <w:rPr>
-      <w:rFonts w:ascii="Times New Roman" w:asciiTheme="majorHAnsi" w:cstheme="majorBidi" w:eastAsia="黑体" w:eastAsiaTheme="majorEastAsia" w:hAnsi="Times New Roman" w:hAnsiTheme="majorHAnsi"/>
+      <w:rFonts w:ascii="Times New Roman" w:asciiTheme="majorHAnsi" w:cstheme="majorBidi" w:eastAsia="黑体" w:hAnsi="Times New Roman" w:hAnsiTheme="majorHAnsi"/>
       <w:b/>
       <w:bCs/>
       <w:color w:val="2E4E7E"/>
@@ -3262,7 +3488,7 @@
       <w:outlineLvl w:val="3"/>
     </w:pPr>
     <w:rPr>
-      <w:rFonts w:ascii="Times New Roman" w:asciiTheme="majorHAnsi" w:cstheme="majorBidi" w:eastAsia="黑体" w:eastAsiaTheme="majorEastAsia" w:hAnsi="Times New Roman" w:hAnsiTheme="majorHAnsi"/>
+      <w:rFonts w:ascii="Times New Roman" w:asciiTheme="majorHAnsi" w:cstheme="majorBidi" w:eastAsia="黑体" w:hAnsi="Times New Roman" w:hAnsiTheme="majorHAnsi"/>
       <w:b/>
       <w:bCs/>
       <w:i/>
@@ -3288,7 +3514,7 @@
       <w:outlineLvl w:val="4"/>
     </w:pPr>
     <w:rPr>
-      <w:rFonts w:ascii="Times New Roman" w:asciiTheme="majorHAnsi" w:cstheme="majorBidi" w:eastAsia="黑体" w:eastAsiaTheme="majorEastAsia" w:hAnsi="Times New Roman" w:hAnsiTheme="majorHAnsi"/>
+      <w:rFonts w:ascii="Times New Roman" w:asciiTheme="majorHAnsi" w:cstheme="majorBidi" w:eastAsia="黑体" w:hAnsi="Times New Roman" w:hAnsiTheme="majorHAnsi"/>
       <w:b/>
       <w:color w:val="333333"/>
       <w:sz w:val="22"/>
@@ -3311,7 +3537,7 @@
       <w:outlineLvl w:val="5"/>
     </w:pPr>
     <w:rPr>
-      <w:rFonts w:asciiTheme="majorHAnsi" w:cstheme="majorBidi" w:eastAsiaTheme="majorEastAsia" w:hAnsiTheme="majorHAnsi"/>
+      <w:rFonts w:asciiTheme="majorHAnsi" w:cstheme="majorBidi" w:hAnsiTheme="majorHAnsi" w:eastAsia="黑体"/>
       <w:i/>
       <w:iCs/>
       <w:color w:themeColor="accent1" w:themeShade="7F" w:val="243F60"/>
@@ -3334,7 +3560,7 @@
       <w:outlineLvl w:val="6"/>
     </w:pPr>
     <w:rPr>
-      <w:rFonts w:asciiTheme="majorHAnsi" w:cstheme="majorBidi" w:eastAsiaTheme="majorEastAsia" w:hAnsiTheme="majorHAnsi"/>
+      <w:rFonts w:asciiTheme="majorHAnsi" w:cstheme="majorBidi" w:hAnsiTheme="majorHAnsi" w:eastAsia="黑体"/>
       <w:i/>
       <w:iCs/>
       <w:color w:themeColor="text1" w:themeTint="BF" w:val="404040"/>
@@ -3357,7 +3583,7 @@
       <w:outlineLvl w:val="7"/>
     </w:pPr>
     <w:rPr>
-      <w:rFonts w:asciiTheme="majorHAnsi" w:cstheme="majorBidi" w:eastAsiaTheme="majorEastAsia" w:hAnsiTheme="majorHAnsi"/>
+      <w:rFonts w:asciiTheme="majorHAnsi" w:cstheme="majorBidi" w:hAnsiTheme="majorHAnsi" w:eastAsia="黑体"/>
       <w:color w:themeColor="accent1" w:val="4F81BD"/>
       <w:sz w:val="20"/>
       <w:szCs w:val="20"/>
@@ -3380,7 +3606,7 @@
       <w:outlineLvl w:val="8"/>
     </w:pPr>
     <w:rPr>
-      <w:rFonts w:asciiTheme="majorHAnsi" w:cstheme="majorBidi" w:eastAsiaTheme="majorEastAsia" w:hAnsiTheme="majorHAnsi"/>
+      <w:rFonts w:asciiTheme="majorHAnsi" w:cstheme="majorBidi" w:hAnsiTheme="majorHAnsi" w:eastAsia="黑体"/>
       <w:i/>
       <w:iCs/>
       <w:color w:themeColor="text1" w:themeTint="BF" w:val="404040"/>
@@ -3431,7 +3657,7 @@
     <w:uiPriority w:val="9"/>
     <w:rsid w:val="00FC693F"/>
     <w:rPr>
-      <w:rFonts w:asciiTheme="majorHAnsi" w:cstheme="majorBidi" w:eastAsiaTheme="majorEastAsia" w:hAnsiTheme="majorHAnsi"/>
+      <w:rFonts w:asciiTheme="majorHAnsi" w:cstheme="majorBidi" w:hAnsiTheme="majorHAnsi" w:eastAsia="黑体"/>
       <w:b/>
       <w:bCs/>
       <w:color w:themeColor="accent1" w:themeShade="BF" w:val="365F91"/>
@@ -3446,7 +3672,7 @@
     <w:uiPriority w:val="9"/>
     <w:rsid w:val="00FC693F"/>
     <w:rPr>
-      <w:rFonts w:asciiTheme="majorHAnsi" w:cstheme="majorBidi" w:eastAsiaTheme="majorEastAsia" w:hAnsiTheme="majorHAnsi"/>
+      <w:rFonts w:asciiTheme="majorHAnsi" w:cstheme="majorBidi" w:hAnsiTheme="majorHAnsi" w:eastAsia="黑体"/>
       <w:b/>
       <w:bCs/>
       <w:color w:themeColor="accent1" w:val="4F81BD"/>
@@ -3461,7 +3687,7 @@
     <w:uiPriority w:val="9"/>
     <w:rsid w:val="00FC693F"/>
     <w:rPr>
-      <w:rFonts w:asciiTheme="majorHAnsi" w:cstheme="majorBidi" w:eastAsiaTheme="majorEastAsia" w:hAnsiTheme="majorHAnsi"/>
+      <w:rFonts w:asciiTheme="majorHAnsi" w:cstheme="majorBidi" w:hAnsiTheme="majorHAnsi" w:eastAsia="黑体"/>
       <w:b/>
       <w:bCs/>
       <w:color w:themeColor="accent1" w:val="4F81BD"/>
@@ -3484,7 +3710,7 @@
       <w:contextualSpacing/>
     </w:pPr>
     <w:rPr>
-      <w:rFonts w:ascii="Times New Roman" w:asciiTheme="majorHAnsi" w:cstheme="majorBidi" w:eastAsia="黑体" w:eastAsiaTheme="majorEastAsia" w:hAnsi="Times New Roman" w:hAnsiTheme="majorHAnsi"/>
+      <w:rFonts w:ascii="Times New Roman" w:asciiTheme="majorHAnsi" w:cstheme="majorBidi" w:eastAsia="黑体" w:hAnsi="Times New Roman" w:hAnsiTheme="majorHAnsi"/>
       <w:b/>
       <w:color w:val="1F3864"/>
       <w:spacing w:val="5"/>
@@ -3500,7 +3726,7 @@
     <w:uiPriority w:val="10"/>
     <w:rsid w:val="00FC693F"/>
     <w:rPr>
-      <w:rFonts w:asciiTheme="majorHAnsi" w:cstheme="majorBidi" w:eastAsiaTheme="majorEastAsia" w:hAnsiTheme="majorHAnsi"/>
+      <w:rFonts w:asciiTheme="majorHAnsi" w:cstheme="majorBidi" w:hAnsiTheme="majorHAnsi" w:eastAsia="黑体"/>
       <w:color w:themeColor="text2" w:themeShade="BF" w:val="17365D"/>
       <w:spacing w:val="5"/>
       <w:kern w:val="28"/>
@@ -3522,7 +3748,7 @@
       </w:numPr>
     </w:pPr>
     <w:rPr>
-      <w:rFonts w:asciiTheme="majorHAnsi" w:cstheme="majorBidi" w:eastAsiaTheme="majorEastAsia" w:hAnsiTheme="majorHAnsi"/>
+      <w:rFonts w:asciiTheme="majorHAnsi" w:cstheme="majorBidi" w:hAnsiTheme="majorHAnsi" w:eastAsia="黑体"/>
       <w:i/>
       <w:iCs/>
       <w:color w:themeColor="accent1" w:val="4F81BD"/>
@@ -3538,7 +3764,7 @@
     <w:uiPriority w:val="11"/>
     <w:rsid w:val="00FC693F"/>
     <w:rPr>
-      <w:rFonts w:asciiTheme="majorHAnsi" w:cstheme="majorBidi" w:eastAsiaTheme="majorEastAsia" w:hAnsiTheme="majorHAnsi"/>
+      <w:rFonts w:asciiTheme="majorHAnsi" w:cstheme="majorBidi" w:hAnsiTheme="majorHAnsi" w:eastAsia="黑体"/>
       <w:i/>
       <w:iCs/>
       <w:color w:themeColor="accent1" w:val="4F81BD"/>
@@ -3605,6 +3831,7 @@
       <w:spacing w:after="120"/>
     </w:pPr>
     <w:rPr>
+      <w:rFonts w:eastAsia="黑体"/>
       <w:sz w:val="16"/>
       <w:szCs w:val="16"/>
     </w:rPr>
@@ -3616,6 +3843,7 @@
     <w:uiPriority w:val="99"/>
     <w:rsid w:val="00AA1D8D"/>
     <w:rPr>
+      <w:rFonts w:eastAsia="黑体"/>
       <w:sz w:val="16"/>
       <w:szCs w:val="16"/>
     </w:rPr>
@@ -3785,7 +4013,7 @@
       </w:tabs>
     </w:pPr>
     <w:rPr>
-      <w:rFonts w:ascii="Courier" w:hAnsi="Courier"/>
+      <w:rFonts w:ascii="Courier" w:hAnsi="Courier" w:eastAsia="黑体"/>
       <w:sz w:val="20"/>
       <w:szCs w:val="20"/>
     </w:rPr>
@@ -3797,7 +4025,7 @@
     <w:uiPriority w:val="99"/>
     <w:rsid w:val="0029639D"/>
     <w:rPr>
-      <w:rFonts w:ascii="Courier" w:hAnsi="Courier"/>
+      <w:rFonts w:ascii="Courier" w:hAnsi="Courier" w:eastAsia="黑体"/>
       <w:sz w:val="20"/>
       <w:szCs w:val="20"/>
     </w:rPr>
@@ -3833,6 +4061,7 @@
     <w:uiPriority w:val="29"/>
     <w:rsid w:val="00FC693F"/>
     <w:rPr>
+      <w:rFonts w:eastAsia="黑体"/>
       <w:i/>
       <w:iCs/>
       <w:color w:themeColor="text1" w:val="000000"/>
@@ -3846,7 +4075,7 @@
     <w:semiHidden/>
     <w:rsid w:val="00FC693F"/>
     <w:rPr>
-      <w:rFonts w:asciiTheme="majorHAnsi" w:cstheme="majorBidi" w:eastAsiaTheme="majorEastAsia" w:hAnsiTheme="majorHAnsi"/>
+      <w:rFonts w:asciiTheme="majorHAnsi" w:cstheme="majorBidi" w:hAnsiTheme="majorHAnsi" w:eastAsia="黑体"/>
       <w:b/>
       <w:bCs/>
       <w:i/>
@@ -3862,7 +4091,7 @@
     <w:semiHidden/>
     <w:rsid w:val="00FC693F"/>
     <w:rPr>
-      <w:rFonts w:asciiTheme="majorHAnsi" w:cstheme="majorBidi" w:eastAsiaTheme="majorEastAsia" w:hAnsiTheme="majorHAnsi"/>
+      <w:rFonts w:asciiTheme="majorHAnsi" w:cstheme="majorBidi" w:hAnsiTheme="majorHAnsi" w:eastAsia="黑体"/>
       <w:color w:themeColor="accent1" w:themeShade="7F" w:val="243F60"/>
     </w:rPr>
   </w:style>
@@ -3874,7 +4103,7 @@
     <w:semiHidden/>
     <w:rsid w:val="00FC693F"/>
     <w:rPr>
-      <w:rFonts w:asciiTheme="majorHAnsi" w:cstheme="majorBidi" w:eastAsiaTheme="majorEastAsia" w:hAnsiTheme="majorHAnsi"/>
+      <w:rFonts w:asciiTheme="majorHAnsi" w:cstheme="majorBidi" w:hAnsiTheme="majorHAnsi" w:eastAsia="黑体"/>
       <w:i/>
       <w:iCs/>
       <w:color w:themeColor="accent1" w:themeShade="7F" w:val="243F60"/>
@@ -3888,7 +4117,7 @@
     <w:semiHidden/>
     <w:rsid w:val="00FC693F"/>
     <w:rPr>
-      <w:rFonts w:asciiTheme="majorHAnsi" w:cstheme="majorBidi" w:eastAsiaTheme="majorEastAsia" w:hAnsiTheme="majorHAnsi"/>
+      <w:rFonts w:asciiTheme="majorHAnsi" w:cstheme="majorBidi" w:hAnsiTheme="majorHAnsi" w:eastAsia="黑体"/>
       <w:i/>
       <w:iCs/>
       <w:color w:themeColor="text1" w:themeTint="BF" w:val="404040"/>
@@ -3902,7 +4131,7 @@
     <w:semiHidden/>
     <w:rsid w:val="00FC693F"/>
     <w:rPr>
-      <w:rFonts w:asciiTheme="majorHAnsi" w:cstheme="majorBidi" w:eastAsiaTheme="majorEastAsia" w:hAnsiTheme="majorHAnsi"/>
+      <w:rFonts w:asciiTheme="majorHAnsi" w:cstheme="majorBidi" w:hAnsiTheme="majorHAnsi" w:eastAsia="黑体"/>
       <w:color w:themeColor="accent1" w:val="4F81BD"/>
       <w:sz w:val="20"/>
       <w:szCs w:val="20"/>
@@ -3916,7 +4145,7 @@
     <w:semiHidden/>
     <w:rsid w:val="00FC693F"/>
     <w:rPr>
-      <w:rFonts w:asciiTheme="majorHAnsi" w:cstheme="majorBidi" w:eastAsiaTheme="majorEastAsia" w:hAnsiTheme="majorHAnsi"/>
+      <w:rFonts w:asciiTheme="majorHAnsi" w:cstheme="majorBidi" w:hAnsiTheme="majorHAnsi" w:eastAsia="黑体"/>
       <w:i/>
       <w:iCs/>
       <w:color w:themeColor="text1" w:themeTint="BF" w:val="404040"/>
@@ -3937,6 +4166,7 @@
       <w:spacing w:line="240" w:lineRule="auto"/>
     </w:pPr>
     <w:rPr>
+      <w:rFonts w:eastAsia="黑体"/>
       <w:b/>
       <w:bCs/>
       <w:color w:themeColor="accent1" w:val="4F81BD"/>
@@ -3951,6 +4181,7 @@
     <w:qFormat/>
     <w:rsid w:val="00FC693F"/>
     <w:rPr>
+      <w:rFonts w:eastAsia="黑体"/>
       <w:b/>
       <w:bCs/>
     </w:rPr>
@@ -3962,6 +4193,7 @@
     <w:qFormat/>
     <w:rsid w:val="00FC693F"/>
     <w:rPr>
+      <w:rFonts w:eastAsia="黑体"/>
       <w:i/>
       <w:iCs/>
     </w:rPr>
@@ -3982,6 +4214,7 @@
       <w:ind w:left="936" w:right="936"/>
     </w:pPr>
     <w:rPr>
+      <w:rFonts w:eastAsia="黑体"/>
       <w:b/>
       <w:bCs/>
       <w:i/>
@@ -3996,6 +4229,7 @@
     <w:uiPriority w:val="30"/>
     <w:rsid w:val="00FC693F"/>
     <w:rPr>
+      <w:rFonts w:eastAsia="黑体"/>
       <w:b/>
       <w:bCs/>
       <w:i/>
@@ -4010,6 +4244,7 @@
     <w:qFormat/>
     <w:rsid w:val="00FC693F"/>
     <w:rPr>
+      <w:rFonts w:eastAsia="黑体"/>
       <w:i/>
       <w:iCs/>
       <w:color w:themeColor="text1" w:themeTint="7F" w:val="808080"/>
@@ -4022,6 +4257,7 @@
     <w:qFormat/>
     <w:rsid w:val="00FC693F"/>
     <w:rPr>
+      <w:rFonts w:eastAsia="黑体"/>
       <w:b/>
       <w:bCs/>
       <w:i/>
@@ -4036,6 +4272,7 @@
     <w:qFormat/>
     <w:rsid w:val="00FC693F"/>
     <w:rPr>
+      <w:rFonts w:eastAsia="黑体"/>
       <w:smallCaps/>
       <w:color w:themeColor="accent2" w:val="C0504D"/>
       <w:u w:val="single"/>
@@ -4048,6 +4285,7 @@
     <w:qFormat/>
     <w:rsid w:val="00FC693F"/>
     <w:rPr>
+      <w:rFonts w:eastAsia="黑体"/>
       <w:b/>
       <w:bCs/>
       <w:smallCaps/>
@@ -4063,6 +4301,7 @@
     <w:qFormat/>
     <w:rsid w:val="00FC693F"/>
     <w:rPr>
+      <w:rFonts w:eastAsia="黑体"/>
       <w:b/>
       <w:bCs/>
       <w:smallCaps/>
@@ -4117,6 +4356,7 @@
       <w:spacing w:after="0" w:line="240" w:lineRule="auto"/>
     </w:pPr>
     <w:rPr>
+      <w:rFonts w:eastAsia="黑体"/>
       <w:color w:themeColor="text1" w:themeShade="BF" w:val="000000"/>
     </w:rPr>
     <w:tblPr>
@@ -4139,6 +4379,7 @@
         <w:spacing w:after="0" w:before="0" w:line="240" w:lineRule="auto"/>
       </w:pPr>
       <w:rPr>
+        <w:rFonts w:eastAsia="黑体"/>
         <w:b/>
         <w:bCs/>
       </w:rPr>
@@ -4159,6 +4400,7 @@
         <w:spacing w:after="0" w:before="0" w:line="240" w:lineRule="auto"/>
       </w:pPr>
       <w:rPr>
+        <w:rFonts w:eastAsia="黑体"/>
         <w:b/>
         <w:bCs/>
       </w:rPr>
@@ -4176,12 +4418,14 @@
     </w:tblStylePr>
     <w:tblStylePr w:type="firstCol">
       <w:rPr>
+        <w:rFonts w:eastAsia="黑体"/>
         <w:b/>
         <w:bCs/>
       </w:rPr>
     </w:tblStylePr>
     <w:tblStylePr w:type="lastCol">
       <w:rPr>
+        <w:rFonts w:eastAsia="黑体"/>
         <w:b/>
         <w:bCs/>
       </w:rPr>
@@ -4220,6 +4464,7 @@
       <w:spacing w:after="0" w:line="240" w:lineRule="auto"/>
     </w:pPr>
     <w:rPr>
+      <w:rFonts w:eastAsia="黑体"/>
       <w:color w:themeColor="accent1" w:themeShade="BF" w:val="365F91"/>
     </w:rPr>
     <w:tblPr>
@@ -4242,6 +4487,7 @@
         <w:spacing w:after="0" w:before="0" w:line="240" w:lineRule="auto"/>
       </w:pPr>
       <w:rPr>
+        <w:rFonts w:eastAsia="黑体"/>
         <w:b/>
         <w:bCs/>
       </w:rPr>
@@ -4262,6 +4508,7 @@
         <w:spacing w:after="0" w:before="0" w:line="240" w:lineRule="auto"/>
       </w:pPr>
       <w:rPr>
+        <w:rFonts w:eastAsia="黑体"/>
         <w:b/>
         <w:bCs/>
       </w:rPr>
@@ -4279,12 +4526,14 @@
     </w:tblStylePr>
     <w:tblStylePr w:type="firstCol">
       <w:rPr>
+        <w:rFonts w:eastAsia="黑体"/>
         <w:b/>
         <w:bCs/>
       </w:rPr>
     </w:tblStylePr>
     <w:tblStylePr w:type="lastCol">
       <w:rPr>
+        <w:rFonts w:eastAsia="黑体"/>
         <w:b/>
         <w:bCs/>
       </w:rPr>
@@ -4323,6 +4572,7 @@
       <w:spacing w:after="0" w:line="240" w:lineRule="auto"/>
     </w:pPr>
     <w:rPr>
+      <w:rFonts w:eastAsia="黑体"/>
       <w:color w:themeColor="accent2" w:themeShade="BF" w:val="943634"/>
     </w:rPr>
     <w:tblPr>
@@ -4345,6 +4595,7 @@
         <w:spacing w:after="0" w:before="0" w:line="240" w:lineRule="auto"/>
       </w:pPr>
       <w:rPr>
+        <w:rFonts w:eastAsia="黑体"/>
         <w:b/>
         <w:bCs/>
       </w:rPr>
@@ -4365,6 +4616,7 @@
         <w:spacing w:after="0" w:before="0" w:line="240" w:lineRule="auto"/>
       </w:pPr>
       <w:rPr>
+        <w:rFonts w:eastAsia="黑体"/>
         <w:b/>
         <w:bCs/>
       </w:rPr>
@@ -4382,12 +4634,14 @@
     </w:tblStylePr>
     <w:tblStylePr w:type="firstCol">
       <w:rPr>
+        <w:rFonts w:eastAsia="黑体"/>
         <w:b/>
         <w:bCs/>
       </w:rPr>
     </w:tblStylePr>
     <w:tblStylePr w:type="lastCol">
       <w:rPr>
+        <w:rFonts w:eastAsia="黑体"/>
         <w:b/>
         <w:bCs/>
       </w:rPr>
@@ -4426,6 +4680,7 @@
       <w:spacing w:after="0" w:line="240" w:lineRule="auto"/>
     </w:pPr>
     <w:rPr>
+      <w:rFonts w:eastAsia="黑体"/>
       <w:color w:themeColor="accent3" w:themeShade="BF" w:val="76923C"/>
     </w:rPr>
     <w:tblPr>
@@ -4448,6 +4703,7 @@
         <w:spacing w:after="0" w:before="0" w:line="240" w:lineRule="auto"/>
       </w:pPr>
       <w:rPr>
+        <w:rFonts w:eastAsia="黑体"/>
         <w:b/>
         <w:bCs/>
       </w:rPr>
@@ -4468,6 +4724,7 @@
         <w:spacing w:after="0" w:before="0" w:line="240" w:lineRule="auto"/>
       </w:pPr>
       <w:rPr>
+        <w:rFonts w:eastAsia="黑体"/>
         <w:b/>
         <w:bCs/>
       </w:rPr>
@@ -4485,12 +4742,14 @@
     </w:tblStylePr>
     <w:tblStylePr w:type="firstCol">
       <w:rPr>
+        <w:rFonts w:eastAsia="黑体"/>
         <w:b/>
         <w:bCs/>
       </w:rPr>
     </w:tblStylePr>
     <w:tblStylePr w:type="lastCol">
       <w:rPr>
+        <w:rFonts w:eastAsia="黑体"/>
         <w:b/>
         <w:bCs/>
       </w:rPr>
@@ -4529,6 +4788,7 @@
       <w:spacing w:after="0" w:line="240" w:lineRule="auto"/>
     </w:pPr>
     <w:rPr>
+      <w:rFonts w:eastAsia="黑体"/>
       <w:color w:themeColor="accent4" w:themeShade="BF" w:val="5F497A"/>
     </w:rPr>
     <w:tblPr>
@@ -4551,6 +4811,7 @@
         <w:spacing w:after="0" w:before="0" w:line="240" w:lineRule="auto"/>
       </w:pPr>
       <w:rPr>
+        <w:rFonts w:eastAsia="黑体"/>
         <w:b/>
         <w:bCs/>
       </w:rPr>
@@ -4571,6 +4832,7 @@
         <w:spacing w:after="0" w:before="0" w:line="240" w:lineRule="auto"/>
       </w:pPr>
       <w:rPr>
+        <w:rFonts w:eastAsia="黑体"/>
         <w:b/>
         <w:bCs/>
       </w:rPr>
@@ -4588,12 +4850,14 @@
     </w:tblStylePr>
     <w:tblStylePr w:type="firstCol">
       <w:rPr>
+        <w:rFonts w:eastAsia="黑体"/>
         <w:b/>
         <w:bCs/>
       </w:rPr>
     </w:tblStylePr>
     <w:tblStylePr w:type="lastCol">
       <w:rPr>
+        <w:rFonts w:eastAsia="黑体"/>
         <w:b/>
         <w:bCs/>
       </w:rPr>
@@ -4632,6 +4896,7 @@
       <w:spacing w:after="0" w:line="240" w:lineRule="auto"/>
     </w:pPr>
     <w:rPr>
+      <w:rFonts w:eastAsia="黑体"/>
       <w:color w:themeColor="accent5" w:themeShade="BF" w:val="31849B"/>
     </w:rPr>
     <w:tblPr>
@@ -4654,6 +4919,7 @@
         <w:spacing w:after="0" w:before="0" w:line="240" w:lineRule="auto"/>
       </w:pPr>
       <w:rPr>
+        <w:rFonts w:eastAsia="黑体"/>
         <w:b/>
         <w:bCs/>
       </w:rPr>
@@ -4674,6 +4940,7 @@
         <w:spacing w:after="0" w:before="0" w:line="240" w:lineRule="auto"/>
       </w:pPr>
       <w:rPr>
+        <w:rFonts w:eastAsia="黑体"/>
         <w:b/>
         <w:bCs/>
       </w:rPr>
@@ -4691,12 +4958,14 @@
     </w:tblStylePr>
     <w:tblStylePr w:type="firstCol">
       <w:rPr>
+        <w:rFonts w:eastAsia="黑体"/>
         <w:b/>
         <w:bCs/>
       </w:rPr>
     </w:tblStylePr>
     <w:tblStylePr w:type="lastCol">
       <w:rPr>
+        <w:rFonts w:eastAsia="黑体"/>
         <w:b/>
         <w:bCs/>
       </w:rPr>
@@ -4735,6 +5004,7 @@
       <w:spacing w:after="0" w:line="240" w:lineRule="auto"/>
     </w:pPr>
     <w:rPr>
+      <w:rFonts w:eastAsia="黑体"/>
       <w:color w:themeColor="accent6" w:themeShade="BF" w:val="E36C0A"/>
     </w:rPr>
     <w:tblPr>
@@ -4757,6 +5027,7 @@
         <w:spacing w:after="0" w:before="0" w:line="240" w:lineRule="auto"/>
       </w:pPr>
       <w:rPr>
+        <w:rFonts w:eastAsia="黑体"/>
         <w:b/>
         <w:bCs/>
       </w:rPr>
@@ -4777,6 +5048,7 @@
         <w:spacing w:after="0" w:before="0" w:line="240" w:lineRule="auto"/>
       </w:pPr>
       <w:rPr>
+        <w:rFonts w:eastAsia="黑体"/>
         <w:b/>
         <w:bCs/>
       </w:rPr>
@@ -4794,12 +5066,14 @@
     </w:tblStylePr>
     <w:tblStylePr w:type="firstCol">
       <w:rPr>
+        <w:rFonts w:eastAsia="黑体"/>
         <w:b/>
         <w:bCs/>
       </w:rPr>
     </w:tblStylePr>
     <w:tblStylePr w:type="lastCol">
       <w:rPr>
+        <w:rFonts w:eastAsia="黑体"/>
         <w:b/>
         <w:bCs/>
       </w:rPr>
@@ -4859,6 +5133,7 @@
         <w:spacing w:after="0" w:before="0" w:line="240" w:lineRule="auto"/>
       </w:pPr>
       <w:rPr>
+        <w:rFonts w:eastAsia="黑体"/>
         <w:b/>
         <w:bCs/>
         <w:color w:themeColor="background1" w:val="FFFFFF"/>
@@ -4873,6 +5148,7 @@
         <w:spacing w:after="0" w:before="0" w:line="240" w:lineRule="auto"/>
       </w:pPr>
       <w:rPr>
+        <w:rFonts w:eastAsia="黑体"/>
         <w:b/>
         <w:bCs/>
       </w:rPr>
@@ -4888,12 +5164,14 @@
     </w:tblStylePr>
     <w:tblStylePr w:type="firstCol">
       <w:rPr>
+        <w:rFonts w:eastAsia="黑体"/>
         <w:b/>
         <w:bCs/>
       </w:rPr>
     </w:tblStylePr>
     <w:tblStylePr w:type="lastCol">
       <w:rPr>
+        <w:rFonts w:eastAsia="黑体"/>
         <w:b/>
         <w:bCs/>
       </w:rPr>
@@ -4951,6 +5229,7 @@
         <w:spacing w:after="0" w:before="0" w:line="240" w:lineRule="auto"/>
       </w:pPr>
       <w:rPr>
+        <w:rFonts w:eastAsia="黑体"/>
         <w:b/>
         <w:bCs/>
         <w:color w:themeColor="background1" w:val="FFFFFF"/>
@@ -4965,6 +5244,7 @@
         <w:spacing w:after="0" w:before="0" w:line="240" w:lineRule="auto"/>
       </w:pPr>
       <w:rPr>
+        <w:rFonts w:eastAsia="黑体"/>
         <w:b/>
         <w:bCs/>
       </w:rPr>
@@ -4980,12 +5260,14 @@
     </w:tblStylePr>
     <w:tblStylePr w:type="firstCol">
       <w:rPr>
+        <w:rFonts w:eastAsia="黑体"/>
         <w:b/>
         <w:bCs/>
       </w:rPr>
     </w:tblStylePr>
     <w:tblStylePr w:type="lastCol">
       <w:rPr>
+        <w:rFonts w:eastAsia="黑体"/>
         <w:b/>
         <w:bCs/>
       </w:rPr>
@@ -5043,6 +5325,7 @@
         <w:spacing w:after="0" w:before="0" w:line="240" w:lineRule="auto"/>
       </w:pPr>
       <w:rPr>
+        <w:rFonts w:eastAsia="黑体"/>
         <w:b/>
         <w:bCs/>
         <w:color w:themeColor="background1" w:val="FFFFFF"/>
@@ -5057,6 +5340,7 @@
         <w:spacing w:after="0" w:before="0" w:line="240" w:lineRule="auto"/>
       </w:pPr>
       <w:rPr>
+        <w:rFonts w:eastAsia="黑体"/>
         <w:b/>
         <w:bCs/>
       </w:rPr>
@@ -5072,12 +5356,14 @@
     </w:tblStylePr>
     <w:tblStylePr w:type="firstCol">
       <w:rPr>
+        <w:rFonts w:eastAsia="黑体"/>
         <w:b/>
         <w:bCs/>
       </w:rPr>
     </w:tblStylePr>
     <w:tblStylePr w:type="lastCol">
       <w:rPr>
+        <w:rFonts w:eastAsia="黑体"/>
         <w:b/>
         <w:bCs/>
       </w:rPr>
@@ -5135,6 +5421,7 @@
         <w:spacing w:after="0" w:before="0" w:line="240" w:lineRule="auto"/>
       </w:pPr>
       <w:rPr>
+        <w:rFonts w:eastAsia="黑体"/>
         <w:b/>
         <w:bCs/>
         <w:color w:themeColor="background1" w:val="FFFFFF"/>
@@ -5149,6 +5436,7 @@
         <w:spacing w:after="0" w:before="0" w:line="240" w:lineRule="auto"/>
       </w:pPr>
       <w:rPr>
+        <w:rFonts w:eastAsia="黑体"/>
         <w:b/>
         <w:bCs/>
       </w:rPr>
@@ -5164,12 +5452,14 @@
     </w:tblStylePr>
     <w:tblStylePr w:type="firstCol">
       <w:rPr>
+        <w:rFonts w:eastAsia="黑体"/>
         <w:b/>
         <w:bCs/>
       </w:rPr>
     </w:tblStylePr>
     <w:tblStylePr w:type="lastCol">
       <w:rPr>
+        <w:rFonts w:eastAsia="黑体"/>
         <w:b/>
         <w:bCs/>
       </w:rPr>
@@ -5227,6 +5517,7 @@
         <w:spacing w:after="0" w:before="0" w:line="240" w:lineRule="auto"/>
       </w:pPr>
       <w:rPr>
+        <w:rFonts w:eastAsia="黑体"/>
         <w:b/>
         <w:bCs/>
         <w:color w:themeColor="background1" w:val="FFFFFF"/>
@@ -5241,6 +5532,7 @@
         <w:spacing w:after="0" w:before="0" w:line="240" w:lineRule="auto"/>
       </w:pPr>
       <w:rPr>
+        <w:rFonts w:eastAsia="黑体"/>
         <w:b/>
         <w:bCs/>
       </w:rPr>
@@ -5256,12 +5548,14 @@
     </w:tblStylePr>
     <w:tblStylePr w:type="firstCol">
       <w:rPr>
+        <w:rFonts w:eastAsia="黑体"/>
         <w:b/>
         <w:bCs/>
       </w:rPr>
     </w:tblStylePr>
     <w:tblStylePr w:type="lastCol">
       <w:rPr>
+        <w:rFonts w:eastAsia="黑体"/>
         <w:b/>
         <w:bCs/>
       </w:rPr>
@@ -5319,6 +5613,7 @@
         <w:spacing w:after="0" w:before="0" w:line="240" w:lineRule="auto"/>
       </w:pPr>
       <w:rPr>
+        <w:rFonts w:eastAsia="黑体"/>
         <w:b/>
         <w:bCs/>
         <w:color w:themeColor="background1" w:val="FFFFFF"/>
@@ -5333,6 +5628,7 @@
         <w:spacing w:after="0" w:before="0" w:line="240" w:lineRule="auto"/>
       </w:pPr>
       <w:rPr>
+        <w:rFonts w:eastAsia="黑体"/>
         <w:b/>
         <w:bCs/>
       </w:rPr>
@@ -5348,12 +5644,14 @@
     </w:tblStylePr>
     <w:tblStylePr w:type="firstCol">
       <w:rPr>
+        <w:rFonts w:eastAsia="黑体"/>
         <w:b/>
         <w:bCs/>
       </w:rPr>
     </w:tblStylePr>
     <w:tblStylePr w:type="lastCol">
       <w:rPr>
+        <w:rFonts w:eastAsia="黑体"/>
         <w:b/>
         <w:bCs/>
       </w:rPr>
@@ -5411,6 +5709,7 @@
         <w:spacing w:after="0" w:before="0" w:line="240" w:lineRule="auto"/>
       </w:pPr>
       <w:rPr>
+        <w:rFonts w:eastAsia="黑体"/>
         <w:b/>
         <w:bCs/>
         <w:color w:themeColor="background1" w:val="FFFFFF"/>
@@ -5425,6 +5724,7 @@
         <w:spacing w:after="0" w:before="0" w:line="240" w:lineRule="auto"/>
       </w:pPr>
       <w:rPr>
+        <w:rFonts w:eastAsia="黑体"/>
         <w:b/>
         <w:bCs/>
       </w:rPr>
@@ -5440,12 +5740,14 @@
     </w:tblStylePr>
     <w:tblStylePr w:type="firstCol">
       <w:rPr>
+        <w:rFonts w:eastAsia="黑体"/>
         <w:b/>
         <w:bCs/>
       </w:rPr>
     </w:tblStylePr>
     <w:tblStylePr w:type="lastCol">
       <w:rPr>
+        <w:rFonts w:eastAsia="黑体"/>
         <w:b/>
         <w:bCs/>
       </w:rPr>
@@ -5505,7 +5807,7 @@
         <w:spacing w:after="0" w:before="0" w:line="240" w:lineRule="auto"/>
       </w:pPr>
       <w:rPr>
-        <w:rFonts w:asciiTheme="majorHAnsi" w:cstheme="majorBidi" w:eastAsiaTheme="majorEastAsia" w:hAnsiTheme="majorHAnsi"/>
+        <w:rFonts w:asciiTheme="majorHAnsi" w:cstheme="majorBidi" w:hAnsiTheme="majorHAnsi" w:eastAsia="黑体"/>
         <w:b/>
         <w:bCs/>
       </w:rPr>
@@ -5526,7 +5828,7 @@
         <w:spacing w:after="0" w:before="0" w:line="240" w:lineRule="auto"/>
       </w:pPr>
       <w:rPr>
-        <w:rFonts w:asciiTheme="majorHAnsi" w:cstheme="majorBidi" w:eastAsiaTheme="majorEastAsia" w:hAnsiTheme="majorHAnsi"/>
+        <w:rFonts w:asciiTheme="majorHAnsi" w:cstheme="majorBidi" w:hAnsiTheme="majorHAnsi" w:eastAsia="黑体"/>
         <w:b/>
         <w:bCs/>
       </w:rPr>
@@ -5544,14 +5846,14 @@
     </w:tblStylePr>
     <w:tblStylePr w:type="firstCol">
       <w:rPr>
-        <w:rFonts w:asciiTheme="majorHAnsi" w:cstheme="majorBidi" w:eastAsiaTheme="majorEastAsia" w:hAnsiTheme="majorHAnsi"/>
+        <w:rFonts w:asciiTheme="majorHAnsi" w:cstheme="majorBidi" w:hAnsiTheme="majorHAnsi" w:eastAsia="黑体"/>
         <w:b/>
         <w:bCs/>
       </w:rPr>
     </w:tblStylePr>
     <w:tblStylePr w:type="lastCol">
       <w:rPr>
-        <w:rFonts w:asciiTheme="majorHAnsi" w:cstheme="majorBidi" w:eastAsiaTheme="majorEastAsia" w:hAnsiTheme="majorHAnsi"/>
+        <w:rFonts w:asciiTheme="majorHAnsi" w:cstheme="majorBidi" w:hAnsiTheme="majorHAnsi" w:eastAsia="黑体"/>
         <w:b/>
         <w:bCs/>
       </w:rPr>
@@ -5635,7 +5937,7 @@
         <w:spacing w:after="0" w:before="0" w:line="240" w:lineRule="auto"/>
       </w:pPr>
       <w:rPr>
-        <w:rFonts w:asciiTheme="majorHAnsi" w:cstheme="majorBidi" w:eastAsiaTheme="majorEastAsia" w:hAnsiTheme="majorHAnsi"/>
+        <w:rFonts w:asciiTheme="majorHAnsi" w:cstheme="majorBidi" w:hAnsiTheme="majorHAnsi" w:eastAsia="黑体"/>
         <w:b/>
         <w:bCs/>
       </w:rPr>
@@ -5656,7 +5958,7 @@
         <w:spacing w:after="0" w:before="0" w:line="240" w:lineRule="auto"/>
       </w:pPr>
       <w:rPr>
-        <w:rFonts w:asciiTheme="majorHAnsi" w:cstheme="majorBidi" w:eastAsiaTheme="majorEastAsia" w:hAnsiTheme="majorHAnsi"/>
+        <w:rFonts w:asciiTheme="majorHAnsi" w:cstheme="majorBidi" w:hAnsiTheme="majorHAnsi" w:eastAsia="黑体"/>
         <w:b/>
         <w:bCs/>
       </w:rPr>
@@ -5674,14 +5976,14 @@
     </w:tblStylePr>
     <w:tblStylePr w:type="firstCol">
       <w:rPr>
-        <w:rFonts w:asciiTheme="majorHAnsi" w:cstheme="majorBidi" w:eastAsiaTheme="majorEastAsia" w:hAnsiTheme="majorHAnsi"/>
+        <w:rFonts w:asciiTheme="majorHAnsi" w:cstheme="majorBidi" w:hAnsiTheme="majorHAnsi" w:eastAsia="黑体"/>
         <w:b/>
         <w:bCs/>
       </w:rPr>
     </w:tblStylePr>
     <w:tblStylePr w:type="lastCol">
       <w:rPr>
-        <w:rFonts w:asciiTheme="majorHAnsi" w:cstheme="majorBidi" w:eastAsiaTheme="majorEastAsia" w:hAnsiTheme="majorHAnsi"/>
+        <w:rFonts w:asciiTheme="majorHAnsi" w:cstheme="majorBidi" w:hAnsiTheme="majorHAnsi" w:eastAsia="黑体"/>
         <w:b/>
         <w:bCs/>
       </w:rPr>
@@ -5765,7 +6067,7 @@
         <w:spacing w:after="0" w:before="0" w:line="240" w:lineRule="auto"/>
       </w:pPr>
       <w:rPr>
-        <w:rFonts w:asciiTheme="majorHAnsi" w:cstheme="majorBidi" w:eastAsiaTheme="majorEastAsia" w:hAnsiTheme="majorHAnsi"/>
+        <w:rFonts w:asciiTheme="majorHAnsi" w:cstheme="majorBidi" w:hAnsiTheme="majorHAnsi" w:eastAsia="黑体"/>
         <w:b/>
         <w:bCs/>
       </w:rPr>
@@ -5786,7 +6088,7 @@
         <w:spacing w:after="0" w:before="0" w:line="240" w:lineRule="auto"/>
       </w:pPr>
       <w:rPr>
-        <w:rFonts w:asciiTheme="majorHAnsi" w:cstheme="majorBidi" w:eastAsiaTheme="majorEastAsia" w:hAnsiTheme="majorHAnsi"/>
+        <w:rFonts w:asciiTheme="majorHAnsi" w:cstheme="majorBidi" w:hAnsiTheme="majorHAnsi" w:eastAsia="黑体"/>
         <w:b/>
         <w:bCs/>
       </w:rPr>
@@ -5804,14 +6106,14 @@
     </w:tblStylePr>
     <w:tblStylePr w:type="firstCol">
       <w:rPr>
-        <w:rFonts w:asciiTheme="majorHAnsi" w:cstheme="majorBidi" w:eastAsiaTheme="majorEastAsia" w:hAnsiTheme="majorHAnsi"/>
+        <w:rFonts w:asciiTheme="majorHAnsi" w:cstheme="majorBidi" w:hAnsiTheme="majorHAnsi" w:eastAsia="黑体"/>
         <w:b/>
         <w:bCs/>
       </w:rPr>
     </w:tblStylePr>
     <w:tblStylePr w:type="lastCol">
       <w:rPr>
-        <w:rFonts w:asciiTheme="majorHAnsi" w:cstheme="majorBidi" w:eastAsiaTheme="majorEastAsia" w:hAnsiTheme="majorHAnsi"/>
+        <w:rFonts w:asciiTheme="majorHAnsi" w:cstheme="majorBidi" w:hAnsiTheme="majorHAnsi" w:eastAsia="黑体"/>
         <w:b/>
         <w:bCs/>
       </w:rPr>
@@ -5895,7 +6197,7 @@
         <w:spacing w:after="0" w:before="0" w:line="240" w:lineRule="auto"/>
       </w:pPr>
       <w:rPr>
-        <w:rFonts w:asciiTheme="majorHAnsi" w:cstheme="majorBidi" w:eastAsiaTheme="majorEastAsia" w:hAnsiTheme="majorHAnsi"/>
+        <w:rFonts w:asciiTheme="majorHAnsi" w:cstheme="majorBidi" w:hAnsiTheme="majorHAnsi" w:eastAsia="黑体"/>
         <w:b/>
         <w:bCs/>
       </w:rPr>
@@ -5916,7 +6218,7 @@
         <w:spacing w:after="0" w:before="0" w:line="240" w:lineRule="auto"/>
       </w:pPr>
       <w:rPr>
-        <w:rFonts w:asciiTheme="majorHAnsi" w:cstheme="majorBidi" w:eastAsiaTheme="majorEastAsia" w:hAnsiTheme="majorHAnsi"/>
+        <w:rFonts w:asciiTheme="majorHAnsi" w:cstheme="majorBidi" w:hAnsiTheme="majorHAnsi" w:eastAsia="黑体"/>
         <w:b/>
         <w:bCs/>
       </w:rPr>
@@ -5934,14 +6236,14 @@
     </w:tblStylePr>
     <w:tblStylePr w:type="firstCol">
       <w:rPr>
-        <w:rFonts w:asciiTheme="majorHAnsi" w:cstheme="majorBidi" w:eastAsiaTheme="majorEastAsia" w:hAnsiTheme="majorHAnsi"/>
+        <w:rFonts w:asciiTheme="majorHAnsi" w:cstheme="majorBidi" w:hAnsiTheme="majorHAnsi" w:eastAsia="黑体"/>
         <w:b/>
         <w:bCs/>
       </w:rPr>
     </w:tblStylePr>
     <w:tblStylePr w:type="lastCol">
       <w:rPr>
-        <w:rFonts w:asciiTheme="majorHAnsi" w:cstheme="majorBidi" w:eastAsiaTheme="majorEastAsia" w:hAnsiTheme="majorHAnsi"/>
+        <w:rFonts w:asciiTheme="majorHAnsi" w:cstheme="majorBidi" w:hAnsiTheme="majorHAnsi" w:eastAsia="黑体"/>
         <w:b/>
         <w:bCs/>
       </w:rPr>
@@ -6025,7 +6327,7 @@
         <w:spacing w:after="0" w:before="0" w:line="240" w:lineRule="auto"/>
       </w:pPr>
       <w:rPr>
-        <w:rFonts w:asciiTheme="majorHAnsi" w:cstheme="majorBidi" w:eastAsiaTheme="majorEastAsia" w:hAnsiTheme="majorHAnsi"/>
+        <w:rFonts w:asciiTheme="majorHAnsi" w:cstheme="majorBidi" w:hAnsiTheme="majorHAnsi" w:eastAsia="黑体"/>
         <w:b/>
         <w:bCs/>
       </w:rPr>
@@ -6046,7 +6348,7 @@
         <w:spacing w:after="0" w:before="0" w:line="240" w:lineRule="auto"/>
       </w:pPr>
       <w:rPr>
-        <w:rFonts w:asciiTheme="majorHAnsi" w:cstheme="majorBidi" w:eastAsiaTheme="majorEastAsia" w:hAnsiTheme="majorHAnsi"/>
+        <w:rFonts w:asciiTheme="majorHAnsi" w:cstheme="majorBidi" w:hAnsiTheme="majorHAnsi" w:eastAsia="黑体"/>
         <w:b/>
         <w:bCs/>
       </w:rPr>
@@ -6064,14 +6366,14 @@
     </w:tblStylePr>
     <w:tblStylePr w:type="firstCol">
       <w:rPr>
-        <w:rFonts w:asciiTheme="majorHAnsi" w:cstheme="majorBidi" w:eastAsiaTheme="majorEastAsia" w:hAnsiTheme="majorHAnsi"/>
+        <w:rFonts w:asciiTheme="majorHAnsi" w:cstheme="majorBidi" w:hAnsiTheme="majorHAnsi" w:eastAsia="黑体"/>
         <w:b/>
         <w:bCs/>
       </w:rPr>
     </w:tblStylePr>
     <w:tblStylePr w:type="lastCol">
       <w:rPr>
-        <w:rFonts w:asciiTheme="majorHAnsi" w:cstheme="majorBidi" w:eastAsiaTheme="majorEastAsia" w:hAnsiTheme="majorHAnsi"/>
+        <w:rFonts w:asciiTheme="majorHAnsi" w:cstheme="majorBidi" w:hAnsiTheme="majorHAnsi" w:eastAsia="黑体"/>
         <w:b/>
         <w:bCs/>
       </w:rPr>
@@ -6155,7 +6457,7 @@
         <w:spacing w:after="0" w:before="0" w:line="240" w:lineRule="auto"/>
       </w:pPr>
       <w:rPr>
-        <w:rFonts w:asciiTheme="majorHAnsi" w:cstheme="majorBidi" w:eastAsiaTheme="majorEastAsia" w:hAnsiTheme="majorHAnsi"/>
+        <w:rFonts w:asciiTheme="majorHAnsi" w:cstheme="majorBidi" w:hAnsiTheme="majorHAnsi" w:eastAsia="黑体"/>
         <w:b/>
         <w:bCs/>
       </w:rPr>
@@ -6176,7 +6478,7 @@
         <w:spacing w:after="0" w:before="0" w:line="240" w:lineRule="auto"/>
       </w:pPr>
       <w:rPr>
-        <w:rFonts w:asciiTheme="majorHAnsi" w:cstheme="majorBidi" w:eastAsiaTheme="majorEastAsia" w:hAnsiTheme="majorHAnsi"/>
+        <w:rFonts w:asciiTheme="majorHAnsi" w:cstheme="majorBidi" w:hAnsiTheme="majorHAnsi" w:eastAsia="黑体"/>
         <w:b/>
         <w:bCs/>
       </w:rPr>
@@ -6194,14 +6496,14 @@
     </w:tblStylePr>
     <w:tblStylePr w:type="firstCol">
       <w:rPr>
-        <w:rFonts w:asciiTheme="majorHAnsi" w:cstheme="majorBidi" w:eastAsiaTheme="majorEastAsia" w:hAnsiTheme="majorHAnsi"/>
+        <w:rFonts w:asciiTheme="majorHAnsi" w:cstheme="majorBidi" w:hAnsiTheme="majorHAnsi" w:eastAsia="黑体"/>
         <w:b/>
         <w:bCs/>
       </w:rPr>
     </w:tblStylePr>
     <w:tblStylePr w:type="lastCol">
       <w:rPr>
-        <w:rFonts w:asciiTheme="majorHAnsi" w:cstheme="majorBidi" w:eastAsiaTheme="majorEastAsia" w:hAnsiTheme="majorHAnsi"/>
+        <w:rFonts w:asciiTheme="majorHAnsi" w:cstheme="majorBidi" w:hAnsiTheme="majorHAnsi" w:eastAsia="黑体"/>
         <w:b/>
         <w:bCs/>
       </w:rPr>
@@ -6285,7 +6587,7 @@
         <w:spacing w:after="0" w:before="0" w:line="240" w:lineRule="auto"/>
       </w:pPr>
       <w:rPr>
-        <w:rFonts w:asciiTheme="majorHAnsi" w:cstheme="majorBidi" w:eastAsiaTheme="majorEastAsia" w:hAnsiTheme="majorHAnsi"/>
+        <w:rFonts w:asciiTheme="majorHAnsi" w:cstheme="majorBidi" w:hAnsiTheme="majorHAnsi" w:eastAsia="黑体"/>
         <w:b/>
         <w:bCs/>
       </w:rPr>
@@ -6306,7 +6608,7 @@
         <w:spacing w:after="0" w:before="0" w:line="240" w:lineRule="auto"/>
       </w:pPr>
       <w:rPr>
-        <w:rFonts w:asciiTheme="majorHAnsi" w:cstheme="majorBidi" w:eastAsiaTheme="majorEastAsia" w:hAnsiTheme="majorHAnsi"/>
+        <w:rFonts w:asciiTheme="majorHAnsi" w:cstheme="majorBidi" w:hAnsiTheme="majorHAnsi" w:eastAsia="黑体"/>
         <w:b/>
         <w:bCs/>
       </w:rPr>
@@ -6324,14 +6626,14 @@
     </w:tblStylePr>
     <w:tblStylePr w:type="firstCol">
       <w:rPr>
-        <w:rFonts w:asciiTheme="majorHAnsi" w:cstheme="majorBidi" w:eastAsiaTheme="majorEastAsia" w:hAnsiTheme="majorHAnsi"/>
+        <w:rFonts w:asciiTheme="majorHAnsi" w:cstheme="majorBidi" w:hAnsiTheme="majorHAnsi" w:eastAsia="黑体"/>
         <w:b/>
         <w:bCs/>
       </w:rPr>
     </w:tblStylePr>
     <w:tblStylePr w:type="lastCol">
       <w:rPr>
-        <w:rFonts w:asciiTheme="majorHAnsi" w:cstheme="majorBidi" w:eastAsiaTheme="majorEastAsia" w:hAnsiTheme="majorHAnsi"/>
+        <w:rFonts w:asciiTheme="majorHAnsi" w:cstheme="majorBidi" w:hAnsiTheme="majorHAnsi" w:eastAsia="黑体"/>
         <w:b/>
         <w:bCs/>
       </w:rPr>
@@ -6414,6 +6716,7 @@
         <w:spacing w:after="0" w:before="0" w:line="240" w:lineRule="auto"/>
       </w:pPr>
       <w:rPr>
+        <w:rFonts w:eastAsia="黑体"/>
         <w:b/>
         <w:bCs/>
         <w:color w:themeColor="background1" w:val="FFFFFF"/>
@@ -6436,6 +6739,7 @@
         <w:spacing w:after="0" w:before="0" w:line="240" w:lineRule="auto"/>
       </w:pPr>
       <w:rPr>
+        <w:rFonts w:eastAsia="黑体"/>
         <w:b/>
         <w:bCs/>
       </w:rPr>
@@ -6453,12 +6757,14 @@
     </w:tblStylePr>
     <w:tblStylePr w:type="firstCol">
       <w:rPr>
+        <w:rFonts w:eastAsia="黑体"/>
         <w:b/>
         <w:bCs/>
       </w:rPr>
     </w:tblStylePr>
     <w:tblStylePr w:type="lastCol">
       <w:rPr>
+        <w:rFonts w:eastAsia="黑体"/>
         <w:b/>
         <w:bCs/>
       </w:rPr>
@@ -6520,6 +6826,7 @@
         <w:spacing w:after="0" w:before="0" w:line="240" w:lineRule="auto"/>
       </w:pPr>
       <w:rPr>
+        <w:rFonts w:eastAsia="黑体"/>
         <w:b/>
         <w:bCs/>
         <w:color w:themeColor="background1" w:val="FFFFFF"/>
@@ -6542,6 +6849,7 @@
         <w:spacing w:after="0" w:before="0" w:line="240" w:lineRule="auto"/>
       </w:pPr>
       <w:rPr>
+        <w:rFonts w:eastAsia="黑体"/>
         <w:b/>
         <w:bCs/>
       </w:rPr>
@@ -6559,12 +6867,14 @@
     </w:tblStylePr>
     <w:tblStylePr w:type="firstCol">
       <w:rPr>
+        <w:rFonts w:eastAsia="黑体"/>
         <w:b/>
         <w:bCs/>
       </w:rPr>
     </w:tblStylePr>
     <w:tblStylePr w:type="lastCol">
       <w:rPr>
+        <w:rFonts w:eastAsia="黑体"/>
         <w:b/>
         <w:bCs/>
       </w:rPr>
@@ -6626,6 +6936,7 @@
         <w:spacing w:after="0" w:before="0" w:line="240" w:lineRule="auto"/>
       </w:pPr>
       <w:rPr>
+        <w:rFonts w:eastAsia="黑体"/>
         <w:b/>
         <w:bCs/>
         <w:color w:themeColor="background1" w:val="FFFFFF"/>
@@ -6648,6 +6959,7 @@
         <w:spacing w:after="0" w:before="0" w:line="240" w:lineRule="auto"/>
       </w:pPr>
       <w:rPr>
+        <w:rFonts w:eastAsia="黑体"/>
         <w:b/>
         <w:bCs/>
       </w:rPr>
@@ -6665,12 +6977,14 @@
     </w:tblStylePr>
     <w:tblStylePr w:type="firstCol">
       <w:rPr>
+        <w:rFonts w:eastAsia="黑体"/>
         <w:b/>
         <w:bCs/>
       </w:rPr>
     </w:tblStylePr>
     <w:tblStylePr w:type="lastCol">
       <w:rPr>
+        <w:rFonts w:eastAsia="黑体"/>
         <w:b/>
         <w:bCs/>
       </w:rPr>
@@ -6732,6 +7046,7 @@
         <w:spacing w:after="0" w:before="0" w:line="240" w:lineRule="auto"/>
       </w:pPr>
       <w:rPr>
+        <w:rFonts w:eastAsia="黑体"/>
         <w:b/>
         <w:bCs/>
         <w:color w:themeColor="background1" w:val="FFFFFF"/>
@@ -6754,6 +7069,7 @@
         <w:spacing w:after="0" w:before="0" w:line="240" w:lineRule="auto"/>
       </w:pPr>
       <w:rPr>
+        <w:rFonts w:eastAsia="黑体"/>
         <w:b/>
         <w:bCs/>
       </w:rPr>
@@ -6771,12 +7087,14 @@
     </w:tblStylePr>
     <w:tblStylePr w:type="firstCol">
       <w:rPr>
+        <w:rFonts w:eastAsia="黑体"/>
         <w:b/>
         <w:bCs/>
       </w:rPr>
     </w:tblStylePr>
     <w:tblStylePr w:type="lastCol">
       <w:rPr>
+        <w:rFonts w:eastAsia="黑体"/>
         <w:b/>
         <w:bCs/>
       </w:rPr>
@@ -6838,6 +7156,7 @@
         <w:spacing w:after="0" w:before="0" w:line="240" w:lineRule="auto"/>
       </w:pPr>
       <w:rPr>
+        <w:rFonts w:eastAsia="黑体"/>
         <w:b/>
         <w:bCs/>
         <w:color w:themeColor="background1" w:val="FFFFFF"/>
@@ -6860,6 +7179,7 @@
         <w:spacing w:after="0" w:before="0" w:line="240" w:lineRule="auto"/>
       </w:pPr>
       <w:rPr>
+        <w:rFonts w:eastAsia="黑体"/>
         <w:b/>
         <w:bCs/>
       </w:rPr>
@@ -6877,12 +7197,14 @@
     </w:tblStylePr>
     <w:tblStylePr w:type="firstCol">
       <w:rPr>
+        <w:rFonts w:eastAsia="黑体"/>
         <w:b/>
         <w:bCs/>
       </w:rPr>
     </w:tblStylePr>
     <w:tblStylePr w:type="lastCol">
       <w:rPr>
+        <w:rFonts w:eastAsia="黑体"/>
         <w:b/>
         <w:bCs/>
       </w:rPr>
@@ -6944,6 +7266,7 @@
         <w:spacing w:after="0" w:before="0" w:line="240" w:lineRule="auto"/>
       </w:pPr>
       <w:rPr>
+        <w:rFonts w:eastAsia="黑体"/>
         <w:b/>
         <w:bCs/>
         <w:color w:themeColor="background1" w:val="FFFFFF"/>
@@ -6966,6 +7289,7 @@
         <w:spacing w:after="0" w:before="0" w:line="240" w:lineRule="auto"/>
       </w:pPr>
       <w:rPr>
+        <w:rFonts w:eastAsia="黑体"/>
         <w:b/>
         <w:bCs/>
       </w:rPr>
@@ -6983,12 +7307,14 @@
     </w:tblStylePr>
     <w:tblStylePr w:type="firstCol">
       <w:rPr>
+        <w:rFonts w:eastAsia="黑体"/>
         <w:b/>
         <w:bCs/>
       </w:rPr>
     </w:tblStylePr>
     <w:tblStylePr w:type="lastCol">
       <w:rPr>
+        <w:rFonts w:eastAsia="黑体"/>
         <w:b/>
         <w:bCs/>
       </w:rPr>
@@ -7050,6 +7376,7 @@
         <w:spacing w:after="0" w:before="0" w:line="240" w:lineRule="auto"/>
       </w:pPr>
       <w:rPr>
+        <w:rFonts w:eastAsia="黑体"/>
         <w:b/>
         <w:bCs/>
         <w:color w:themeColor="background1" w:val="FFFFFF"/>
@@ -7072,6 +7399,7 @@
         <w:spacing w:after="0" w:before="0" w:line="240" w:lineRule="auto"/>
       </w:pPr>
       <w:rPr>
+        <w:rFonts w:eastAsia="黑体"/>
         <w:b/>
         <w:bCs/>
       </w:rPr>
@@ -7089,12 +7417,14 @@
     </w:tblStylePr>
     <w:tblStylePr w:type="firstCol">
       <w:rPr>
+        <w:rFonts w:eastAsia="黑体"/>
         <w:b/>
         <w:bCs/>
       </w:rPr>
     </w:tblStylePr>
     <w:tblStylePr w:type="lastCol">
       <w:rPr>
+        <w:rFonts w:eastAsia="黑体"/>
         <w:b/>
         <w:bCs/>
       </w:rPr>
@@ -7153,6 +7483,7 @@
         <w:spacing w:after="0" w:before="0" w:line="240" w:lineRule="auto"/>
       </w:pPr>
       <w:rPr>
+        <w:rFonts w:eastAsia="黑体"/>
         <w:b/>
         <w:bCs/>
         <w:color w:themeColor="background1" w:val="FFFFFF"/>
@@ -7175,6 +7506,7 @@
         <w:spacing w:after="0" w:before="0" w:line="240" w:lineRule="auto"/>
       </w:pPr>
       <w:rPr>
+        <w:rFonts w:eastAsia="黑体"/>
         <w:color w:val="auto"/>
       </w:rPr>
       <w:tblPr/>
@@ -7192,6 +7524,7 @@
     </w:tblStylePr>
     <w:tblStylePr w:type="firstCol">
       <w:rPr>
+        <w:rFonts w:eastAsia="黑体"/>
         <w:b/>
         <w:bCs/>
         <w:color w:themeColor="background1" w:val="FFFFFF"/>
@@ -7211,6 +7544,7 @@
     </w:tblStylePr>
     <w:tblStylePr w:type="lastCol">
       <w:rPr>
+        <w:rFonts w:eastAsia="黑体"/>
         <w:b/>
         <w:bCs/>
         <w:color w:themeColor="background1" w:val="FFFFFF"/>
@@ -7259,6 +7593,7 @@
     </w:tblStylePr>
     <w:tblStylePr w:type="nwCell">
       <w:rPr>
+        <w:rFonts w:eastAsia="黑体"/>
         <w:color w:themeColor="background1" w:val="FFFFFF"/>
       </w:rPr>
       <w:tblPr/>
@@ -7302,6 +7637,7 @@
         <w:spacing w:after="0" w:before="0" w:line="240" w:lineRule="auto"/>
       </w:pPr>
       <w:rPr>
+        <w:rFonts w:eastAsia="黑体"/>
         <w:b/>
         <w:bCs/>
         <w:color w:themeColor="background1" w:val="FFFFFF"/>
@@ -7324,6 +7660,7 @@
         <w:spacing w:after="0" w:before="0" w:line="240" w:lineRule="auto"/>
       </w:pPr>
       <w:rPr>
+        <w:rFonts w:eastAsia="黑体"/>
         <w:color w:val="auto"/>
       </w:rPr>
       <w:tblPr/>
@@ -7341,6 +7678,7 @@
     </w:tblStylePr>
     <w:tblStylePr w:type="firstCol">
       <w:rPr>
+        <w:rFonts w:eastAsia="黑体"/>
         <w:b/>
         <w:bCs/>
         <w:color w:themeColor="background1" w:val="FFFFFF"/>
@@ -7360,6 +7698,7 @@
     </w:tblStylePr>
     <w:tblStylePr w:type="lastCol">
       <w:rPr>
+        <w:rFonts w:eastAsia="黑体"/>
         <w:b/>
         <w:bCs/>
         <w:color w:themeColor="background1" w:val="FFFFFF"/>
@@ -7408,6 +7747,7 @@
     </w:tblStylePr>
     <w:tblStylePr w:type="nwCell">
       <w:rPr>
+        <w:rFonts w:eastAsia="黑体"/>
         <w:color w:themeColor="background1" w:val="FFFFFF"/>
       </w:rPr>
       <w:tblPr/>
@@ -7451,6 +7791,7 @@
         <w:spacing w:after="0" w:before="0" w:line="240" w:lineRule="auto"/>
       </w:pPr>
       <w:rPr>
+        <w:rFonts w:eastAsia="黑体"/>
         <w:b/>
         <w:bCs/>
         <w:color w:themeColor="background1" w:val="FFFFFF"/>
@@ -7473,6 +7814,7 @@
         <w:spacing w:after="0" w:before="0" w:line="240" w:lineRule="auto"/>
       </w:pPr>
       <w:rPr>
+        <w:rFonts w:eastAsia="黑体"/>
         <w:color w:val="auto"/>
       </w:rPr>
       <w:tblPr/>
@@ -7490,6 +7832,7 @@
     </w:tblStylePr>
     <w:tblStylePr w:type="firstCol">
       <w:rPr>
+        <w:rFonts w:eastAsia="黑体"/>
         <w:b/>
         <w:bCs/>
         <w:color w:themeColor="background1" w:val="FFFFFF"/>
@@ -7509,6 +7852,7 @@
     </w:tblStylePr>
     <w:tblStylePr w:type="lastCol">
       <w:rPr>
+        <w:rFonts w:eastAsia="黑体"/>
         <w:b/>
         <w:bCs/>
         <w:color w:themeColor="background1" w:val="FFFFFF"/>
@@ -7557,6 +7901,7 @@
     </w:tblStylePr>
     <w:tblStylePr w:type="nwCell">
       <w:rPr>
+        <w:rFonts w:eastAsia="黑体"/>
         <w:color w:themeColor="background1" w:val="FFFFFF"/>
       </w:rPr>
       <w:tblPr/>
@@ -7600,6 +7945,7 @@
         <w:spacing w:after="0" w:before="0" w:line="240" w:lineRule="auto"/>
       </w:pPr>
       <w:rPr>
+        <w:rFonts w:eastAsia="黑体"/>
         <w:b/>
         <w:bCs/>
         <w:color w:themeColor="background1" w:val="FFFFFF"/>
@@ -7622,6 +7968,7 @@
         <w:spacing w:after="0" w:before="0" w:line="240" w:lineRule="auto"/>
       </w:pPr>
       <w:rPr>
+        <w:rFonts w:eastAsia="黑体"/>
         <w:color w:val="auto"/>
       </w:rPr>
       <w:tblPr/>
@@ -7639,6 +7986,7 @@
     </w:tblStylePr>
     <w:tblStylePr w:type="firstCol">
       <w:rPr>
+        <w:rFonts w:eastAsia="黑体"/>
         <w:b/>
         <w:bCs/>
         <w:color w:themeColor="background1" w:val="FFFFFF"/>
@@ -7658,6 +8006,7 @@
     </w:tblStylePr>
     <w:tblStylePr w:type="lastCol">
       <w:rPr>
+        <w:rFonts w:eastAsia="黑体"/>
         <w:b/>
         <w:bCs/>
         <w:color w:themeColor="background1" w:val="FFFFFF"/>
@@ -7706,6 +8055,7 @@
     </w:tblStylePr>
     <w:tblStylePr w:type="nwCell">
       <w:rPr>
+        <w:rFonts w:eastAsia="黑体"/>
         <w:color w:themeColor="background1" w:val="FFFFFF"/>
       </w:rPr>
       <w:tblPr/>
@@ -7749,6 +8099,7 @@
         <w:spacing w:after="0" w:before="0" w:line="240" w:lineRule="auto"/>
       </w:pPr>
       <w:rPr>
+        <w:rFonts w:eastAsia="黑体"/>
         <w:b/>
         <w:bCs/>
         <w:color w:themeColor="background1" w:val="FFFFFF"/>
@@ -7771,6 +8122,7 @@
         <w:spacing w:after="0" w:before="0" w:line="240" w:lineRule="auto"/>
       </w:pPr>
       <w:rPr>
+        <w:rFonts w:eastAsia="黑体"/>
         <w:color w:val="auto"/>
       </w:rPr>
       <w:tblPr/>
@@ -7788,6 +8140,7 @@
     </w:tblStylePr>
     <w:tblStylePr w:type="firstCol">
       <w:rPr>
+        <w:rFonts w:eastAsia="黑体"/>
         <w:b/>
         <w:bCs/>
         <w:color w:themeColor="background1" w:val="FFFFFF"/>
@@ -7807,6 +8160,7 @@
     </w:tblStylePr>
     <w:tblStylePr w:type="lastCol">
       <w:rPr>
+        <w:rFonts w:eastAsia="黑体"/>
         <w:b/>
         <w:bCs/>
         <w:color w:themeColor="background1" w:val="FFFFFF"/>
@@ -7855,6 +8209,7 @@
     </w:tblStylePr>
     <w:tblStylePr w:type="nwCell">
       <w:rPr>
+        <w:rFonts w:eastAsia="黑体"/>
         <w:color w:themeColor="background1" w:val="FFFFFF"/>
       </w:rPr>
       <w:tblPr/>
@@ -7898,6 +8253,7 @@
         <w:spacing w:after="0" w:before="0" w:line="240" w:lineRule="auto"/>
       </w:pPr>
       <w:rPr>
+        <w:rFonts w:eastAsia="黑体"/>
         <w:b/>
         <w:bCs/>
         <w:color w:themeColor="background1" w:val="FFFFFF"/>
@@ -7920,6 +8276,7 @@
         <w:spacing w:after="0" w:before="0" w:line="240" w:lineRule="auto"/>
       </w:pPr>
       <w:rPr>
+        <w:rFonts w:eastAsia="黑体"/>
         <w:color w:val="auto"/>
       </w:rPr>
       <w:tblPr/>
@@ -7937,6 +8294,7 @@
     </w:tblStylePr>
     <w:tblStylePr w:type="firstCol">
       <w:rPr>
+        <w:rFonts w:eastAsia="黑体"/>
         <w:b/>
         <w:bCs/>
         <w:color w:themeColor="background1" w:val="FFFFFF"/>
@@ -7956,6 +8314,7 @@
     </w:tblStylePr>
     <w:tblStylePr w:type="lastCol">
       <w:rPr>
+        <w:rFonts w:eastAsia="黑体"/>
         <w:b/>
         <w:bCs/>
         <w:color w:themeColor="background1" w:val="FFFFFF"/>
@@ -8004,6 +8363,7 @@
     </w:tblStylePr>
     <w:tblStylePr w:type="nwCell">
       <w:rPr>
+        <w:rFonts w:eastAsia="黑体"/>
         <w:color w:themeColor="background1" w:val="FFFFFF"/>
       </w:rPr>
       <w:tblPr/>
@@ -8047,6 +8407,7 @@
         <w:spacing w:after="0" w:before="0" w:line="240" w:lineRule="auto"/>
       </w:pPr>
       <w:rPr>
+        <w:rFonts w:eastAsia="黑体"/>
         <w:b/>
         <w:bCs/>
         <w:color w:themeColor="background1" w:val="FFFFFF"/>
@@ -8069,6 +8430,7 @@
         <w:spacing w:after="0" w:before="0" w:line="240" w:lineRule="auto"/>
       </w:pPr>
       <w:rPr>
+        <w:rFonts w:eastAsia="黑体"/>
         <w:color w:val="auto"/>
       </w:rPr>
       <w:tblPr/>
@@ -8086,6 +8448,7 @@
     </w:tblStylePr>
     <w:tblStylePr w:type="firstCol">
       <w:rPr>
+        <w:rFonts w:eastAsia="黑体"/>
         <w:b/>
         <w:bCs/>
         <w:color w:themeColor="background1" w:val="FFFFFF"/>
@@ -8105,6 +8468,7 @@
     </w:tblStylePr>
     <w:tblStylePr w:type="lastCol">
       <w:rPr>
+        <w:rFonts w:eastAsia="黑体"/>
         <w:b/>
         <w:bCs/>
         <w:color w:themeColor="background1" w:val="FFFFFF"/>
@@ -8153,6 +8517,7 @@
     </w:tblStylePr>
     <w:tblStylePr w:type="nwCell">
       <w:rPr>
+        <w:rFonts w:eastAsia="黑体"/>
         <w:color w:themeColor="background1" w:val="FFFFFF"/>
       </w:rPr>
       <w:tblPr/>
@@ -8177,6 +8542,7 @@
       <w:spacing w:after="0" w:line="240" w:lineRule="auto"/>
     </w:pPr>
     <w:rPr>
+      <w:rFonts w:eastAsia="黑体"/>
       <w:color w:themeColor="text1" w:val="000000"/>
     </w:rPr>
     <w:tblPr>
@@ -8196,7 +8562,7 @@
     </w:tblPr>
     <w:tblStylePr w:type="firstRow">
       <w:rPr>
-        <w:rFonts w:asciiTheme="majorHAnsi" w:cstheme="majorBidi" w:eastAsiaTheme="majorEastAsia" w:hAnsiTheme="majorHAnsi"/>
+        <w:rFonts w:asciiTheme="majorHAnsi" w:cstheme="majorBidi" w:hAnsiTheme="majorHAnsi" w:eastAsia="黑体"/>
       </w:rPr>
       <w:tblPr/>
       <w:tcPr>
@@ -8208,6 +8574,7 @@
     </w:tblStylePr>
     <w:tblStylePr w:type="lastRow">
       <w:rPr>
+        <w:rFonts w:eastAsia="黑体"/>
         <w:b/>
         <w:bCs/>
         <w:color w:themeColor="text2" w:val="1F497D"/>
@@ -8222,12 +8589,14 @@
     </w:tblStylePr>
     <w:tblStylePr w:type="firstCol">
       <w:rPr>
+        <w:rFonts w:eastAsia="黑体"/>
         <w:b/>
         <w:bCs/>
       </w:rPr>
     </w:tblStylePr>
     <w:tblStylePr w:type="lastCol">
       <w:rPr>
+        <w:rFonts w:eastAsia="黑体"/>
         <w:b/>
         <w:bCs/>
       </w:rPr>
@@ -8261,6 +8630,7 @@
       <w:spacing w:after="0" w:line="240" w:lineRule="auto"/>
     </w:pPr>
     <w:rPr>
+      <w:rFonts w:eastAsia="黑体"/>
       <w:color w:themeColor="text1" w:val="000000"/>
     </w:rPr>
     <w:tblPr>
@@ -8280,7 +8650,7 @@
     </w:tblPr>
     <w:tblStylePr w:type="firstRow">
       <w:rPr>
-        <w:rFonts w:asciiTheme="majorHAnsi" w:cstheme="majorBidi" w:eastAsiaTheme="majorEastAsia" w:hAnsiTheme="majorHAnsi"/>
+        <w:rFonts w:asciiTheme="majorHAnsi" w:cstheme="majorBidi" w:hAnsiTheme="majorHAnsi" w:eastAsia="黑体"/>
       </w:rPr>
       <w:tblPr/>
       <w:tcPr>
@@ -8292,6 +8662,7 @@
     </w:tblStylePr>
     <w:tblStylePr w:type="lastRow">
       <w:rPr>
+        <w:rFonts w:eastAsia="黑体"/>
         <w:b/>
         <w:bCs/>
         <w:color w:themeColor="text2" w:val="1F497D"/>
@@ -8306,12 +8677,14 @@
     </w:tblStylePr>
     <w:tblStylePr w:type="firstCol">
       <w:rPr>
+        <w:rFonts w:eastAsia="黑体"/>
         <w:b/>
         <w:bCs/>
       </w:rPr>
     </w:tblStylePr>
     <w:tblStylePr w:type="lastCol">
       <w:rPr>
+        <w:rFonts w:eastAsia="黑体"/>
         <w:b/>
         <w:bCs/>
       </w:rPr>
@@ -8345,6 +8718,7 @@
       <w:spacing w:after="0" w:line="240" w:lineRule="auto"/>
     </w:pPr>
     <w:rPr>
+      <w:rFonts w:eastAsia="黑体"/>
       <w:color w:themeColor="text1" w:val="000000"/>
     </w:rPr>
     <w:tblPr>
@@ -8364,7 +8738,7 @@
     </w:tblPr>
     <w:tblStylePr w:type="firstRow">
       <w:rPr>
-        <w:rFonts w:asciiTheme="majorHAnsi" w:cstheme="majorBidi" w:eastAsiaTheme="majorEastAsia" w:hAnsiTheme="majorHAnsi"/>
+        <w:rFonts w:asciiTheme="majorHAnsi" w:cstheme="majorBidi" w:hAnsiTheme="majorHAnsi" w:eastAsia="黑体"/>
       </w:rPr>
       <w:tblPr/>
       <w:tcPr>
@@ -8376,6 +8750,7 @@
     </w:tblStylePr>
     <w:tblStylePr w:type="lastRow">
       <w:rPr>
+        <w:rFonts w:eastAsia="黑体"/>
         <w:b/>
         <w:bCs/>
         <w:color w:themeColor="text2" w:val="1F497D"/>
@@ -8390,12 +8765,14 @@
     </w:tblStylePr>
     <w:tblStylePr w:type="firstCol">
       <w:rPr>
+        <w:rFonts w:eastAsia="黑体"/>
         <w:b/>
         <w:bCs/>
       </w:rPr>
     </w:tblStylePr>
     <w:tblStylePr w:type="lastCol">
       <w:rPr>
+        <w:rFonts w:eastAsia="黑体"/>
         <w:b/>
         <w:bCs/>
       </w:rPr>
@@ -8429,6 +8806,7 @@
       <w:spacing w:after="0" w:line="240" w:lineRule="auto"/>
     </w:pPr>
     <w:rPr>
+      <w:rFonts w:eastAsia="黑体"/>
       <w:color w:themeColor="text1" w:val="000000"/>
     </w:rPr>
     <w:tblPr>
@@ -8448,7 +8826,7 @@
     </w:tblPr>
     <w:tblStylePr w:type="firstRow">
       <w:rPr>
-        <w:rFonts w:asciiTheme="majorHAnsi" w:cstheme="majorBidi" w:eastAsiaTheme="majorEastAsia" w:hAnsiTheme="majorHAnsi"/>
+        <w:rFonts w:asciiTheme="majorHAnsi" w:cstheme="majorBidi" w:hAnsiTheme="majorHAnsi" w:eastAsia="黑体"/>
       </w:rPr>
       <w:tblPr/>
       <w:tcPr>
@@ -8460,6 +8838,7 @@
     </w:tblStylePr>
     <w:tblStylePr w:type="lastRow">
       <w:rPr>
+        <w:rFonts w:eastAsia="黑体"/>
         <w:b/>
         <w:bCs/>
         <w:color w:themeColor="text2" w:val="1F497D"/>
@@ -8474,12 +8853,14 @@
     </w:tblStylePr>
     <w:tblStylePr w:type="firstCol">
       <w:rPr>
+        <w:rFonts w:eastAsia="黑体"/>
         <w:b/>
         <w:bCs/>
       </w:rPr>
     </w:tblStylePr>
     <w:tblStylePr w:type="lastCol">
       <w:rPr>
+        <w:rFonts w:eastAsia="黑体"/>
         <w:b/>
         <w:bCs/>
       </w:rPr>
@@ -8513,6 +8894,7 @@
       <w:spacing w:after="0" w:line="240" w:lineRule="auto"/>
     </w:pPr>
     <w:rPr>
+      <w:rFonts w:eastAsia="黑体"/>
       <w:color w:themeColor="text1" w:val="000000"/>
     </w:rPr>
     <w:tblPr>
@@ -8532,7 +8914,7 @@
     </w:tblPr>
     <w:tblStylePr w:type="firstRow">
       <w:rPr>
-        <w:rFonts w:asciiTheme="majorHAnsi" w:cstheme="majorBidi" w:eastAsiaTheme="majorEastAsia" w:hAnsiTheme="majorHAnsi"/>
+        <w:rFonts w:asciiTheme="majorHAnsi" w:cstheme="majorBidi" w:hAnsiTheme="majorHAnsi" w:eastAsia="黑体"/>
       </w:rPr>
       <w:tblPr/>
       <w:tcPr>
@@ -8544,6 +8926,7 @@
     </w:tblStylePr>
     <w:tblStylePr w:type="lastRow">
       <w:rPr>
+        <w:rFonts w:eastAsia="黑体"/>
         <w:b/>
         <w:bCs/>
         <w:color w:themeColor="text2" w:val="1F497D"/>
@@ -8558,12 +8941,14 @@
     </w:tblStylePr>
     <w:tblStylePr w:type="firstCol">
       <w:rPr>
+        <w:rFonts w:eastAsia="黑体"/>
         <w:b/>
         <w:bCs/>
       </w:rPr>
     </w:tblStylePr>
     <w:tblStylePr w:type="lastCol">
       <w:rPr>
+        <w:rFonts w:eastAsia="黑体"/>
         <w:b/>
         <w:bCs/>
       </w:rPr>
@@ -8597,6 +8982,7 @@
       <w:spacing w:after="0" w:line="240" w:lineRule="auto"/>
     </w:pPr>
     <w:rPr>
+      <w:rFonts w:eastAsia="黑体"/>
       <w:color w:themeColor="text1" w:val="000000"/>
     </w:rPr>
     <w:tblPr>
@@ -8616,7 +9002,7 @@
     </w:tblPr>
     <w:tblStylePr w:type="firstRow">
       <w:rPr>
-        <w:rFonts w:asciiTheme="majorHAnsi" w:cstheme="majorBidi" w:eastAsiaTheme="majorEastAsia" w:hAnsiTheme="majorHAnsi"/>
+        <w:rFonts w:asciiTheme="majorHAnsi" w:cstheme="majorBidi" w:hAnsiTheme="majorHAnsi" w:eastAsia="黑体"/>
       </w:rPr>
       <w:tblPr/>
       <w:tcPr>
@@ -8628,6 +9014,7 @@
     </w:tblStylePr>
     <w:tblStylePr w:type="lastRow">
       <w:rPr>
+        <w:rFonts w:eastAsia="黑体"/>
         <w:b/>
         <w:bCs/>
         <w:color w:themeColor="text2" w:val="1F497D"/>
@@ -8642,12 +9029,14 @@
     </w:tblStylePr>
     <w:tblStylePr w:type="firstCol">
       <w:rPr>
+        <w:rFonts w:eastAsia="黑体"/>
         <w:b/>
         <w:bCs/>
       </w:rPr>
     </w:tblStylePr>
     <w:tblStylePr w:type="lastCol">
       <w:rPr>
+        <w:rFonts w:eastAsia="黑体"/>
         <w:b/>
         <w:bCs/>
       </w:rPr>
@@ -8681,6 +9070,7 @@
       <w:spacing w:after="0" w:line="240" w:lineRule="auto"/>
     </w:pPr>
     <w:rPr>
+      <w:rFonts w:eastAsia="黑体"/>
       <w:color w:themeColor="text1" w:val="000000"/>
     </w:rPr>
     <w:tblPr>
@@ -8700,7 +9090,7 @@
     </w:tblPr>
     <w:tblStylePr w:type="firstRow">
       <w:rPr>
-        <w:rFonts w:asciiTheme="majorHAnsi" w:cstheme="majorBidi" w:eastAsiaTheme="majorEastAsia" w:hAnsiTheme="majorHAnsi"/>
+        <w:rFonts w:asciiTheme="majorHAnsi" w:cstheme="majorBidi" w:hAnsiTheme="majorHAnsi" w:eastAsia="黑体"/>
       </w:rPr>
       <w:tblPr/>
       <w:tcPr>
@@ -8712,6 +9102,7 @@
     </w:tblStylePr>
     <w:tblStylePr w:type="lastRow">
       <w:rPr>
+        <w:rFonts w:eastAsia="黑体"/>
         <w:b/>
         <w:bCs/>
         <w:color w:themeColor="text2" w:val="1F497D"/>
@@ -8726,12 +9117,14 @@
     </w:tblStylePr>
     <w:tblStylePr w:type="firstCol">
       <w:rPr>
+        <w:rFonts w:eastAsia="黑体"/>
         <w:b/>
         <w:bCs/>
       </w:rPr>
     </w:tblStylePr>
     <w:tblStylePr w:type="lastCol">
       <w:rPr>
+        <w:rFonts w:eastAsia="黑体"/>
         <w:b/>
         <w:bCs/>
       </w:rPr>
@@ -8765,7 +9158,7 @@
       <w:spacing w:after="0" w:line="240" w:lineRule="auto"/>
     </w:pPr>
     <w:rPr>
-      <w:rFonts w:asciiTheme="majorHAnsi" w:cstheme="majorBidi" w:eastAsiaTheme="majorEastAsia" w:hAnsiTheme="majorHAnsi"/>
+      <w:rFonts w:asciiTheme="majorHAnsi" w:cstheme="majorBidi" w:hAnsiTheme="majorHAnsi" w:eastAsia="黑体"/>
       <w:color w:themeColor="text1" w:val="000000"/>
     </w:rPr>
     <w:tblPr>
@@ -8787,6 +9180,7 @@
     </w:tblPr>
     <w:tblStylePr w:type="firstRow">
       <w:rPr>
+        <w:rFonts w:eastAsia="黑体"/>
         <w:sz w:val="24"/>
         <w:szCs w:val="24"/>
       </w:rPr>
@@ -8893,7 +9287,7 @@
       <w:spacing w:after="0" w:line="240" w:lineRule="auto"/>
     </w:pPr>
     <w:rPr>
-      <w:rFonts w:asciiTheme="majorHAnsi" w:cstheme="majorBidi" w:eastAsiaTheme="majorEastAsia" w:hAnsiTheme="majorHAnsi"/>
+      <w:rFonts w:asciiTheme="majorHAnsi" w:cstheme="majorBidi" w:hAnsiTheme="majorHAnsi" w:eastAsia="黑体"/>
       <w:color w:themeColor="text1" w:val="000000"/>
     </w:rPr>
     <w:tblPr>
@@ -8915,6 +9309,7 @@
     </w:tblPr>
     <w:tblStylePr w:type="firstRow">
       <w:rPr>
+        <w:rFonts w:eastAsia="黑体"/>
         <w:sz w:val="24"/>
         <w:szCs w:val="24"/>
       </w:rPr>
@@ -9021,7 +9416,7 @@
       <w:spacing w:after="0" w:line="240" w:lineRule="auto"/>
     </w:pPr>
     <w:rPr>
-      <w:rFonts w:asciiTheme="majorHAnsi" w:cstheme="majorBidi" w:eastAsiaTheme="majorEastAsia" w:hAnsiTheme="majorHAnsi"/>
+      <w:rFonts w:asciiTheme="majorHAnsi" w:cstheme="majorBidi" w:hAnsiTheme="majorHAnsi" w:eastAsia="黑体"/>
       <w:color w:themeColor="text1" w:val="000000"/>
     </w:rPr>
     <w:tblPr>
@@ -9043,6 +9438,7 @@
     </w:tblPr>
     <w:tblStylePr w:type="firstRow">
       <w:rPr>
+        <w:rFonts w:eastAsia="黑体"/>
         <w:sz w:val="24"/>
         <w:szCs w:val="24"/>
       </w:rPr>
@@ -9149,7 +9545,7 @@
       <w:spacing w:after="0" w:line="240" w:lineRule="auto"/>
     </w:pPr>
     <w:rPr>
-      <w:rFonts w:asciiTheme="majorHAnsi" w:cstheme="majorBidi" w:eastAsiaTheme="majorEastAsia" w:hAnsiTheme="majorHAnsi"/>
+      <w:rFonts w:asciiTheme="majorHAnsi" w:cstheme="majorBidi" w:hAnsiTheme="majorHAnsi" w:eastAsia="黑体"/>
       <w:color w:themeColor="text1" w:val="000000"/>
     </w:rPr>
     <w:tblPr>
@@ -9171,6 +9567,7 @@
     </w:tblPr>
     <w:tblStylePr w:type="firstRow">
       <w:rPr>
+        <w:rFonts w:eastAsia="黑体"/>
         <w:sz w:val="24"/>
         <w:szCs w:val="24"/>
       </w:rPr>
@@ -9277,7 +9674,7 @@
       <w:spacing w:after="0" w:line="240" w:lineRule="auto"/>
     </w:pPr>
     <w:rPr>
-      <w:rFonts w:asciiTheme="majorHAnsi" w:cstheme="majorBidi" w:eastAsiaTheme="majorEastAsia" w:hAnsiTheme="majorHAnsi"/>
+      <w:rFonts w:asciiTheme="majorHAnsi" w:cstheme="majorBidi" w:hAnsiTheme="majorHAnsi" w:eastAsia="黑体"/>
       <w:color w:themeColor="text1" w:val="000000"/>
     </w:rPr>
     <w:tblPr>
@@ -9299,6 +9696,7 @@
     </w:tblPr>
     <w:tblStylePr w:type="firstRow">
       <w:rPr>
+        <w:rFonts w:eastAsia="黑体"/>
         <w:sz w:val="24"/>
         <w:szCs w:val="24"/>
       </w:rPr>
@@ -9405,7 +9803,7 @@
       <w:spacing w:after="0" w:line="240" w:lineRule="auto"/>
     </w:pPr>
     <w:rPr>
-      <w:rFonts w:asciiTheme="majorHAnsi" w:cstheme="majorBidi" w:eastAsiaTheme="majorEastAsia" w:hAnsiTheme="majorHAnsi"/>
+      <w:rFonts w:asciiTheme="majorHAnsi" w:cstheme="majorBidi" w:hAnsiTheme="majorHAnsi" w:eastAsia="黑体"/>
       <w:color w:themeColor="text1" w:val="000000"/>
     </w:rPr>
     <w:tblPr>
@@ -9427,6 +9825,7 @@
     </w:tblPr>
     <w:tblStylePr w:type="firstRow">
       <w:rPr>
+        <w:rFonts w:eastAsia="黑体"/>
         <w:sz w:val="24"/>
         <w:szCs w:val="24"/>
       </w:rPr>
@@ -9533,7 +9932,7 @@
       <w:spacing w:after="0" w:line="240" w:lineRule="auto"/>
     </w:pPr>
     <w:rPr>
-      <w:rFonts w:asciiTheme="majorHAnsi" w:cstheme="majorBidi" w:eastAsiaTheme="majorEastAsia" w:hAnsiTheme="majorHAnsi"/>
+      <w:rFonts w:asciiTheme="majorHAnsi" w:cstheme="majorBidi" w:hAnsiTheme="majorHAnsi" w:eastAsia="黑体"/>
       <w:color w:themeColor="text1" w:val="000000"/>
     </w:rPr>
     <w:tblPr>
@@ -9555,6 +9954,7 @@
     </w:tblPr>
     <w:tblStylePr w:type="firstRow">
       <w:rPr>
+        <w:rFonts w:eastAsia="黑体"/>
         <w:sz w:val="24"/>
         <w:szCs w:val="24"/>
       </w:rPr>
@@ -9684,12 +10084,14 @@
     </w:tcPr>
     <w:tblStylePr w:type="firstRow">
       <w:rPr>
+        <w:rFonts w:eastAsia="黑体"/>
         <w:b/>
         <w:bCs/>
       </w:rPr>
     </w:tblStylePr>
     <w:tblStylePr w:type="lastRow">
       <w:rPr>
+        <w:rFonts w:eastAsia="黑体"/>
         <w:b/>
         <w:bCs/>
       </w:rPr>
@@ -9702,12 +10104,14 @@
     </w:tblStylePr>
     <w:tblStylePr w:type="firstCol">
       <w:rPr>
+        <w:rFonts w:eastAsia="黑体"/>
         <w:b/>
         <w:bCs/>
       </w:rPr>
     </w:tblStylePr>
     <w:tblStylePr w:type="lastCol">
       <w:rPr>
+        <w:rFonts w:eastAsia="黑体"/>
         <w:b/>
         <w:bCs/>
       </w:rPr>
@@ -9757,12 +10161,14 @@
     </w:tcPr>
     <w:tblStylePr w:type="firstRow">
       <w:rPr>
+        <w:rFonts w:eastAsia="黑体"/>
         <w:b/>
         <w:bCs/>
       </w:rPr>
     </w:tblStylePr>
     <w:tblStylePr w:type="lastRow">
       <w:rPr>
+        <w:rFonts w:eastAsia="黑体"/>
         <w:b/>
         <w:bCs/>
       </w:rPr>
@@ -9775,12 +10181,14 @@
     </w:tblStylePr>
     <w:tblStylePr w:type="firstCol">
       <w:rPr>
+        <w:rFonts w:eastAsia="黑体"/>
         <w:b/>
         <w:bCs/>
       </w:rPr>
     </w:tblStylePr>
     <w:tblStylePr w:type="lastCol">
       <w:rPr>
+        <w:rFonts w:eastAsia="黑体"/>
         <w:b/>
         <w:bCs/>
       </w:rPr>
@@ -9830,12 +10238,14 @@
     </w:tcPr>
     <w:tblStylePr w:type="firstRow">
       <w:rPr>
+        <w:rFonts w:eastAsia="黑体"/>
         <w:b/>
         <w:bCs/>
       </w:rPr>
     </w:tblStylePr>
     <w:tblStylePr w:type="lastRow">
       <w:rPr>
+        <w:rFonts w:eastAsia="黑体"/>
         <w:b/>
         <w:bCs/>
       </w:rPr>
@@ -9848,12 +10258,14 @@
     </w:tblStylePr>
     <w:tblStylePr w:type="firstCol">
       <w:rPr>
+        <w:rFonts w:eastAsia="黑体"/>
         <w:b/>
         <w:bCs/>
       </w:rPr>
     </w:tblStylePr>
     <w:tblStylePr w:type="lastCol">
       <w:rPr>
+        <w:rFonts w:eastAsia="黑体"/>
         <w:b/>
         <w:bCs/>
       </w:rPr>
@@ -9903,12 +10315,14 @@
     </w:tcPr>
     <w:tblStylePr w:type="firstRow">
       <w:rPr>
+        <w:rFonts w:eastAsia="黑体"/>
         <w:b/>
         <w:bCs/>
       </w:rPr>
     </w:tblStylePr>
     <w:tblStylePr w:type="lastRow">
       <w:rPr>
+        <w:rFonts w:eastAsia="黑体"/>
         <w:b/>
         <w:bCs/>
       </w:rPr>
@@ -9921,12 +10335,14 @@
     </w:tblStylePr>
     <w:tblStylePr w:type="firstCol">
       <w:rPr>
+        <w:rFonts w:eastAsia="黑体"/>
         <w:b/>
         <w:bCs/>
       </w:rPr>
     </w:tblStylePr>
     <w:tblStylePr w:type="lastCol">
       <w:rPr>
+        <w:rFonts w:eastAsia="黑体"/>
         <w:b/>
         <w:bCs/>
       </w:rPr>
@@ -9976,12 +10392,14 @@
     </w:tcPr>
     <w:tblStylePr w:type="firstRow">
       <w:rPr>
+        <w:rFonts w:eastAsia="黑体"/>
         <w:b/>
         <w:bCs/>
       </w:rPr>
     </w:tblStylePr>
     <w:tblStylePr w:type="lastRow">
       <w:rPr>
+        <w:rFonts w:eastAsia="黑体"/>
         <w:b/>
         <w:bCs/>
       </w:rPr>
@@ -9994,12 +10412,14 @@
     </w:tblStylePr>
     <w:tblStylePr w:type="firstCol">
       <w:rPr>
+        <w:rFonts w:eastAsia="黑体"/>
         <w:b/>
         <w:bCs/>
       </w:rPr>
     </w:tblStylePr>
     <w:tblStylePr w:type="lastCol">
       <w:rPr>
+        <w:rFonts w:eastAsia="黑体"/>
         <w:b/>
         <w:bCs/>
       </w:rPr>
@@ -10049,12 +10469,14 @@
     </w:tcPr>
     <w:tblStylePr w:type="firstRow">
       <w:rPr>
+        <w:rFonts w:eastAsia="黑体"/>
         <w:b/>
         <w:bCs/>
       </w:rPr>
     </w:tblStylePr>
     <w:tblStylePr w:type="lastRow">
       <w:rPr>
+        <w:rFonts w:eastAsia="黑体"/>
         <w:b/>
         <w:bCs/>
       </w:rPr>
@@ -10067,12 +10489,14 @@
     </w:tblStylePr>
     <w:tblStylePr w:type="firstCol">
       <w:rPr>
+        <w:rFonts w:eastAsia="黑体"/>
         <w:b/>
         <w:bCs/>
       </w:rPr>
     </w:tblStylePr>
     <w:tblStylePr w:type="lastCol">
       <w:rPr>
+        <w:rFonts w:eastAsia="黑体"/>
         <w:b/>
         <w:bCs/>
       </w:rPr>
@@ -10122,12 +10546,14 @@
     </w:tcPr>
     <w:tblStylePr w:type="firstRow">
       <w:rPr>
+        <w:rFonts w:eastAsia="黑体"/>
         <w:b/>
         <w:bCs/>
       </w:rPr>
     </w:tblStylePr>
     <w:tblStylePr w:type="lastRow">
       <w:rPr>
+        <w:rFonts w:eastAsia="黑体"/>
         <w:b/>
         <w:bCs/>
       </w:rPr>
@@ -10140,12 +10566,14 @@
     </w:tblStylePr>
     <w:tblStylePr w:type="firstCol">
       <w:rPr>
+        <w:rFonts w:eastAsia="黑体"/>
         <w:b/>
         <w:bCs/>
       </w:rPr>
     </w:tblStylePr>
     <w:tblStylePr w:type="lastCol">
       <w:rPr>
+        <w:rFonts w:eastAsia="黑体"/>
         <w:b/>
         <w:bCs/>
       </w:rPr>
@@ -10172,7 +10600,7 @@
       <w:spacing w:after="0" w:line="240" w:lineRule="auto"/>
     </w:pPr>
     <w:rPr>
-      <w:rFonts w:asciiTheme="majorHAnsi" w:cstheme="majorBidi" w:eastAsiaTheme="majorEastAsia" w:hAnsiTheme="majorHAnsi"/>
+      <w:rFonts w:asciiTheme="majorHAnsi" w:cstheme="majorBidi" w:hAnsiTheme="majorHAnsi" w:eastAsia="黑体"/>
       <w:color w:themeColor="text1" w:val="000000"/>
     </w:rPr>
     <w:tblPr>
@@ -10199,6 +10627,7 @@
     </w:tcPr>
     <w:tblStylePr w:type="firstRow">
       <w:rPr>
+        <w:rFonts w:eastAsia="黑体"/>
         <w:b/>
         <w:bCs/>
         <w:color w:themeColor="text1" w:val="000000"/>
@@ -10210,6 +10639,7 @@
     </w:tblStylePr>
     <w:tblStylePr w:type="lastRow">
       <w:rPr>
+        <w:rFonts w:eastAsia="黑体"/>
         <w:b/>
         <w:bCs/>
         <w:color w:themeColor="text1" w:val="000000"/>
@@ -10229,6 +10659,7 @@
     </w:tblStylePr>
     <w:tblStylePr w:type="firstCol">
       <w:rPr>
+        <w:rFonts w:eastAsia="黑体"/>
         <w:b/>
         <w:bCs/>
         <w:color w:themeColor="text1" w:val="000000"/>
@@ -10248,6 +10679,7 @@
     </w:tblStylePr>
     <w:tblStylePr w:type="lastCol">
       <w:rPr>
+        <w:rFonts w:eastAsia="黑体"/>
         <w:b w:val="0"/>
         <w:bCs w:val="0"/>
         <w:color w:themeColor="text1" w:val="000000"/>
@@ -10297,7 +10729,7 @@
       <w:spacing w:after="0" w:line="240" w:lineRule="auto"/>
     </w:pPr>
     <w:rPr>
-      <w:rFonts w:asciiTheme="majorHAnsi" w:cstheme="majorBidi" w:eastAsiaTheme="majorEastAsia" w:hAnsiTheme="majorHAnsi"/>
+      <w:rFonts w:asciiTheme="majorHAnsi" w:cstheme="majorBidi" w:hAnsiTheme="majorHAnsi" w:eastAsia="黑体"/>
       <w:color w:themeColor="text1" w:val="000000"/>
     </w:rPr>
     <w:tblPr>
@@ -10324,6 +10756,7 @@
     </w:tcPr>
     <w:tblStylePr w:type="firstRow">
       <w:rPr>
+        <w:rFonts w:eastAsia="黑体"/>
         <w:b/>
         <w:bCs/>
         <w:color w:themeColor="text1" w:val="000000"/>
@@ -10335,6 +10768,7 @@
     </w:tblStylePr>
     <w:tblStylePr w:type="lastRow">
       <w:rPr>
+        <w:rFonts w:eastAsia="黑体"/>
         <w:b/>
         <w:bCs/>
         <w:color w:themeColor="text1" w:val="000000"/>
@@ -10354,6 +10788,7 @@
     </w:tblStylePr>
     <w:tblStylePr w:type="firstCol">
       <w:rPr>
+        <w:rFonts w:eastAsia="黑体"/>
         <w:b/>
         <w:bCs/>
         <w:color w:themeColor="text1" w:val="000000"/>
@@ -10373,6 +10808,7 @@
     </w:tblStylePr>
     <w:tblStylePr w:type="lastCol">
       <w:rPr>
+        <w:rFonts w:eastAsia="黑体"/>
         <w:b w:val="0"/>
         <w:bCs w:val="0"/>
         <w:color w:themeColor="text1" w:val="000000"/>
@@ -10422,7 +10858,7 @@
       <w:spacing w:after="0" w:line="240" w:lineRule="auto"/>
     </w:pPr>
     <w:rPr>
-      <w:rFonts w:asciiTheme="majorHAnsi" w:cstheme="majorBidi" w:eastAsiaTheme="majorEastAsia" w:hAnsiTheme="majorHAnsi"/>
+      <w:rFonts w:asciiTheme="majorHAnsi" w:cstheme="majorBidi" w:hAnsiTheme="majorHAnsi" w:eastAsia="黑体"/>
       <w:color w:themeColor="text1" w:val="000000"/>
     </w:rPr>
     <w:tblPr>
@@ -10449,6 +10885,7 @@
     </w:tcPr>
     <w:tblStylePr w:type="firstRow">
       <w:rPr>
+        <w:rFonts w:eastAsia="黑体"/>
         <w:b/>
         <w:bCs/>
         <w:color w:themeColor="text1" w:val="000000"/>
@@ -10460,6 +10897,7 @@
     </w:tblStylePr>
     <w:tblStylePr w:type="lastRow">
       <w:rPr>
+        <w:rFonts w:eastAsia="黑体"/>
         <w:b/>
         <w:bCs/>
         <w:color w:themeColor="text1" w:val="000000"/>
@@ -10479,6 +10917,7 @@
     </w:tblStylePr>
     <w:tblStylePr w:type="firstCol">
       <w:rPr>
+        <w:rFonts w:eastAsia="黑体"/>
         <w:b/>
         <w:bCs/>
         <w:color w:themeColor="text1" w:val="000000"/>
@@ -10498,6 +10937,7 @@
     </w:tblStylePr>
     <w:tblStylePr w:type="lastCol">
       <w:rPr>
+        <w:rFonts w:eastAsia="黑体"/>
         <w:b w:val="0"/>
         <w:bCs w:val="0"/>
         <w:color w:themeColor="text1" w:val="000000"/>
@@ -10547,7 +10987,7 @@
       <w:spacing w:after="0" w:line="240" w:lineRule="auto"/>
     </w:pPr>
     <w:rPr>
-      <w:rFonts w:asciiTheme="majorHAnsi" w:cstheme="majorBidi" w:eastAsiaTheme="majorEastAsia" w:hAnsiTheme="majorHAnsi"/>
+      <w:rFonts w:asciiTheme="majorHAnsi" w:cstheme="majorBidi" w:hAnsiTheme="majorHAnsi" w:eastAsia="黑体"/>
       <w:color w:themeColor="text1" w:val="000000"/>
     </w:rPr>
     <w:tblPr>
@@ -10574,6 +11014,7 @@
     </w:tcPr>
     <w:tblStylePr w:type="firstRow">
       <w:rPr>
+        <w:rFonts w:eastAsia="黑体"/>
         <w:b/>
         <w:bCs/>
         <w:color w:themeColor="text1" w:val="000000"/>
@@ -10585,6 +11026,7 @@
     </w:tblStylePr>
     <w:tblStylePr w:type="lastRow">
       <w:rPr>
+        <w:rFonts w:eastAsia="黑体"/>
         <w:b/>
         <w:bCs/>
         <w:color w:themeColor="text1" w:val="000000"/>
@@ -10604,6 +11046,7 @@
     </w:tblStylePr>
     <w:tblStylePr w:type="firstCol">
       <w:rPr>
+        <w:rFonts w:eastAsia="黑体"/>
         <w:b/>
         <w:bCs/>
         <w:color w:themeColor="text1" w:val="000000"/>
@@ -10623,6 +11066,7 @@
     </w:tblStylePr>
     <w:tblStylePr w:type="lastCol">
       <w:rPr>
+        <w:rFonts w:eastAsia="黑体"/>
         <w:b w:val="0"/>
         <w:bCs w:val="0"/>
         <w:color w:themeColor="text1" w:val="000000"/>
@@ -10672,7 +11116,7 @@
       <w:spacing w:after="0" w:line="240" w:lineRule="auto"/>
     </w:pPr>
     <w:rPr>
-      <w:rFonts w:asciiTheme="majorHAnsi" w:cstheme="majorBidi" w:eastAsiaTheme="majorEastAsia" w:hAnsiTheme="majorHAnsi"/>
+      <w:rFonts w:asciiTheme="majorHAnsi" w:cstheme="majorBidi" w:hAnsiTheme="majorHAnsi" w:eastAsia="黑体"/>
       <w:color w:themeColor="text1" w:val="000000"/>
     </w:rPr>
     <w:tblPr>
@@ -10699,6 +11143,7 @@
     </w:tcPr>
     <w:tblStylePr w:type="firstRow">
       <w:rPr>
+        <w:rFonts w:eastAsia="黑体"/>
         <w:b/>
         <w:bCs/>
         <w:color w:themeColor="text1" w:val="000000"/>
@@ -10710,6 +11155,7 @@
     </w:tblStylePr>
     <w:tblStylePr w:type="lastRow">
       <w:rPr>
+        <w:rFonts w:eastAsia="黑体"/>
         <w:b/>
         <w:bCs/>
         <w:color w:themeColor="text1" w:val="000000"/>
@@ -10729,6 +11175,7 @@
     </w:tblStylePr>
     <w:tblStylePr w:type="firstCol">
       <w:rPr>
+        <w:rFonts w:eastAsia="黑体"/>
         <w:b/>
         <w:bCs/>
         <w:color w:themeColor="text1" w:val="000000"/>
@@ -10748,6 +11195,7 @@
     </w:tblStylePr>
     <w:tblStylePr w:type="lastCol">
       <w:rPr>
+        <w:rFonts w:eastAsia="黑体"/>
         <w:b w:val="0"/>
         <w:bCs w:val="0"/>
         <w:color w:themeColor="text1" w:val="000000"/>
@@ -10797,7 +11245,7 @@
       <w:spacing w:after="0" w:line="240" w:lineRule="auto"/>
     </w:pPr>
     <w:rPr>
-      <w:rFonts w:asciiTheme="majorHAnsi" w:cstheme="majorBidi" w:eastAsiaTheme="majorEastAsia" w:hAnsiTheme="majorHAnsi"/>
+      <w:rFonts w:asciiTheme="majorHAnsi" w:cstheme="majorBidi" w:hAnsiTheme="majorHAnsi" w:eastAsia="黑体"/>
       <w:color w:themeColor="text1" w:val="000000"/>
     </w:rPr>
     <w:tblPr>
@@ -10824,6 +11272,7 @@
     </w:tcPr>
     <w:tblStylePr w:type="firstRow">
       <w:rPr>
+        <w:rFonts w:eastAsia="黑体"/>
         <w:b/>
         <w:bCs/>
         <w:color w:themeColor="text1" w:val="000000"/>
@@ -10835,6 +11284,7 @@
     </w:tblStylePr>
     <w:tblStylePr w:type="lastRow">
       <w:rPr>
+        <w:rFonts w:eastAsia="黑体"/>
         <w:b/>
         <w:bCs/>
         <w:color w:themeColor="text1" w:val="000000"/>
@@ -10854,6 +11304,7 @@
     </w:tblStylePr>
     <w:tblStylePr w:type="firstCol">
       <w:rPr>
+        <w:rFonts w:eastAsia="黑体"/>
         <w:b/>
         <w:bCs/>
         <w:color w:themeColor="text1" w:val="000000"/>
@@ -10873,6 +11324,7 @@
     </w:tblStylePr>
     <w:tblStylePr w:type="lastCol">
       <w:rPr>
+        <w:rFonts w:eastAsia="黑体"/>
         <w:b w:val="0"/>
         <w:bCs w:val="0"/>
         <w:color w:themeColor="text1" w:val="000000"/>
@@ -10922,7 +11374,7 @@
       <w:spacing w:after="0" w:line="240" w:lineRule="auto"/>
     </w:pPr>
     <w:rPr>
-      <w:rFonts w:asciiTheme="majorHAnsi" w:cstheme="majorBidi" w:eastAsiaTheme="majorEastAsia" w:hAnsiTheme="majorHAnsi"/>
+      <w:rFonts w:asciiTheme="majorHAnsi" w:cstheme="majorBidi" w:hAnsiTheme="majorHAnsi" w:eastAsia="黑体"/>
       <w:color w:themeColor="text1" w:val="000000"/>
     </w:rPr>
     <w:tblPr>
@@ -10949,6 +11401,7 @@
     </w:tcPr>
     <w:tblStylePr w:type="firstRow">
       <w:rPr>
+        <w:rFonts w:eastAsia="黑体"/>
         <w:b/>
         <w:bCs/>
         <w:color w:themeColor="text1" w:val="000000"/>
@@ -10960,6 +11413,7 @@
     </w:tblStylePr>
     <w:tblStylePr w:type="lastRow">
       <w:rPr>
+        <w:rFonts w:eastAsia="黑体"/>
         <w:b/>
         <w:bCs/>
         <w:color w:themeColor="text1" w:val="000000"/>
@@ -10979,6 +11433,7 @@
     </w:tblStylePr>
     <w:tblStylePr w:type="firstCol">
       <w:rPr>
+        <w:rFonts w:eastAsia="黑体"/>
         <w:b/>
         <w:bCs/>
         <w:color w:themeColor="text1" w:val="000000"/>
@@ -10998,6 +11453,7 @@
     </w:tblStylePr>
     <w:tblStylePr w:type="lastCol">
       <w:rPr>
+        <w:rFonts w:eastAsia="黑体"/>
         <w:b w:val="0"/>
         <w:bCs w:val="0"/>
         <w:color w:themeColor="text1" w:val="000000"/>
@@ -11070,6 +11526,7 @@
     </w:tcPr>
     <w:tblStylePr w:type="firstRow">
       <w:rPr>
+        <w:rFonts w:eastAsia="黑体"/>
         <w:b/>
         <w:bCs/>
         <w:i w:val="0"/>
@@ -11091,6 +11548,7 @@
     </w:tblStylePr>
     <w:tblStylePr w:type="lastRow">
       <w:rPr>
+        <w:rFonts w:eastAsia="黑体"/>
         <w:b/>
         <w:bCs/>
         <w:i w:val="0"/>
@@ -11112,6 +11570,7 @@
     </w:tblStylePr>
     <w:tblStylePr w:type="firstCol">
       <w:rPr>
+        <w:rFonts w:eastAsia="黑体"/>
         <w:b/>
         <w:bCs/>
         <w:i w:val="0"/>
@@ -11131,6 +11590,7 @@
     </w:tblStylePr>
     <w:tblStylePr w:type="lastCol">
       <w:rPr>
+        <w:rFonts w:eastAsia="黑体"/>
         <w:b/>
         <w:bCs/>
         <w:i w:val="0"/>
@@ -11211,6 +11671,7 @@
     </w:tcPr>
     <w:tblStylePr w:type="firstRow">
       <w:rPr>
+        <w:rFonts w:eastAsia="黑体"/>
         <w:b/>
         <w:bCs/>
         <w:i w:val="0"/>
@@ -11232,6 +11693,7 @@
     </w:tblStylePr>
     <w:tblStylePr w:type="lastRow">
       <w:rPr>
+        <w:rFonts w:eastAsia="黑体"/>
         <w:b/>
         <w:bCs/>
         <w:i w:val="0"/>
@@ -11253,6 +11715,7 @@
     </w:tblStylePr>
     <w:tblStylePr w:type="firstCol">
       <w:rPr>
+        <w:rFonts w:eastAsia="黑体"/>
         <w:b/>
         <w:bCs/>
         <w:i w:val="0"/>
@@ -11272,6 +11735,7 @@
     </w:tblStylePr>
     <w:tblStylePr w:type="lastCol">
       <w:rPr>
+        <w:rFonts w:eastAsia="黑体"/>
         <w:b/>
         <w:bCs/>
         <w:i w:val="0"/>
@@ -11352,6 +11816,7 @@
     </w:tcPr>
     <w:tblStylePr w:type="firstRow">
       <w:rPr>
+        <w:rFonts w:eastAsia="黑体"/>
         <w:b/>
         <w:bCs/>
         <w:i w:val="0"/>
@@ -11373,6 +11838,7 @@
     </w:tblStylePr>
     <w:tblStylePr w:type="lastRow">
       <w:rPr>
+        <w:rFonts w:eastAsia="黑体"/>
         <w:b/>
         <w:bCs/>
         <w:i w:val="0"/>
@@ -11394,6 +11860,7 @@
     </w:tblStylePr>
     <w:tblStylePr w:type="firstCol">
       <w:rPr>
+        <w:rFonts w:eastAsia="黑体"/>
         <w:b/>
         <w:bCs/>
         <w:i w:val="0"/>
@@ -11413,6 +11880,7 @@
     </w:tblStylePr>
     <w:tblStylePr w:type="lastCol">
       <w:rPr>
+        <w:rFonts w:eastAsia="黑体"/>
         <w:b/>
         <w:bCs/>
         <w:i w:val="0"/>
@@ -11493,6 +11961,7 @@
     </w:tcPr>
     <w:tblStylePr w:type="firstRow">
       <w:rPr>
+        <w:rFonts w:eastAsia="黑体"/>
         <w:b/>
         <w:bCs/>
         <w:i w:val="0"/>
@@ -11514,6 +11983,7 @@
     </w:tblStylePr>
     <w:tblStylePr w:type="lastRow">
       <w:rPr>
+        <w:rFonts w:eastAsia="黑体"/>
         <w:b/>
         <w:bCs/>
         <w:i w:val="0"/>
@@ -11535,6 +12005,7 @@
     </w:tblStylePr>
     <w:tblStylePr w:type="firstCol">
       <w:rPr>
+        <w:rFonts w:eastAsia="黑体"/>
         <w:b/>
         <w:bCs/>
         <w:i w:val="0"/>
@@ -11554,6 +12025,7 @@
     </w:tblStylePr>
     <w:tblStylePr w:type="lastCol">
       <w:rPr>
+        <w:rFonts w:eastAsia="黑体"/>
         <w:b/>
         <w:bCs/>
         <w:i w:val="0"/>
@@ -11634,6 +12106,7 @@
     </w:tcPr>
     <w:tblStylePr w:type="firstRow">
       <w:rPr>
+        <w:rFonts w:eastAsia="黑体"/>
         <w:b/>
         <w:bCs/>
         <w:i w:val="0"/>
@@ -11655,6 +12128,7 @@
     </w:tblStylePr>
     <w:tblStylePr w:type="lastRow">
       <w:rPr>
+        <w:rFonts w:eastAsia="黑体"/>
         <w:b/>
         <w:bCs/>
         <w:i w:val="0"/>
@@ -11676,6 +12150,7 @@
     </w:tblStylePr>
     <w:tblStylePr w:type="firstCol">
       <w:rPr>
+        <w:rFonts w:eastAsia="黑体"/>
         <w:b/>
         <w:bCs/>
         <w:i w:val="0"/>
@@ -11695,6 +12170,7 @@
     </w:tblStylePr>
     <w:tblStylePr w:type="lastCol">
       <w:rPr>
+        <w:rFonts w:eastAsia="黑体"/>
         <w:b/>
         <w:bCs/>
         <w:i w:val="0"/>
@@ -11775,6 +12251,7 @@
     </w:tcPr>
     <w:tblStylePr w:type="firstRow">
       <w:rPr>
+        <w:rFonts w:eastAsia="黑体"/>
         <w:b/>
         <w:bCs/>
         <w:i w:val="0"/>
@@ -11796,6 +12273,7 @@
     </w:tblStylePr>
     <w:tblStylePr w:type="lastRow">
       <w:rPr>
+        <w:rFonts w:eastAsia="黑体"/>
         <w:b/>
         <w:bCs/>
         <w:i w:val="0"/>
@@ -11817,6 +12295,7 @@
     </w:tblStylePr>
     <w:tblStylePr w:type="firstCol">
       <w:rPr>
+        <w:rFonts w:eastAsia="黑体"/>
         <w:b/>
         <w:bCs/>
         <w:i w:val="0"/>
@@ -11836,6 +12315,7 @@
     </w:tblStylePr>
     <w:tblStylePr w:type="lastCol">
       <w:rPr>
+        <w:rFonts w:eastAsia="黑体"/>
         <w:b/>
         <w:bCs/>
         <w:i w:val="0"/>
@@ -11916,6 +12396,7 @@
     </w:tcPr>
     <w:tblStylePr w:type="firstRow">
       <w:rPr>
+        <w:rFonts w:eastAsia="黑体"/>
         <w:b/>
         <w:bCs/>
         <w:i w:val="0"/>
@@ -11937,6 +12418,7 @@
     </w:tblStylePr>
     <w:tblStylePr w:type="lastRow">
       <w:rPr>
+        <w:rFonts w:eastAsia="黑体"/>
         <w:b/>
         <w:bCs/>
         <w:i w:val="0"/>
@@ -11958,6 +12440,7 @@
     </w:tblStylePr>
     <w:tblStylePr w:type="firstCol">
       <w:rPr>
+        <w:rFonts w:eastAsia="黑体"/>
         <w:b/>
         <w:bCs/>
         <w:i w:val="0"/>
@@ -11977,6 +12460,7 @@
     </w:tblStylePr>
     <w:tblStylePr w:type="lastCol">
       <w:rPr>
+        <w:rFonts w:eastAsia="黑体"/>
         <w:b/>
         <w:bCs/>
         <w:i w:val="0"/>
@@ -12034,6 +12518,7 @@
       <w:spacing w:after="0" w:line="240" w:lineRule="auto"/>
     </w:pPr>
     <w:rPr>
+      <w:rFonts w:eastAsia="黑体"/>
       <w:color w:themeColor="background1" w:val="FFFFFF"/>
     </w:rPr>
     <w:tblPr>
@@ -12052,6 +12537,7 @@
     </w:tcPr>
     <w:tblStylePr w:type="firstRow">
       <w:rPr>
+        <w:rFonts w:eastAsia="黑体"/>
         <w:b/>
         <w:bCs/>
       </w:rPr>
@@ -12148,6 +12634,7 @@
       <w:spacing w:after="0" w:line="240" w:lineRule="auto"/>
     </w:pPr>
     <w:rPr>
+      <w:rFonts w:eastAsia="黑体"/>
       <w:color w:themeColor="background1" w:val="FFFFFF"/>
     </w:rPr>
     <w:tblPr>
@@ -12166,6 +12653,7 @@
     </w:tcPr>
     <w:tblStylePr w:type="firstRow">
       <w:rPr>
+        <w:rFonts w:eastAsia="黑体"/>
         <w:b/>
         <w:bCs/>
       </w:rPr>
@@ -12262,6 +12750,7 @@
       <w:spacing w:after="0" w:line="240" w:lineRule="auto"/>
     </w:pPr>
     <w:rPr>
+      <w:rFonts w:eastAsia="黑体"/>
       <w:color w:themeColor="background1" w:val="FFFFFF"/>
     </w:rPr>
     <w:tblPr>
@@ -12280,6 +12769,7 @@
     </w:tcPr>
     <w:tblStylePr w:type="firstRow">
       <w:rPr>
+        <w:rFonts w:eastAsia="黑体"/>
         <w:b/>
         <w:bCs/>
       </w:rPr>
@@ -12376,6 +12866,7 @@
       <w:spacing w:after="0" w:line="240" w:lineRule="auto"/>
     </w:pPr>
     <w:rPr>
+      <w:rFonts w:eastAsia="黑体"/>
       <w:color w:themeColor="background1" w:val="FFFFFF"/>
     </w:rPr>
     <w:tblPr>
@@ -12394,6 +12885,7 @@
     </w:tcPr>
     <w:tblStylePr w:type="firstRow">
       <w:rPr>
+        <w:rFonts w:eastAsia="黑体"/>
         <w:b/>
         <w:bCs/>
       </w:rPr>
@@ -12490,6 +12982,7 @@
       <w:spacing w:after="0" w:line="240" w:lineRule="auto"/>
     </w:pPr>
     <w:rPr>
+      <w:rFonts w:eastAsia="黑体"/>
       <w:color w:themeColor="background1" w:val="FFFFFF"/>
     </w:rPr>
     <w:tblPr>
@@ -12508,6 +13001,7 @@
     </w:tcPr>
     <w:tblStylePr w:type="firstRow">
       <w:rPr>
+        <w:rFonts w:eastAsia="黑体"/>
         <w:b/>
         <w:bCs/>
       </w:rPr>
@@ -12604,6 +13098,7 @@
       <w:spacing w:after="0" w:line="240" w:lineRule="auto"/>
     </w:pPr>
     <w:rPr>
+      <w:rFonts w:eastAsia="黑体"/>
       <w:color w:themeColor="background1" w:val="FFFFFF"/>
     </w:rPr>
     <w:tblPr>
@@ -12622,6 +13117,7 @@
     </w:tcPr>
     <w:tblStylePr w:type="firstRow">
       <w:rPr>
+        <w:rFonts w:eastAsia="黑体"/>
         <w:b/>
         <w:bCs/>
       </w:rPr>
@@ -12718,6 +13214,7 @@
       <w:spacing w:after="0" w:line="240" w:lineRule="auto"/>
     </w:pPr>
     <w:rPr>
+      <w:rFonts w:eastAsia="黑体"/>
       <w:color w:themeColor="background1" w:val="FFFFFF"/>
     </w:rPr>
     <w:tblPr>
@@ -12736,6 +13233,7 @@
     </w:tcPr>
     <w:tblStylePr w:type="firstRow">
       <w:rPr>
+        <w:rFonts w:eastAsia="黑体"/>
         <w:b/>
         <w:bCs/>
       </w:rPr>
@@ -12832,6 +13330,7 @@
       <w:spacing w:after="0" w:line="240" w:lineRule="auto"/>
     </w:pPr>
     <w:rPr>
+      <w:rFonts w:eastAsia="黑体"/>
       <w:color w:themeColor="text1" w:val="000000"/>
     </w:rPr>
     <w:tblPr>
@@ -12858,6 +13357,7 @@
     </w:tcPr>
     <w:tblStylePr w:type="firstRow">
       <w:rPr>
+        <w:rFonts w:eastAsia="黑体"/>
         <w:b/>
         <w:bCs/>
       </w:rPr>
@@ -12876,6 +13376,7 @@
     </w:tblStylePr>
     <w:tblStylePr w:type="lastRow">
       <w:rPr>
+        <w:rFonts w:eastAsia="黑体"/>
         <w:b/>
         <w:bCs/>
         <w:color w:themeColor="background1" w:val="FFFFFF"/>
@@ -12890,6 +13391,7 @@
     </w:tblStylePr>
     <w:tblStylePr w:type="firstCol">
       <w:rPr>
+        <w:rFonts w:eastAsia="黑体"/>
         <w:color w:themeColor="background1" w:val="FFFFFF"/>
       </w:rPr>
       <w:tblPr/>
@@ -12907,6 +13409,7 @@
     </w:tblStylePr>
     <w:tblStylePr w:type="lastCol">
       <w:rPr>
+        <w:rFonts w:eastAsia="黑体"/>
         <w:color w:themeColor="background1" w:val="FFFFFF"/>
       </w:rPr>
       <w:tblPr/>
@@ -12936,11 +13439,13 @@
     </w:tblStylePr>
     <w:tblStylePr w:type="neCell">
       <w:rPr>
+        <w:rFonts w:eastAsia="黑体"/>
         <w:color w:themeColor="text1" w:val="000000"/>
       </w:rPr>
     </w:tblStylePr>
     <w:tblStylePr w:type="nwCell">
       <w:rPr>
+        <w:rFonts w:eastAsia="黑体"/>
         <w:color w:themeColor="text1" w:val="000000"/>
       </w:rPr>
     </w:tblStylePr>
@@ -12954,6 +13459,7 @@
       <w:spacing w:after="0" w:line="240" w:lineRule="auto"/>
     </w:pPr>
     <w:rPr>
+      <w:rFonts w:eastAsia="黑体"/>
       <w:color w:themeColor="text1" w:val="000000"/>
     </w:rPr>
     <w:tblPr>
@@ -12980,6 +13486,7 @@
     </w:tcPr>
     <w:tblStylePr w:type="firstRow">
       <w:rPr>
+        <w:rFonts w:eastAsia="黑体"/>
         <w:b/>
         <w:bCs/>
       </w:rPr>
@@ -12998,6 +13505,7 @@
     </w:tblStylePr>
     <w:tblStylePr w:type="lastRow">
       <w:rPr>
+        <w:rFonts w:eastAsia="黑体"/>
         <w:b/>
         <w:bCs/>
         <w:color w:themeColor="background1" w:val="FFFFFF"/>
@@ -13012,6 +13520,7 @@
     </w:tblStylePr>
     <w:tblStylePr w:type="firstCol">
       <w:rPr>
+        <w:rFonts w:eastAsia="黑体"/>
         <w:color w:themeColor="background1" w:val="FFFFFF"/>
       </w:rPr>
       <w:tblPr/>
@@ -13029,6 +13538,7 @@
     </w:tblStylePr>
     <w:tblStylePr w:type="lastCol">
       <w:rPr>
+        <w:rFonts w:eastAsia="黑体"/>
         <w:color w:themeColor="background1" w:val="FFFFFF"/>
       </w:rPr>
       <w:tblPr/>
@@ -13058,11 +13568,13 @@
     </w:tblStylePr>
     <w:tblStylePr w:type="neCell">
       <w:rPr>
+        <w:rFonts w:eastAsia="黑体"/>
         <w:color w:themeColor="text1" w:val="000000"/>
       </w:rPr>
     </w:tblStylePr>
     <w:tblStylePr w:type="nwCell">
       <w:rPr>
+        <w:rFonts w:eastAsia="黑体"/>
         <w:color w:themeColor="text1" w:val="000000"/>
       </w:rPr>
     </w:tblStylePr>
@@ -13076,6 +13588,7 @@
       <w:spacing w:after="0" w:line="240" w:lineRule="auto"/>
     </w:pPr>
     <w:rPr>
+      <w:rFonts w:eastAsia="黑体"/>
       <w:color w:themeColor="text1" w:val="000000"/>
     </w:rPr>
     <w:tblPr>
@@ -13102,6 +13615,7 @@
     </w:tcPr>
     <w:tblStylePr w:type="firstRow">
       <w:rPr>
+        <w:rFonts w:eastAsia="黑体"/>
         <w:b/>
         <w:bCs/>
       </w:rPr>
@@ -13120,6 +13634,7 @@
     </w:tblStylePr>
     <w:tblStylePr w:type="lastRow">
       <w:rPr>
+        <w:rFonts w:eastAsia="黑体"/>
         <w:b/>
         <w:bCs/>
         <w:color w:themeColor="background1" w:val="FFFFFF"/>
@@ -13134,6 +13649,7 @@
     </w:tblStylePr>
     <w:tblStylePr w:type="firstCol">
       <w:rPr>
+        <w:rFonts w:eastAsia="黑体"/>
         <w:color w:themeColor="background1" w:val="FFFFFF"/>
       </w:rPr>
       <w:tblPr/>
@@ -13151,6 +13667,7 @@
     </w:tblStylePr>
     <w:tblStylePr w:type="lastCol">
       <w:rPr>
+        <w:rFonts w:eastAsia="黑体"/>
         <w:color w:themeColor="background1" w:val="FFFFFF"/>
       </w:rPr>
       <w:tblPr/>
@@ -13180,11 +13697,13 @@
     </w:tblStylePr>
     <w:tblStylePr w:type="neCell">
       <w:rPr>
+        <w:rFonts w:eastAsia="黑体"/>
         <w:color w:themeColor="text1" w:val="000000"/>
       </w:rPr>
     </w:tblStylePr>
     <w:tblStylePr w:type="nwCell">
       <w:rPr>
+        <w:rFonts w:eastAsia="黑体"/>
         <w:color w:themeColor="text1" w:val="000000"/>
       </w:rPr>
     </w:tblStylePr>
@@ -13198,6 +13717,7 @@
       <w:spacing w:after="0" w:line="240" w:lineRule="auto"/>
     </w:pPr>
     <w:rPr>
+      <w:rFonts w:eastAsia="黑体"/>
       <w:color w:themeColor="text1" w:val="000000"/>
     </w:rPr>
     <w:tblPr>
@@ -13224,6 +13744,7 @@
     </w:tcPr>
     <w:tblStylePr w:type="firstRow">
       <w:rPr>
+        <w:rFonts w:eastAsia="黑体"/>
         <w:b/>
         <w:bCs/>
       </w:rPr>
@@ -13242,6 +13763,7 @@
     </w:tblStylePr>
     <w:tblStylePr w:type="lastRow">
       <w:rPr>
+        <w:rFonts w:eastAsia="黑体"/>
         <w:b/>
         <w:bCs/>
         <w:color w:themeColor="background1" w:val="FFFFFF"/>
@@ -13256,6 +13778,7 @@
     </w:tblStylePr>
     <w:tblStylePr w:type="firstCol">
       <w:rPr>
+        <w:rFonts w:eastAsia="黑体"/>
         <w:color w:themeColor="background1" w:val="FFFFFF"/>
       </w:rPr>
       <w:tblPr/>
@@ -13273,6 +13796,7 @@
     </w:tblStylePr>
     <w:tblStylePr w:type="lastCol">
       <w:rPr>
+        <w:rFonts w:eastAsia="黑体"/>
         <w:color w:themeColor="background1" w:val="FFFFFF"/>
       </w:rPr>
       <w:tblPr/>
@@ -13310,6 +13834,7 @@
       <w:spacing w:after="0" w:line="240" w:lineRule="auto"/>
     </w:pPr>
     <w:rPr>
+      <w:rFonts w:eastAsia="黑体"/>
       <w:color w:themeColor="text1" w:val="000000"/>
     </w:rPr>
     <w:tblPr>
@@ -13336,6 +13861,7 @@
     </w:tcPr>
     <w:tblStylePr w:type="firstRow">
       <w:rPr>
+        <w:rFonts w:eastAsia="黑体"/>
         <w:b/>
         <w:bCs/>
       </w:rPr>
@@ -13354,6 +13880,7 @@
     </w:tblStylePr>
     <w:tblStylePr w:type="lastRow">
       <w:rPr>
+        <w:rFonts w:eastAsia="黑体"/>
         <w:b/>
         <w:bCs/>
         <w:color w:themeColor="background1" w:val="FFFFFF"/>
@@ -13368,6 +13895,7 @@
     </w:tblStylePr>
     <w:tblStylePr w:type="firstCol">
       <w:rPr>
+        <w:rFonts w:eastAsia="黑体"/>
         <w:color w:themeColor="background1" w:val="FFFFFF"/>
       </w:rPr>
       <w:tblPr/>
@@ -13385,6 +13913,7 @@
     </w:tblStylePr>
     <w:tblStylePr w:type="lastCol">
       <w:rPr>
+        <w:rFonts w:eastAsia="黑体"/>
         <w:color w:themeColor="background1" w:val="FFFFFF"/>
       </w:rPr>
       <w:tblPr/>
@@ -13414,11 +13943,13 @@
     </w:tblStylePr>
     <w:tblStylePr w:type="neCell">
       <w:rPr>
+        <w:rFonts w:eastAsia="黑体"/>
         <w:color w:themeColor="text1" w:val="000000"/>
       </w:rPr>
     </w:tblStylePr>
     <w:tblStylePr w:type="nwCell">
       <w:rPr>
+        <w:rFonts w:eastAsia="黑体"/>
         <w:color w:themeColor="text1" w:val="000000"/>
       </w:rPr>
     </w:tblStylePr>
@@ -13432,6 +13963,7 @@
       <w:spacing w:after="0" w:line="240" w:lineRule="auto"/>
     </w:pPr>
     <w:rPr>
+      <w:rFonts w:eastAsia="黑体"/>
       <w:color w:themeColor="text1" w:val="000000"/>
     </w:rPr>
     <w:tblPr>
@@ -13458,6 +13990,7 @@
     </w:tcPr>
     <w:tblStylePr w:type="firstRow">
       <w:rPr>
+        <w:rFonts w:eastAsia="黑体"/>
         <w:b/>
         <w:bCs/>
       </w:rPr>
@@ -13476,6 +14009,7 @@
     </w:tblStylePr>
     <w:tblStylePr w:type="lastRow">
       <w:rPr>
+        <w:rFonts w:eastAsia="黑体"/>
         <w:b/>
         <w:bCs/>
         <w:color w:themeColor="background1" w:val="FFFFFF"/>
@@ -13490,6 +14024,7 @@
     </w:tblStylePr>
     <w:tblStylePr w:type="firstCol">
       <w:rPr>
+        <w:rFonts w:eastAsia="黑体"/>
         <w:color w:themeColor="background1" w:val="FFFFFF"/>
       </w:rPr>
       <w:tblPr/>
@@ -13507,6 +14042,7 @@
     </w:tblStylePr>
     <w:tblStylePr w:type="lastCol">
       <w:rPr>
+        <w:rFonts w:eastAsia="黑体"/>
         <w:color w:themeColor="background1" w:val="FFFFFF"/>
       </w:rPr>
       <w:tblPr/>
@@ -13536,11 +14072,13 @@
     </w:tblStylePr>
     <w:tblStylePr w:type="neCell">
       <w:rPr>
+        <w:rFonts w:eastAsia="黑体"/>
         <w:color w:themeColor="text1" w:val="000000"/>
       </w:rPr>
     </w:tblStylePr>
     <w:tblStylePr w:type="nwCell">
       <w:rPr>
+        <w:rFonts w:eastAsia="黑体"/>
         <w:color w:themeColor="text1" w:val="000000"/>
       </w:rPr>
     </w:tblStylePr>
@@ -13554,6 +14092,7 @@
       <w:spacing w:after="0" w:line="240" w:lineRule="auto"/>
     </w:pPr>
     <w:rPr>
+      <w:rFonts w:eastAsia="黑体"/>
       <w:color w:themeColor="text1" w:val="000000"/>
     </w:rPr>
     <w:tblPr>
@@ -13580,6 +14119,7 @@
     </w:tcPr>
     <w:tblStylePr w:type="firstRow">
       <w:rPr>
+        <w:rFonts w:eastAsia="黑体"/>
         <w:b/>
         <w:bCs/>
       </w:rPr>
@@ -13598,6 +14138,7 @@
     </w:tblStylePr>
     <w:tblStylePr w:type="lastRow">
       <w:rPr>
+        <w:rFonts w:eastAsia="黑体"/>
         <w:b/>
         <w:bCs/>
         <w:color w:themeColor="background1" w:val="FFFFFF"/>
@@ -13612,6 +14153,7 @@
     </w:tblStylePr>
     <w:tblStylePr w:type="firstCol">
       <w:rPr>
+        <w:rFonts w:eastAsia="黑体"/>
         <w:color w:themeColor="background1" w:val="FFFFFF"/>
       </w:rPr>
       <w:tblPr/>
@@ -13629,6 +14171,7 @@
     </w:tblStylePr>
     <w:tblStylePr w:type="lastCol">
       <w:rPr>
+        <w:rFonts w:eastAsia="黑体"/>
         <w:color w:themeColor="background1" w:val="FFFFFF"/>
       </w:rPr>
       <w:tblPr/>
@@ -13658,11 +14201,13 @@
     </w:tblStylePr>
     <w:tblStylePr w:type="neCell">
       <w:rPr>
+        <w:rFonts w:eastAsia="黑体"/>
         <w:color w:themeColor="text1" w:val="000000"/>
       </w:rPr>
     </w:tblStylePr>
     <w:tblStylePr w:type="nwCell">
       <w:rPr>
+        <w:rFonts w:eastAsia="黑体"/>
         <w:color w:themeColor="text1" w:val="000000"/>
       </w:rPr>
     </w:tblStylePr>
@@ -13676,6 +14221,7 @@
       <w:spacing w:after="0" w:line="240" w:lineRule="auto"/>
     </w:pPr>
     <w:rPr>
+      <w:rFonts w:eastAsia="黑体"/>
       <w:color w:themeColor="text1" w:val="000000"/>
     </w:rPr>
     <w:tblPr>
@@ -13694,6 +14240,7 @@
     </w:tcPr>
     <w:tblStylePr w:type="firstRow">
       <w:rPr>
+        <w:rFonts w:eastAsia="黑体"/>
         <w:b/>
         <w:bCs/>
         <w:color w:themeColor="background1" w:val="FFFFFF"/>
@@ -13708,6 +14255,7 @@
     </w:tblStylePr>
     <w:tblStylePr w:type="lastRow">
       <w:rPr>
+        <w:rFonts w:eastAsia="黑体"/>
         <w:b/>
         <w:bCs/>
         <w:color w:themeColor="accent2" w:themeShade="CC" w:val="9E3A38"/>
@@ -13722,12 +14270,14 @@
     </w:tblStylePr>
     <w:tblStylePr w:type="firstCol">
       <w:rPr>
+        <w:rFonts w:eastAsia="黑体"/>
         <w:b/>
         <w:bCs/>
       </w:rPr>
     </w:tblStylePr>
     <w:tblStylePr w:type="lastCol">
       <w:rPr>
+        <w:rFonts w:eastAsia="黑体"/>
         <w:b/>
         <w:bCs/>
       </w:rPr>
@@ -13762,6 +14312,7 @@
       <w:spacing w:after="0" w:line="240" w:lineRule="auto"/>
     </w:pPr>
     <w:rPr>
+      <w:rFonts w:eastAsia="黑体"/>
       <w:color w:themeColor="text1" w:val="000000"/>
     </w:rPr>
     <w:tblPr>
@@ -13780,6 +14331,7 @@
     </w:tcPr>
     <w:tblStylePr w:type="firstRow">
       <w:rPr>
+        <w:rFonts w:eastAsia="黑体"/>
         <w:b/>
         <w:bCs/>
         <w:color w:themeColor="background1" w:val="FFFFFF"/>
@@ -13794,6 +14346,7 @@
     </w:tblStylePr>
     <w:tblStylePr w:type="lastRow">
       <w:rPr>
+        <w:rFonts w:eastAsia="黑体"/>
         <w:b/>
         <w:bCs/>
         <w:color w:themeColor="accent2" w:themeShade="CC" w:val="9E3A38"/>
@@ -13808,12 +14361,14 @@
     </w:tblStylePr>
     <w:tblStylePr w:type="firstCol">
       <w:rPr>
+        <w:rFonts w:eastAsia="黑体"/>
         <w:b/>
         <w:bCs/>
       </w:rPr>
     </w:tblStylePr>
     <w:tblStylePr w:type="lastCol">
       <w:rPr>
+        <w:rFonts w:eastAsia="黑体"/>
         <w:b/>
         <w:bCs/>
       </w:rPr>
@@ -13848,6 +14403,7 @@
       <w:spacing w:after="0" w:line="240" w:lineRule="auto"/>
     </w:pPr>
     <w:rPr>
+      <w:rFonts w:eastAsia="黑体"/>
       <w:color w:themeColor="text1" w:val="000000"/>
     </w:rPr>
     <w:tblPr>
@@ -13866,6 +14422,7 @@
     </w:tcPr>
     <w:tblStylePr w:type="firstRow">
       <w:rPr>
+        <w:rFonts w:eastAsia="黑体"/>
         <w:b/>
         <w:bCs/>
         <w:color w:themeColor="background1" w:val="FFFFFF"/>
@@ -13880,6 +14437,7 @@
     </w:tblStylePr>
     <w:tblStylePr w:type="lastRow">
       <w:rPr>
+        <w:rFonts w:eastAsia="黑体"/>
         <w:b/>
         <w:bCs/>
         <w:color w:themeColor="accent2" w:themeShade="CC" w:val="9E3A38"/>
@@ -13894,12 +14452,14 @@
     </w:tblStylePr>
     <w:tblStylePr w:type="firstCol">
       <w:rPr>
+        <w:rFonts w:eastAsia="黑体"/>
         <w:b/>
         <w:bCs/>
       </w:rPr>
     </w:tblStylePr>
     <w:tblStylePr w:type="lastCol">
       <w:rPr>
+        <w:rFonts w:eastAsia="黑体"/>
         <w:b/>
         <w:bCs/>
       </w:rPr>
@@ -13934,6 +14494,7 @@
       <w:spacing w:after="0" w:line="240" w:lineRule="auto"/>
     </w:pPr>
     <w:rPr>
+      <w:rFonts w:eastAsia="黑体"/>
       <w:color w:themeColor="text1" w:val="000000"/>
     </w:rPr>
     <w:tblPr>
@@ -13952,6 +14513,7 @@
     </w:tcPr>
     <w:tblStylePr w:type="firstRow">
       <w:rPr>
+        <w:rFonts w:eastAsia="黑体"/>
         <w:b/>
         <w:bCs/>
         <w:color w:themeColor="background1" w:val="FFFFFF"/>
@@ -13966,6 +14528,7 @@
     </w:tblStylePr>
     <w:tblStylePr w:type="lastRow">
       <w:rPr>
+        <w:rFonts w:eastAsia="黑体"/>
         <w:b/>
         <w:bCs/>
         <w:color w:themeColor="accent4" w:themeShade="CC" w:val="664E82"/>
@@ -13980,12 +14543,14 @@
     </w:tblStylePr>
     <w:tblStylePr w:type="firstCol">
       <w:rPr>
+        <w:rFonts w:eastAsia="黑体"/>
         <w:b/>
         <w:bCs/>
       </w:rPr>
     </w:tblStylePr>
     <w:tblStylePr w:type="lastCol">
       <w:rPr>
+        <w:rFonts w:eastAsia="黑体"/>
         <w:b/>
         <w:bCs/>
       </w:rPr>
@@ -14020,6 +14585,7 @@
       <w:spacing w:after="0" w:line="240" w:lineRule="auto"/>
     </w:pPr>
     <w:rPr>
+      <w:rFonts w:eastAsia="黑体"/>
       <w:color w:themeColor="text1" w:val="000000"/>
     </w:rPr>
     <w:tblPr>
@@ -14038,6 +14604,7 @@
     </w:tcPr>
     <w:tblStylePr w:type="firstRow">
       <w:rPr>
+        <w:rFonts w:eastAsia="黑体"/>
         <w:b/>
         <w:bCs/>
         <w:color w:themeColor="background1" w:val="FFFFFF"/>
@@ -14052,6 +14619,7 @@
     </w:tblStylePr>
     <w:tblStylePr w:type="lastRow">
       <w:rPr>
+        <w:rFonts w:eastAsia="黑体"/>
         <w:b/>
         <w:bCs/>
         <w:color w:themeColor="accent3" w:themeShade="CC" w:val="7E9C40"/>
@@ -14066,12 +14634,14 @@
     </w:tblStylePr>
     <w:tblStylePr w:type="firstCol">
       <w:rPr>
+        <w:rFonts w:eastAsia="黑体"/>
         <w:b/>
         <w:bCs/>
       </w:rPr>
     </w:tblStylePr>
     <w:tblStylePr w:type="lastCol">
       <w:rPr>
+        <w:rFonts w:eastAsia="黑体"/>
         <w:b/>
         <w:bCs/>
       </w:rPr>
@@ -14106,6 +14676,7 @@
       <w:spacing w:after="0" w:line="240" w:lineRule="auto"/>
     </w:pPr>
     <w:rPr>
+      <w:rFonts w:eastAsia="黑体"/>
       <w:color w:themeColor="text1" w:val="000000"/>
     </w:rPr>
     <w:tblPr>
@@ -14124,6 +14695,7 @@
     </w:tcPr>
     <w:tblStylePr w:type="firstRow">
       <w:rPr>
+        <w:rFonts w:eastAsia="黑体"/>
         <w:b/>
         <w:bCs/>
         <w:color w:themeColor="background1" w:val="FFFFFF"/>
@@ -14138,6 +14710,7 @@
     </w:tblStylePr>
     <w:tblStylePr w:type="lastRow">
       <w:rPr>
+        <w:rFonts w:eastAsia="黑体"/>
         <w:b/>
         <w:bCs/>
         <w:color w:themeColor="accent6" w:themeShade="CC" w:val="F2730A"/>
@@ -14152,12 +14725,14 @@
     </w:tblStylePr>
     <w:tblStylePr w:type="firstCol">
       <w:rPr>
+        <w:rFonts w:eastAsia="黑体"/>
         <w:b/>
         <w:bCs/>
       </w:rPr>
     </w:tblStylePr>
     <w:tblStylePr w:type="lastCol">
       <w:rPr>
+        <w:rFonts w:eastAsia="黑体"/>
         <w:b/>
         <w:bCs/>
       </w:rPr>
@@ -14192,6 +14767,7 @@
       <w:spacing w:after="0" w:line="240" w:lineRule="auto"/>
     </w:pPr>
     <w:rPr>
+      <w:rFonts w:eastAsia="黑体"/>
       <w:color w:themeColor="text1" w:val="000000"/>
     </w:rPr>
     <w:tblPr>
@@ -14210,6 +14786,7 @@
     </w:tcPr>
     <w:tblStylePr w:type="firstRow">
       <w:rPr>
+        <w:rFonts w:eastAsia="黑体"/>
         <w:b/>
         <w:bCs/>
         <w:color w:themeColor="background1" w:val="FFFFFF"/>
@@ -14224,6 +14801,7 @@
     </w:tblStylePr>
     <w:tblStylePr w:type="lastRow">
       <w:rPr>
+        <w:rFonts w:eastAsia="黑体"/>
         <w:b/>
         <w:bCs/>
         <w:color w:themeColor="accent5" w:themeShade="CC" w:val="348DA5"/>
@@ -14238,12 +14816,14 @@
     </w:tblStylePr>
     <w:tblStylePr w:type="firstCol">
       <w:rPr>
+        <w:rFonts w:eastAsia="黑体"/>
         <w:b/>
         <w:bCs/>
       </w:rPr>
     </w:tblStylePr>
     <w:tblStylePr w:type="lastCol">
       <w:rPr>
+        <w:rFonts w:eastAsia="黑体"/>
         <w:b/>
         <w:bCs/>
       </w:rPr>
@@ -14278,6 +14858,7 @@
       <w:spacing w:after="0" w:line="240" w:lineRule="auto"/>
     </w:pPr>
     <w:rPr>
+      <w:rFonts w:eastAsia="黑体"/>
       <w:color w:themeColor="text1" w:val="000000"/>
     </w:rPr>
     <w:tblPr>
@@ -14299,6 +14880,7 @@
     </w:tcPr>
     <w:tblStylePr w:type="firstRow">
       <w:rPr>
+        <w:rFonts w:eastAsia="黑体"/>
         <w:b/>
         <w:bCs/>
       </w:rPr>
@@ -14309,6 +14891,7 @@
     </w:tblStylePr>
     <w:tblStylePr w:type="lastRow">
       <w:rPr>
+        <w:rFonts w:eastAsia="黑体"/>
         <w:b/>
         <w:bCs/>
         <w:color w:themeColor="text1" w:val="000000"/>
@@ -14320,6 +14903,7 @@
     </w:tblStylePr>
     <w:tblStylePr w:type="firstCol">
       <w:rPr>
+        <w:rFonts w:eastAsia="黑体"/>
         <w:color w:themeColor="background1" w:val="FFFFFF"/>
       </w:rPr>
       <w:tblPr/>
@@ -14329,6 +14913,7 @@
     </w:tblStylePr>
     <w:tblStylePr w:type="lastCol">
       <w:rPr>
+        <w:rFonts w:eastAsia="黑体"/>
         <w:color w:themeColor="background1" w:val="FFFFFF"/>
       </w:rPr>
       <w:tblPr/>
@@ -14358,6 +14943,7 @@
       <w:spacing w:after="0" w:line="240" w:lineRule="auto"/>
     </w:pPr>
     <w:rPr>
+      <w:rFonts w:eastAsia="黑体"/>
       <w:color w:themeColor="text1" w:val="000000"/>
     </w:rPr>
     <w:tblPr>
@@ -14379,6 +14965,7 @@
     </w:tcPr>
     <w:tblStylePr w:type="firstRow">
       <w:rPr>
+        <w:rFonts w:eastAsia="黑体"/>
         <w:b/>
         <w:bCs/>
       </w:rPr>
@@ -14389,6 +14976,7 @@
     </w:tblStylePr>
     <w:tblStylePr w:type="lastRow">
       <w:rPr>
+        <w:rFonts w:eastAsia="黑体"/>
         <w:b/>
         <w:bCs/>
         <w:color w:themeColor="text1" w:val="000000"/>
@@ -14400,6 +14988,7 @@
     </w:tblStylePr>
     <w:tblStylePr w:type="firstCol">
       <w:rPr>
+        <w:rFonts w:eastAsia="黑体"/>
         <w:color w:themeColor="background1" w:val="FFFFFF"/>
       </w:rPr>
       <w:tblPr/>
@@ -14409,6 +14998,7 @@
     </w:tblStylePr>
     <w:tblStylePr w:type="lastCol">
       <w:rPr>
+        <w:rFonts w:eastAsia="黑体"/>
         <w:color w:themeColor="background1" w:val="FFFFFF"/>
       </w:rPr>
       <w:tblPr/>
@@ -14438,6 +15028,7 @@
       <w:spacing w:after="0" w:line="240" w:lineRule="auto"/>
     </w:pPr>
     <w:rPr>
+      <w:rFonts w:eastAsia="黑体"/>
       <w:color w:themeColor="text1" w:val="000000"/>
     </w:rPr>
     <w:tblPr>
@@ -14459,6 +15050,7 @@
     </w:tcPr>
     <w:tblStylePr w:type="firstRow">
       <w:rPr>
+        <w:rFonts w:eastAsia="黑体"/>
         <w:b/>
         <w:bCs/>
       </w:rPr>
@@ -14469,6 +15061,7 @@
     </w:tblStylePr>
     <w:tblStylePr w:type="lastRow">
       <w:rPr>
+        <w:rFonts w:eastAsia="黑体"/>
         <w:b/>
         <w:bCs/>
         <w:color w:themeColor="text1" w:val="000000"/>
@@ -14480,6 +15073,7 @@
     </w:tblStylePr>
     <w:tblStylePr w:type="firstCol">
       <w:rPr>
+        <w:rFonts w:eastAsia="黑体"/>
         <w:color w:themeColor="background1" w:val="FFFFFF"/>
       </w:rPr>
       <w:tblPr/>
@@ -14489,6 +15083,7 @@
     </w:tblStylePr>
     <w:tblStylePr w:type="lastCol">
       <w:rPr>
+        <w:rFonts w:eastAsia="黑体"/>
         <w:color w:themeColor="background1" w:val="FFFFFF"/>
       </w:rPr>
       <w:tblPr/>
@@ -14518,6 +15113,7 @@
       <w:spacing w:after="0" w:line="240" w:lineRule="auto"/>
     </w:pPr>
     <w:rPr>
+      <w:rFonts w:eastAsia="黑体"/>
       <w:color w:themeColor="text1" w:val="000000"/>
     </w:rPr>
     <w:tblPr>
@@ -14539,6 +15135,7 @@
     </w:tcPr>
     <w:tblStylePr w:type="firstRow">
       <w:rPr>
+        <w:rFonts w:eastAsia="黑体"/>
         <w:b/>
         <w:bCs/>
       </w:rPr>
@@ -14549,6 +15146,7 @@
     </w:tblStylePr>
     <w:tblStylePr w:type="lastRow">
       <w:rPr>
+        <w:rFonts w:eastAsia="黑体"/>
         <w:b/>
         <w:bCs/>
         <w:color w:themeColor="text1" w:val="000000"/>
@@ -14560,6 +15158,7 @@
     </w:tblStylePr>
     <w:tblStylePr w:type="firstCol">
       <w:rPr>
+        <w:rFonts w:eastAsia="黑体"/>
         <w:color w:themeColor="background1" w:val="FFFFFF"/>
       </w:rPr>
       <w:tblPr/>
@@ -14569,6 +15168,7 @@
     </w:tblStylePr>
     <w:tblStylePr w:type="lastCol">
       <w:rPr>
+        <w:rFonts w:eastAsia="黑体"/>
         <w:color w:themeColor="background1" w:val="FFFFFF"/>
       </w:rPr>
       <w:tblPr/>
@@ -14598,6 +15198,7 @@
       <w:spacing w:after="0" w:line="240" w:lineRule="auto"/>
     </w:pPr>
     <w:rPr>
+      <w:rFonts w:eastAsia="黑体"/>
       <w:color w:themeColor="text1" w:val="000000"/>
     </w:rPr>
     <w:tblPr>
@@ -14619,6 +15220,7 @@
     </w:tcPr>
     <w:tblStylePr w:type="firstRow">
       <w:rPr>
+        <w:rFonts w:eastAsia="黑体"/>
         <w:b/>
         <w:bCs/>
       </w:rPr>
@@ -14629,6 +15231,7 @@
     </w:tblStylePr>
     <w:tblStylePr w:type="lastRow">
       <w:rPr>
+        <w:rFonts w:eastAsia="黑体"/>
         <w:b/>
         <w:bCs/>
         <w:color w:themeColor="text1" w:val="000000"/>
@@ -14640,6 +15243,7 @@
     </w:tblStylePr>
     <w:tblStylePr w:type="firstCol">
       <w:rPr>
+        <w:rFonts w:eastAsia="黑体"/>
         <w:color w:themeColor="background1" w:val="FFFFFF"/>
       </w:rPr>
       <w:tblPr/>
@@ -14649,6 +15253,7 @@
     </w:tblStylePr>
     <w:tblStylePr w:type="lastCol">
       <w:rPr>
+        <w:rFonts w:eastAsia="黑体"/>
         <w:color w:themeColor="background1" w:val="FFFFFF"/>
       </w:rPr>
       <w:tblPr/>
@@ -14678,6 +15283,7 @@
       <w:spacing w:after="0" w:line="240" w:lineRule="auto"/>
     </w:pPr>
     <w:rPr>
+      <w:rFonts w:eastAsia="黑体"/>
       <w:color w:themeColor="text1" w:val="000000"/>
     </w:rPr>
     <w:tblPr>
@@ -14699,6 +15305,7 @@
     </w:tcPr>
     <w:tblStylePr w:type="firstRow">
       <w:rPr>
+        <w:rFonts w:eastAsia="黑体"/>
         <w:b/>
         <w:bCs/>
       </w:rPr>
@@ -14709,6 +15316,7 @@
     </w:tblStylePr>
     <w:tblStylePr w:type="lastRow">
       <w:rPr>
+        <w:rFonts w:eastAsia="黑体"/>
         <w:b/>
         <w:bCs/>
         <w:color w:themeColor="text1" w:val="000000"/>
@@ -14720,6 +15328,7 @@
     </w:tblStylePr>
     <w:tblStylePr w:type="firstCol">
       <w:rPr>
+        <w:rFonts w:eastAsia="黑体"/>
         <w:color w:themeColor="background1" w:val="FFFFFF"/>
       </w:rPr>
       <w:tblPr/>
@@ -14729,6 +15338,7 @@
     </w:tblStylePr>
     <w:tblStylePr w:type="lastCol">
       <w:rPr>
+        <w:rFonts w:eastAsia="黑体"/>
         <w:color w:themeColor="background1" w:val="FFFFFF"/>
       </w:rPr>
       <w:tblPr/>
@@ -14758,6 +15368,7 @@
       <w:spacing w:after="0" w:line="240" w:lineRule="auto"/>
     </w:pPr>
     <w:rPr>
+      <w:rFonts w:eastAsia="黑体"/>
       <w:color w:themeColor="text1" w:val="000000"/>
     </w:rPr>
     <w:tblPr>
@@ -14779,6 +15390,7 @@
     </w:tcPr>
     <w:tblStylePr w:type="firstRow">
       <w:rPr>
+        <w:rFonts w:eastAsia="黑体"/>
         <w:b/>
         <w:bCs/>
       </w:rPr>
@@ -14789,6 +15401,7 @@
     </w:tblStylePr>
     <w:tblStylePr w:type="lastRow">
       <w:rPr>
+        <w:rFonts w:eastAsia="黑体"/>
         <w:b/>
         <w:bCs/>
         <w:color w:themeColor="text1" w:val="000000"/>
@@ -14800,6 +15413,7 @@
     </w:tblStylePr>
     <w:tblStylePr w:type="firstCol">
       <w:rPr>
+        <w:rFonts w:eastAsia="黑体"/>
         <w:color w:themeColor="background1" w:val="FFFFFF"/>
       </w:rPr>
       <w:tblPr/>
@@ -14809,6 +15423,7 @@
     </w:tblStylePr>
     <w:tblStylePr w:type="lastCol">
       <w:rPr>
+        <w:rFonts w:eastAsia="黑体"/>
         <w:color w:themeColor="background1" w:val="FFFFFF"/>
       </w:rPr>
       <w:tblPr/>
@@ -14841,6 +15456,7 @@
     <w:name w:val="KeywordTok"/>
     <w:basedOn w:val="VerbatimChar"/>
     <w:rPr>
+      <w:rFonts w:eastAsia="黑体"/>
       <w:b/>
       <w:color w:val="007020"/>
     </w:rPr>
@@ -14849,6 +15465,7 @@
     <w:name w:val="DataTypeTok"/>
     <w:basedOn w:val="VerbatimChar"/>
     <w:rPr>
+      <w:rFonts w:eastAsia="黑体"/>
       <w:color w:val="902000"/>
     </w:rPr>
   </w:style>
@@ -14856,6 +15473,7 @@
     <w:name w:val="DecValTok"/>
     <w:basedOn w:val="VerbatimChar"/>
     <w:rPr>
+      <w:rFonts w:eastAsia="黑体"/>
       <w:color w:val="40a070"/>
     </w:rPr>
   </w:style>
@@ -14863,6 +15481,7 @@
     <w:name w:val="BaseNTok"/>
     <w:basedOn w:val="VerbatimChar"/>
     <w:rPr>
+      <w:rFonts w:eastAsia="黑体"/>
       <w:color w:val="40a070"/>
     </w:rPr>
   </w:style>
@@ -14870,6 +15489,7 @@
     <w:name w:val="FloatTok"/>
     <w:basedOn w:val="VerbatimChar"/>
     <w:rPr>
+      <w:rFonts w:eastAsia="黑体"/>
       <w:color w:val="40a070"/>
     </w:rPr>
   </w:style>
@@ -14877,6 +15497,7 @@
     <w:name w:val="ConstantTok"/>
     <w:basedOn w:val="VerbatimChar"/>
     <w:rPr>
+      <w:rFonts w:eastAsia="黑体"/>
       <w:color w:val="880000"/>
     </w:rPr>
   </w:style>
@@ -14884,6 +15505,7 @@
     <w:name w:val="CharTok"/>
     <w:basedOn w:val="VerbatimChar"/>
     <w:rPr>
+      <w:rFonts w:eastAsia="黑体"/>
       <w:color w:val="4070a0"/>
     </w:rPr>
   </w:style>
@@ -14891,6 +15513,7 @@
     <w:name w:val="SpecialCharTok"/>
     <w:basedOn w:val="VerbatimChar"/>
     <w:rPr>
+      <w:rFonts w:eastAsia="黑体"/>
       <w:color w:val="4070a0"/>
     </w:rPr>
   </w:style>
@@ -14898,6 +15521,7 @@
     <w:name w:val="StringTok"/>
     <w:basedOn w:val="VerbatimChar"/>
     <w:rPr>
+      <w:rFonts w:eastAsia="黑体"/>
       <w:color w:val="4070a0"/>
     </w:rPr>
   </w:style>
@@ -14905,6 +15529,7 @@
     <w:name w:val="VerbatimStringTok"/>
     <w:basedOn w:val="VerbatimChar"/>
     <w:rPr>
+      <w:rFonts w:eastAsia="黑体"/>
       <w:color w:val="4070a0"/>
     </w:rPr>
   </w:style>
@@ -14912,6 +15537,7 @@
     <w:name w:val="SpecialStringTok"/>
     <w:basedOn w:val="VerbatimChar"/>
     <w:rPr>
+      <w:rFonts w:eastAsia="黑体"/>
       <w:color w:val="bb6688"/>
     </w:rPr>
   </w:style>
@@ -14919,6 +15545,7 @@
     <w:name w:val="ImportTok"/>
     <w:basedOn w:val="VerbatimChar"/>
     <w:rPr>
+      <w:rFonts w:eastAsia="黑体"/>
       <w:b/>
       <w:color w:val="008000"/>
     </w:rPr>
@@ -14927,6 +15554,7 @@
     <w:name w:val="CommentTok"/>
     <w:basedOn w:val="VerbatimChar"/>
     <w:rPr>
+      <w:rFonts w:eastAsia="黑体"/>
       <w:i/>
       <w:color w:val="60a0b0"/>
     </w:rPr>
@@ -14935,6 +15563,7 @@
     <w:name w:val="DocumentationTok"/>
     <w:basedOn w:val="VerbatimChar"/>
     <w:rPr>
+      <w:rFonts w:eastAsia="黑体"/>
       <w:i/>
       <w:color w:val="ba2121"/>
     </w:rPr>
@@ -14943,6 +15572,7 @@
     <w:name w:val="AnnotationTok"/>
     <w:basedOn w:val="VerbatimChar"/>
     <w:rPr>
+      <w:rFonts w:eastAsia="黑体"/>
       <w:b/>
       <w:i/>
       <w:color w:val="60a0b0"/>
@@ -14952,6 +15582,7 @@
     <w:name w:val="CommentVarTok"/>
     <w:basedOn w:val="VerbatimChar"/>
     <w:rPr>
+      <w:rFonts w:eastAsia="黑体"/>
       <w:b/>
       <w:i/>
       <w:color w:val="60a0b0"/>
@@ -14961,6 +15592,7 @@
     <w:name w:val="OtherTok"/>
     <w:basedOn w:val="VerbatimChar"/>
     <w:rPr>
+      <w:rFonts w:eastAsia="黑体"/>
       <w:color w:val="007020"/>
     </w:rPr>
   </w:style>
@@ -14968,6 +15600,7 @@
     <w:name w:val="FunctionTok"/>
     <w:basedOn w:val="VerbatimChar"/>
     <w:rPr>
+      <w:rFonts w:eastAsia="黑体"/>
       <w:color w:val="06287e"/>
     </w:rPr>
   </w:style>
@@ -14975,6 +15608,7 @@
     <w:name w:val="VariableTok"/>
     <w:basedOn w:val="VerbatimChar"/>
     <w:rPr>
+      <w:rFonts w:eastAsia="黑体"/>
       <w:color w:val="19177c"/>
     </w:rPr>
   </w:style>
@@ -14982,6 +15616,7 @@
     <w:name w:val="ControlFlowTok"/>
     <w:basedOn w:val="VerbatimChar"/>
     <w:rPr>
+      <w:rFonts w:eastAsia="黑体"/>
       <w:b/>
       <w:color w:val="007020"/>
     </w:rPr>
@@ -14990,6 +15625,7 @@
     <w:name w:val="OperatorTok"/>
     <w:basedOn w:val="VerbatimChar"/>
     <w:rPr>
+      <w:rFonts w:eastAsia="黑体"/>
       <w:color w:val="666666"/>
     </w:rPr>
   </w:style>
@@ -14997,18 +15633,22 @@
     <w:name w:val="BuiltInTok"/>
     <w:basedOn w:val="VerbatimChar"/>
     <w:rPr>
+      <w:rFonts w:eastAsia="黑体"/>
       <w:color w:val="008000"/>
     </w:rPr>
   </w:style>
   <w:style w:type="character" w:customStyle="1" w:styleId="ExtensionTok">
     <w:name w:val="ExtensionTok"/>
     <w:basedOn w:val="VerbatimChar"/>
-    <w:rPr/>
+    <w:rPr>
+      <w:rFonts w:eastAsia="黑体"/>
+    </w:rPr>
   </w:style>
   <w:style w:type="character" w:customStyle="1" w:styleId="PreprocessorTok">
     <w:name w:val="PreprocessorTok"/>
     <w:basedOn w:val="VerbatimChar"/>
     <w:rPr>
+      <w:rFonts w:eastAsia="黑体"/>
       <w:color w:val="bc7a00"/>
     </w:rPr>
   </w:style>
@@ -15016,18 +15656,22 @@
     <w:name w:val="AttributeTok"/>
     <w:basedOn w:val="VerbatimChar"/>
     <w:rPr>
+      <w:rFonts w:eastAsia="黑体"/>
       <w:color w:val="7d9029"/>
     </w:rPr>
   </w:style>
   <w:style w:type="character" w:customStyle="1" w:styleId="RegionMarkerTok">
     <w:name w:val="RegionMarkerTok"/>
     <w:basedOn w:val="VerbatimChar"/>
-    <w:rPr/>
+    <w:rPr>
+      <w:rFonts w:eastAsia="黑体"/>
+    </w:rPr>
   </w:style>
   <w:style w:type="character" w:customStyle="1" w:styleId="InformationTok">
     <w:name w:val="InformationTok"/>
     <w:basedOn w:val="VerbatimChar"/>
     <w:rPr>
+      <w:rFonts w:eastAsia="黑体"/>
       <w:b/>
       <w:i/>
       <w:color w:val="60a0b0"/>
@@ -15037,6 +15681,7 @@
     <w:name w:val="WarningTok"/>
     <w:basedOn w:val="VerbatimChar"/>
     <w:rPr>
+      <w:rFonts w:eastAsia="黑体"/>
       <w:b/>
       <w:i/>
       <w:color w:val="60a0b0"/>
@@ -15046,6 +15691,7 @@
     <w:name w:val="AlertTok"/>
     <w:basedOn w:val="VerbatimChar"/>
     <w:rPr>
+      <w:rFonts w:eastAsia="黑体"/>
       <w:b/>
       <w:color w:val="ff0000"/>
     </w:rPr>
@@ -15054,6 +15700,7 @@
     <w:name w:val="ErrorTok"/>
     <w:basedOn w:val="VerbatimChar"/>
     <w:rPr>
+      <w:rFonts w:eastAsia="黑体"/>
       <w:b/>
       <w:color w:val="ff0000"/>
     </w:rPr>
@@ -15061,7 +15708,9 @@
   <w:style w:type="character" w:customStyle="1" w:styleId="NormalTok">
     <w:name w:val="NormalTok"/>
     <w:basedOn w:val="VerbatimChar"/>
-    <w:rPr/>
+    <w:rPr>
+      <w:rFonts w:eastAsia="黑体"/>
+    </w:rPr>
   </w:style>
 </w:styles>
 </file>
@@ -15110,12 +15759,12 @@
     <a:fontScheme name="Office">
       <a:majorFont>
         <a:latin typeface="Calibri"/>
-        <a:ea typeface=""/>
+        <a:ea typeface="黑体"/>
         <a:cs typeface=""/>
         <a:font script="Jpan" typeface="ＭＳ ゴシック"/>
         <a:font script="Hang" typeface="맑은 고딕"/>
-        <a:font script="Hans" typeface="宋体"/>
-        <a:font script="Hant" typeface="新細明體"/>
+        <a:font script="Hans" typeface="黑体"/>
+        <a:font script="Hant" typeface="黑体"/>
         <a:font script="Arab" typeface="Times New Roman"/>
         <a:font script="Hebr" typeface="Times New Roman"/>
         <a:font script="Thai" typeface="Angsana New"/>
@@ -15145,12 +15794,12 @@
       </a:majorFont>
       <a:minorFont>
         <a:latin typeface="Cambria"/>
-        <a:ea typeface=""/>
+        <a:ea typeface="黑体"/>
         <a:cs typeface=""/>
         <a:font script="Jpan" typeface="ＭＳ 明朝"/>
         <a:font script="Hang" typeface="맑은 고딕"/>
-        <a:font script="Hans" typeface="宋体"/>
-        <a:font script="Hant" typeface="新細明體"/>
+        <a:font script="Hans" typeface="黑体"/>
+        <a:font script="Hant" typeface="黑体"/>
         <a:font script="Arab" typeface="Arial"/>
         <a:font script="Hebr" typeface="Arial"/>
         <a:font script="Thai" typeface="Cordia New"/>

--- a/08-传感器电路/02-光电传感器电路/光敏电阻检测电路/光敏电阻检测电路.docx
+++ b/08-传感器电路/02-光电传感器电路/光敏电阻检测电路/光敏电阻检测电路.docx
@@ -2688,7 +2688,7 @@
           <w:color w:val="555555"/>
           <w:sz w:val="21"/>
         </w:rPr>
-        <w:t>材料收集者：杜文杰，WX手机：19519196569，QQ:3478827729</w:t>
+        <w:t>材料收集者：杜文杰，微信/手机：19519196569，QQ:3478827729</w:t>
       </w:r>
     </w:p>
     <w:sectPr>
